--- a/Documentation/Protocolo para garantia de confiabilidade.docx
+++ b/Documentation/Protocolo para garantia de confiabilidade.docx
@@ -2348,28 +2348,15 @@
     </w:p>
     <w:p>
       <w:pPr>
-        <w:pStyle w:val="PargrafodaLista"/>
-        <w:numPr>
-          <w:ilvl w:val="1"/>
-          <w:numId w:val="1"/>
-        </w:numPr>
         <w:jc w:val="both"/>
         <w:rPr>
           <w:b/>
           <w:bCs/>
         </w:rPr>
       </w:pPr>
-      <w:r>
-        <w:rPr>
-          <w:b/>
-          <w:bCs/>
-        </w:rPr>
-        <w:t>Retorno de resultados do teste de validação:</w:t>
-      </w:r>
-    </w:p>
-    <w:p>
-      <w:pPr>
-        <w:ind w:left="708"/>
+    </w:p>
+    <w:p>
+      <w:pPr>
         <w:jc w:val="both"/>
         <w:rPr>
           <w:b/>
@@ -2379,7 +2366,6 @@
     </w:p>
     <w:p>
       <w:pPr>
-        <w:ind w:left="708"/>
         <w:jc w:val="both"/>
         <w:rPr>
           <w:b/>
@@ -2389,7 +2375,6 @@
     </w:p>
     <w:p>
       <w:pPr>
-        <w:ind w:left="708"/>
         <w:jc w:val="both"/>
         <w:rPr>
           <w:b/>
@@ -2399,7 +2384,6 @@
     </w:p>
     <w:p>
       <w:pPr>
-        <w:ind w:left="708"/>
         <w:jc w:val="both"/>
         <w:rPr>
           <w:b/>
@@ -2409,7 +2393,6 @@
     </w:p>
     <w:p>
       <w:pPr>
-        <w:ind w:left="708"/>
         <w:jc w:val="both"/>
         <w:rPr>
           <w:b/>
@@ -2419,7 +2402,6 @@
     </w:p>
     <w:p>
       <w:pPr>
-        <w:ind w:left="708"/>
         <w:jc w:val="both"/>
         <w:rPr>
           <w:b/>
@@ -2429,7 +2411,6 @@
     </w:p>
     <w:p>
       <w:pPr>
-        <w:ind w:left="708"/>
         <w:jc w:val="both"/>
         <w:rPr>
           <w:b/>
@@ -2439,11 +2420,6 @@
     </w:p>
     <w:p>
       <w:pPr>
-        <w:pStyle w:val="PargrafodaLista"/>
-        <w:numPr>
-          <w:ilvl w:val="0"/>
-          <w:numId w:val="48"/>
-        </w:numPr>
         <w:jc w:val="both"/>
         <w:rPr>
           <w:b/>
@@ -2452,263 +2428,9 @@
       </w:pPr>
       <w:r>
         <w:rPr>
-          <w:b/>
-          <w:bCs/>
+          <w:noProof/>
         </w:rPr>
         <w:lastRenderedPageBreak/>
-        <w:t>Observações importantes:</w:t>
-      </w:r>
-    </w:p>
-    <w:p>
-      <w:pPr>
-        <w:ind w:left="708"/>
-        <w:jc w:val="both"/>
-        <w:rPr>
-          <w:b/>
-          <w:bCs/>
-        </w:rPr>
-      </w:pPr>
-      <w:r>
-        <w:rPr>
-          <w:b/>
-          <w:bCs/>
-        </w:rPr>
-        <w:t>Parâmetros diferentes entre a implementação atual e o Artigo:</w:t>
-      </w:r>
-    </w:p>
-    <w:p>
-      <w:pPr>
-        <w:pStyle w:val="PargrafodaLista"/>
-        <w:numPr>
-          <w:ilvl w:val="0"/>
-          <w:numId w:val="45"/>
-        </w:numPr>
-        <w:jc w:val="both"/>
-        <w:rPr>
-          <w:b/>
-          <w:bCs/>
-        </w:rPr>
-      </w:pPr>
-      <w:proofErr w:type="spellStart"/>
-      <w:r>
-        <w:rPr>
-          <w:b/>
-          <w:bCs/>
-        </w:rPr>
-        <w:t>Weight</w:t>
-      </w:r>
-      <w:proofErr w:type="spellEnd"/>
-      <w:r>
-        <w:rPr>
-          <w:b/>
-          <w:bCs/>
-        </w:rPr>
-        <w:t xml:space="preserve"> </w:t>
-      </w:r>
-      <w:proofErr w:type="spellStart"/>
-      <w:r>
-        <w:rPr>
-          <w:b/>
-          <w:bCs/>
-        </w:rPr>
-        <w:t>decay</w:t>
-      </w:r>
-      <w:proofErr w:type="spellEnd"/>
-      <w:r>
-        <w:rPr>
-          <w:b/>
-          <w:bCs/>
-        </w:rPr>
-        <w:t xml:space="preserve"> </w:t>
-      </w:r>
-      <w:proofErr w:type="spellStart"/>
-      <w:r>
-        <w:rPr>
-          <w:b/>
-          <w:bCs/>
-        </w:rPr>
-        <w:t>vs</w:t>
-      </w:r>
-      <w:proofErr w:type="spellEnd"/>
-      <w:r>
-        <w:rPr>
-          <w:b/>
-          <w:bCs/>
-        </w:rPr>
-        <w:t xml:space="preserve"> L2 </w:t>
-      </w:r>
-      <w:proofErr w:type="spellStart"/>
-      <w:r>
-        <w:rPr>
-          <w:b/>
-          <w:bCs/>
-        </w:rPr>
-        <w:t>regularizer</w:t>
-      </w:r>
-      <w:proofErr w:type="spellEnd"/>
-    </w:p>
-    <w:p>
-      <w:pPr>
-        <w:numPr>
-          <w:ilvl w:val="0"/>
-          <w:numId w:val="38"/>
-        </w:numPr>
-        <w:jc w:val="both"/>
-      </w:pPr>
-      <w:r>
-        <w:t xml:space="preserve">Você aplicou </w:t>
-      </w:r>
-      <w:proofErr w:type="spellStart"/>
-      <w:r>
-        <w:t>kernel_regularizer</w:t>
-      </w:r>
-      <w:proofErr w:type="spellEnd"/>
-      <w:r>
-        <w:t>=</w:t>
-      </w:r>
-      <w:proofErr w:type="gramStart"/>
-      <w:r>
-        <w:t>regularizers.l</w:t>
-      </w:r>
-      <w:proofErr w:type="gramEnd"/>
-      <w:r>
-        <w:t>2</w:t>
-      </w:r>
-      <w:r>
-        <w:t xml:space="preserve"> </w:t>
-      </w:r>
-      <w:r>
-        <w:t>(</w:t>
-      </w:r>
-      <w:proofErr w:type="spellStart"/>
-      <w:r>
-        <w:t>weight_decay</w:t>
-      </w:r>
-      <w:proofErr w:type="spellEnd"/>
-      <w:r>
-        <w:t>) nas camadas do modelo</w:t>
-      </w:r>
-      <w:r>
-        <w:t xml:space="preserve">. </w:t>
-      </w:r>
-      <w:r>
-        <w:t xml:space="preserve">Isso adiciona a soma dos quadrados dos pesos multiplicada por </w:t>
-      </w:r>
-      <w:proofErr w:type="spellStart"/>
-      <w:r>
-        <w:t>weight_decay</w:t>
-      </w:r>
-      <w:proofErr w:type="spellEnd"/>
-      <w:r>
-        <w:t xml:space="preserve"> à perda. O </w:t>
-      </w:r>
-      <w:r>
-        <w:t>artigo</w:t>
-      </w:r>
-      <w:r>
-        <w:t xml:space="preserve"> usava </w:t>
-      </w:r>
-      <w:proofErr w:type="spellStart"/>
-      <w:r>
-        <w:rPr>
-          <w:i/>
-          <w:iCs/>
-        </w:rPr>
-        <w:t>weight</w:t>
-      </w:r>
-      <w:proofErr w:type="spellEnd"/>
-      <w:r>
-        <w:rPr>
-          <w:i/>
-          <w:iCs/>
-        </w:rPr>
-        <w:t xml:space="preserve"> </w:t>
-      </w:r>
-      <w:proofErr w:type="spellStart"/>
-      <w:r>
-        <w:rPr>
-          <w:i/>
-          <w:iCs/>
-        </w:rPr>
-        <w:t>decay</w:t>
-      </w:r>
-      <w:proofErr w:type="spellEnd"/>
-      <w:r>
-        <w:t xml:space="preserve"> em </w:t>
-      </w:r>
-      <w:proofErr w:type="spellStart"/>
-      <w:r>
-        <w:t>Caffe</w:t>
-      </w:r>
-      <w:proofErr w:type="spellEnd"/>
-      <w:r>
-        <w:t xml:space="preserve">: a correspondência é correta na prática, mas há implementações modernas que usam </w:t>
-      </w:r>
-      <w:proofErr w:type="spellStart"/>
-      <w:r>
-        <w:rPr>
-          <w:i/>
-          <w:iCs/>
-        </w:rPr>
-        <w:t>decoupled</w:t>
-      </w:r>
-      <w:proofErr w:type="spellEnd"/>
-      <w:r>
-        <w:t xml:space="preserve"> </w:t>
-      </w:r>
-      <w:proofErr w:type="spellStart"/>
-      <w:r>
-        <w:t>weight</w:t>
-      </w:r>
-      <w:proofErr w:type="spellEnd"/>
-      <w:r>
-        <w:t xml:space="preserve"> </w:t>
-      </w:r>
-      <w:proofErr w:type="spellStart"/>
-      <w:r>
-        <w:t>decay</w:t>
-      </w:r>
-      <w:proofErr w:type="spellEnd"/>
-      <w:r>
-        <w:t xml:space="preserve"> (</w:t>
-      </w:r>
-      <w:proofErr w:type="spellStart"/>
-      <w:r>
-        <w:t>AdamW</w:t>
-      </w:r>
-      <w:proofErr w:type="spellEnd"/>
-      <w:r>
-        <w:t xml:space="preserve"> </w:t>
-      </w:r>
-      <w:proofErr w:type="spellStart"/>
-      <w:r>
-        <w:t>style</w:t>
-      </w:r>
-      <w:proofErr w:type="spellEnd"/>
-      <w:r>
-        <w:t xml:space="preserve">) que não é idêntico. Para reproduzir fielmente os números, sua forma (L2 na </w:t>
-      </w:r>
-      <w:proofErr w:type="spellStart"/>
-      <w:r>
-        <w:t>loss</w:t>
-      </w:r>
-      <w:proofErr w:type="spellEnd"/>
-      <w:r>
-        <w:t>) é apropriada.</w:t>
-      </w:r>
-    </w:p>
-    <w:p>
-      <w:pPr>
-        <w:jc w:val="both"/>
-        <w:rPr>
-          <w:b/>
-          <w:bCs/>
-        </w:rPr>
-      </w:pPr>
-      <w:r>
-        <w:rPr>
-          <w:noProof/>
-        </w:rPr>
         <mc:AlternateContent>
           <mc:Choice Requires="wps">
             <w:drawing>
@@ -3216,7 +2938,6 @@
         <w:ind w:left="2148"/>
       </w:pPr>
       <w:r>
-        <w:lastRenderedPageBreak/>
         <w:t xml:space="preserve">- </w:t>
       </w:r>
       <w:r>
@@ -3547,6 +3268,7 @@
         <w:jc w:val="both"/>
       </w:pPr>
       <w:r>
+        <w:lastRenderedPageBreak/>
         <w:t>A</w:t>
       </w:r>
       <w:r>
@@ -3685,7 +3407,15 @@
       </w:r>
       <w:proofErr w:type="spellEnd"/>
       <w:r>
-        <w:t xml:space="preserve"> encoder da</w:t>
+        <w:t xml:space="preserve"> </w:t>
+      </w:r>
+      <w:proofErr w:type="spellStart"/>
+      <w:r>
+        <w:t>encoder</w:t>
+      </w:r>
+      <w:proofErr w:type="spellEnd"/>
+      <w:r>
+        <w:t xml:space="preserve"> da</w:t>
       </w:r>
       <w:r>
         <w:t xml:space="preserve"> arquitetura da BERT</w:t>
@@ -4736,6 +4466,7 @@
           <w:noProof/>
           <w:color w:val="0D0D0D" w:themeColor="text1" w:themeTint="F2"/>
         </w:rPr>
+        <w:lastRenderedPageBreak/>
         <w:drawing>
           <wp:inline distT="0" distB="0" distL="0" distR="0" wp14:anchorId="0A5330E2" wp14:editId="4A89CA37">
             <wp:extent cx="5228514" cy="2055377"/>
@@ -5953,6 +5684,7 @@
           <w:bCs/>
           <w:noProof/>
         </w:rPr>
+        <w:lastRenderedPageBreak/>
         <w:drawing>
           <wp:inline distT="0" distB="0" distL="0" distR="0" wp14:anchorId="7FC37BB8" wp14:editId="1B12141C">
             <wp:extent cx="5400040" cy="2649220"/>
@@ -6170,204 +5902,6 @@
           <w:bCs/>
         </w:rPr>
       </w:pPr>
-    </w:p>
-    <w:p>
-      <w:pPr>
-        <w:pStyle w:val="PargrafodaLista"/>
-        <w:ind w:left="708"/>
-        <w:jc w:val="both"/>
-        <w:rPr>
-          <w:b/>
-          <w:bCs/>
-        </w:rPr>
-      </w:pPr>
-    </w:p>
-    <w:p>
-      <w:pPr>
-        <w:pStyle w:val="PargrafodaLista"/>
-        <w:numPr>
-          <w:ilvl w:val="0"/>
-          <w:numId w:val="60"/>
-        </w:numPr>
-        <w:rPr>
-          <w:b/>
-          <w:bCs/>
-        </w:rPr>
-      </w:pPr>
-      <w:r>
-        <w:rPr>
-          <w:b/>
-          <w:bCs/>
-        </w:rPr>
-        <w:lastRenderedPageBreak/>
-        <w:t>Retorno de resultados do teste de validação:</w:t>
-      </w:r>
-    </w:p>
-    <w:p>
-      <w:pPr>
-        <w:ind w:left="1776"/>
-        <w:rPr>
-          <w:b/>
-          <w:bCs/>
-        </w:rPr>
-      </w:pPr>
-      <w:r>
-        <w:rPr>
-          <w:b/>
-          <w:bCs/>
-        </w:rPr>
-        <w:t>OBSERVAÇÃO 1:</w:t>
-      </w:r>
-    </w:p>
-    <w:p>
-      <w:pPr>
-        <w:ind w:left="708"/>
-        <w:rPr>
-          <w:b/>
-          <w:bCs/>
-        </w:rPr>
-      </w:pPr>
-      <w:r>
-        <w:rPr>
-          <w:b/>
-          <w:bCs/>
-        </w:rPr>
-        <w:drawing>
-          <wp:inline distT="0" distB="0" distL="0" distR="0" wp14:anchorId="3C150F9E" wp14:editId="782FE7EF">
-            <wp:extent cx="5400040" cy="781685"/>
-            <wp:effectExtent l="0" t="0" r="0" b="0"/>
-            <wp:docPr id="1005225276" name="Imagem 1"/>
-            <wp:cNvGraphicFramePr>
-              <a:graphicFrameLocks xmlns:a="http://schemas.openxmlformats.org/drawingml/2006/main" noChangeAspect="1"/>
-            </wp:cNvGraphicFramePr>
-            <a:graphic xmlns:a="http://schemas.openxmlformats.org/drawingml/2006/main">
-              <a:graphicData uri="http://schemas.openxmlformats.org/drawingml/2006/picture">
-                <pic:pic xmlns:pic="http://schemas.openxmlformats.org/drawingml/2006/picture">
-                  <pic:nvPicPr>
-                    <pic:cNvPr id="1005225276" name=""/>
-                    <pic:cNvPicPr/>
-                  </pic:nvPicPr>
-                  <pic:blipFill>
-                    <a:blip r:embed="rId22"/>
-                    <a:stretch>
-                      <a:fillRect/>
-                    </a:stretch>
-                  </pic:blipFill>
-                  <pic:spPr>
-                    <a:xfrm>
-                      <a:off x="0" y="0"/>
-                      <a:ext cx="5400040" cy="781685"/>
-                    </a:xfrm>
-                    <a:prstGeom prst="rect">
-                      <a:avLst/>
-                    </a:prstGeom>
-                  </pic:spPr>
-                </pic:pic>
-              </a:graphicData>
-            </a:graphic>
-          </wp:inline>
-        </w:drawing>
-      </w:r>
-    </w:p>
-    <w:p>
-      <w:pPr>
-        <w:ind w:left="708"/>
-        <w:rPr>
-          <w:b/>
-          <w:bCs/>
-        </w:rPr>
-      </w:pPr>
-      <w:r>
-        <w:rPr>
-          <w:b/>
-          <w:bCs/>
-        </w:rPr>
-        <w:drawing>
-          <wp:inline distT="0" distB="0" distL="0" distR="0" wp14:anchorId="064BD09C" wp14:editId="18C07C17">
-            <wp:extent cx="5400040" cy="3547745"/>
-            <wp:effectExtent l="0" t="0" r="0" b="0"/>
-            <wp:docPr id="190380662" name="Imagem 1"/>
-            <wp:cNvGraphicFramePr>
-              <a:graphicFrameLocks xmlns:a="http://schemas.openxmlformats.org/drawingml/2006/main" noChangeAspect="1"/>
-            </wp:cNvGraphicFramePr>
-            <a:graphic xmlns:a="http://schemas.openxmlformats.org/drawingml/2006/main">
-              <a:graphicData uri="http://schemas.openxmlformats.org/drawingml/2006/picture">
-                <pic:pic xmlns:pic="http://schemas.openxmlformats.org/drawingml/2006/picture">
-                  <pic:nvPicPr>
-                    <pic:cNvPr id="190380662" name=""/>
-                    <pic:cNvPicPr/>
-                  </pic:nvPicPr>
-                  <pic:blipFill>
-                    <a:blip r:embed="rId23"/>
-                    <a:stretch>
-                      <a:fillRect/>
-                    </a:stretch>
-                  </pic:blipFill>
-                  <pic:spPr>
-                    <a:xfrm>
-                      <a:off x="0" y="0"/>
-                      <a:ext cx="5400040" cy="3547745"/>
-                    </a:xfrm>
-                    <a:prstGeom prst="rect">
-                      <a:avLst/>
-                    </a:prstGeom>
-                  </pic:spPr>
-                </pic:pic>
-              </a:graphicData>
-            </a:graphic>
-          </wp:inline>
-        </w:drawing>
-      </w:r>
-    </w:p>
-    <w:p>
-      <w:pPr>
-        <w:ind w:left="708"/>
-        <w:rPr>
-          <w:b/>
-          <w:bCs/>
-          <w:color w:val="C00000"/>
-        </w:rPr>
-      </w:pPr>
-      <w:r>
-        <w:rPr>
-          <w:b/>
-          <w:bCs/>
-          <w:color w:val="C00000"/>
-        </w:rPr>
-        <w:t xml:space="preserve">OBSERVAÇÃO: </w:t>
-      </w:r>
-      <w:r>
-        <w:rPr>
-          <w:b/>
-          <w:bCs/>
-          <w:color w:val="C00000"/>
-        </w:rPr>
-        <w:t>E</w:t>
-      </w:r>
-      <w:r>
-        <w:rPr>
-          <w:b/>
-          <w:bCs/>
-          <w:color w:val="C00000"/>
-        </w:rPr>
-        <w:t>vidências para o protocolo de experimentação</w:t>
-      </w:r>
-      <w:r>
-        <w:rPr>
-          <w:b/>
-          <w:bCs/>
-          <w:color w:val="C00000"/>
-        </w:rPr>
-        <w:t xml:space="preserve"> (trechos/afirmações-chave)</w:t>
-      </w:r>
-      <w:r>
-        <w:rPr>
-          <w:b/>
-          <w:bCs/>
-          <w:color w:val="C00000"/>
-        </w:rPr>
-        <w:t xml:space="preserve"> estão destacadas no artigo.</w:t>
-      </w:r>
     </w:p>
     <w:p>
       <w:pPr>

--- a/Documentation/Protocolo para garantia de confiabilidade.docx
+++ b/Documentation/Protocolo para garantia de confiabilidade.docx
@@ -3,9 +3,35 @@
 <w:document xmlns:wpc="http://schemas.microsoft.com/office/word/2010/wordprocessingCanvas" xmlns:cx="http://schemas.microsoft.com/office/drawing/2014/chartex" xmlns:cx1="http://schemas.microsoft.com/office/drawing/2015/9/8/chartex" xmlns:cx2="http://schemas.microsoft.com/office/drawing/2015/10/21/chartex" xmlns:cx3="http://schemas.microsoft.com/office/drawing/2016/5/9/chartex" xmlns:cx4="http://schemas.microsoft.com/office/drawing/2016/5/10/chartex" xmlns:cx5="http://schemas.microsoft.com/office/drawing/2016/5/11/chartex" xmlns:cx6="http://schemas.microsoft.com/office/drawing/2016/5/12/chartex" xmlns:cx7="http://schemas.microsoft.com/office/drawing/2016/5/13/chartex" xmlns:cx8="http://schemas.microsoft.com/office/drawing/2016/5/14/chartex" xmlns:mc="http://schemas.openxmlformats.org/markup-compatibility/2006" xmlns:aink="http://schemas.microsoft.com/office/drawing/2016/ink" xmlns:am3d="http://schemas.microsoft.com/office/drawing/2017/model3d" xmlns:o="urn:schemas-microsoft-com:office:office" xmlns:oel="http://schemas.microsoft.com/office/2019/extlst" xmlns:r="http://schemas.openxmlformats.org/officeDocument/2006/relationships" xmlns:m="http://schemas.openxmlformats.org/officeDocument/2006/math" xmlns:v="urn:schemas-microsoft-com:vml" xmlns:wp14="http://schemas.microsoft.com/office/word/2010/wordprocessingDrawing" xmlns:wp="http://schemas.openxmlformats.org/drawingml/2006/wordprocessingDrawing" xmlns:w10="urn:schemas-microsoft-com:office:word" xmlns:w="http://schemas.openxmlformats.org/wordprocessingml/2006/main" xmlns:w14="http://schemas.microsoft.com/office/word/2010/wordml" xmlns:w15="http://schemas.microsoft.com/office/word/2012/wordml" xmlns:w16cex="http://schemas.microsoft.com/office/word/2018/wordml/cex" xmlns:w16cid="http://schemas.microsoft.com/office/word/2016/wordml/cid" xmlns:w16="http://schemas.microsoft.com/office/word/2018/wordml" xmlns:w16du="http://schemas.microsoft.com/office/word/2023/wordml/word16du" xmlns:w16sdtdh="http://schemas.microsoft.com/office/word/2020/wordml/sdtdatahash" xmlns:w16sdtfl="http://schemas.microsoft.com/office/word/2024/wordml/sdtformatlock" xmlns:w16se="http://schemas.microsoft.com/office/word/2015/wordml/symex" xmlns:wpg="http://schemas.microsoft.com/office/word/2010/wordprocessingGroup" xmlns:wpi="http://schemas.microsoft.com/office/word/2010/wordprocessingInk" xmlns:wne="http://schemas.microsoft.com/office/word/2006/wordml" xmlns:wps="http://schemas.microsoft.com/office/word/2010/wordprocessingShape" mc:Ignorable="w14 w15 w16se w16cid w16 w16cex w16sdtdh w16sdtfl w16du wp14">
   <w:body>
     <w:p>
-      <w:r>
-        <w:t>Roteiro de apresentação para o professor:</w:t>
-      </w:r>
+      <w:pPr>
+        <w:jc w:val="center"/>
+        <w:rPr>
+          <w:i/>
+          <w:iCs/>
+          <w:sz w:val="24"/>
+          <w:szCs w:val="24"/>
+        </w:rPr>
+      </w:pPr>
+      <w:bookmarkStart w:id="0" w:name="_Hlk218841566"/>
+      <w:bookmarkEnd w:id="0"/>
+      <w:r>
+        <w:rPr>
+          <w:i/>
+          <w:iCs/>
+          <w:sz w:val="24"/>
+          <w:szCs w:val="24"/>
+        </w:rPr>
+        <w:t>Protocolo seguido para garantia da confiabilidade de implementação das Arquiteturas</w:t>
+      </w:r>
+    </w:p>
+    <w:p>
+      <w:pPr>
+        <w:pStyle w:val="PargrafodaLista"/>
+        <w:rPr>
+          <w:b/>
+          <w:bCs/>
+        </w:rPr>
+      </w:pPr>
     </w:p>
     <w:p>
       <w:pPr>
@@ -24,68 +50,84 @@
           <w:b/>
           <w:bCs/>
         </w:rPr>
-        <w:t xml:space="preserve">Verificação </w:t>
-      </w:r>
-      <w:r>
-        <w:rPr>
-          <w:b/>
-          <w:bCs/>
-        </w:rPr>
-        <w:t>da rede RESNET-50</w:t>
-      </w:r>
-      <w:r>
-        <w:rPr>
-          <w:b/>
-          <w:bCs/>
-        </w:rPr>
-        <w:t>:</w:t>
+        <w:t>Implementação da arquitetura ResNet-50</w:t>
       </w:r>
     </w:p>
     <w:p>
       <w:pPr>
         <w:pStyle w:val="PargrafodaLista"/>
         <w:rPr>
-          <w:color w:val="EE0000"/>
-        </w:rPr>
-      </w:pPr>
-      <w:r>
-        <w:rPr>
-          <w:color w:val="EE0000"/>
-        </w:rPr>
-        <w:t xml:space="preserve">Artigo - </w:t>
+          <w:b/>
+          <w:bCs/>
+        </w:rPr>
+      </w:pPr>
+    </w:p>
+    <w:p>
+      <w:pPr>
+        <w:pStyle w:val="PargrafodaLista"/>
+        <w:numPr>
+          <w:ilvl w:val="0"/>
+          <w:numId w:val="61"/>
+        </w:numPr>
+        <w:rPr>
+          <w:b/>
+          <w:bCs/>
+        </w:rPr>
+      </w:pPr>
+      <w:r>
+        <w:t>Artigo</w:t>
+      </w:r>
+      <w:r>
+        <w:t xml:space="preserve"> </w:t>
+      </w:r>
+      <w:r>
+        <w:t>de referência</w:t>
+      </w:r>
+      <w:r>
+        <w:t xml:space="preserve"> - </w:t>
       </w:r>
       <w:proofErr w:type="spellStart"/>
       <w:r>
         <w:rPr>
-          <w:color w:val="EE0000"/>
+          <w:i/>
+          <w:iCs/>
+          <w:u w:val="single"/>
         </w:rPr>
         <w:t>Deep</w:t>
       </w:r>
       <w:proofErr w:type="spellEnd"/>
       <w:r>
         <w:rPr>
-          <w:color w:val="EE0000"/>
+          <w:i/>
+          <w:iCs/>
+          <w:u w:val="single"/>
         </w:rPr>
         <w:t xml:space="preserve"> Residual Learning for </w:t>
       </w:r>
       <w:proofErr w:type="spellStart"/>
       <w:r>
         <w:rPr>
-          <w:color w:val="EE0000"/>
+          <w:i/>
+          <w:iCs/>
+          <w:u w:val="single"/>
         </w:rPr>
         <w:t>Image</w:t>
       </w:r>
       <w:proofErr w:type="spellEnd"/>
       <w:r>
         <w:rPr>
-          <w:color w:val="EE0000"/>
+          <w:i/>
+          <w:iCs/>
+          <w:u w:val="single"/>
         </w:rPr>
         <w:t xml:space="preserve"> </w:t>
       </w:r>
       <w:proofErr w:type="spellStart"/>
       <w:r>
         <w:rPr>
-          <w:color w:val="EE0000"/>
+          <w:i/>
+          <w:iCs/>
+          <w:u w:val="single"/>
         </w:rPr>
         <w:t>Recognition</w:t>
       </w:r>
@@ -94,85 +136,56 @@
     <w:p>
       <w:pPr>
         <w:pStyle w:val="PargrafodaLista"/>
-        <w:rPr>
-          <w:color w:val="EE0000"/>
-        </w:rPr>
       </w:pPr>
     </w:p>
     <w:p>
       <w:pPr>
         <w:pStyle w:val="PargrafodaLista"/>
         <w:jc w:val="both"/>
-        <w:rPr>
-          <w:color w:val="EE0000"/>
-        </w:rPr>
-      </w:pPr>
-      <w:r>
-        <w:rPr>
-          <w:color w:val="EE0000"/>
-        </w:rPr>
-        <w:t xml:space="preserve">Abstract: </w:t>
-      </w:r>
-      <w:r>
-        <w:rPr>
-          <w:color w:val="EE0000"/>
-        </w:rPr>
+      </w:pPr>
+      <w:r>
+        <w:rPr>
+          <w:b/>
+          <w:bCs/>
+        </w:rPr>
+        <w:t>Abstract:</w:t>
+      </w:r>
+      <w:r>
+        <w:t xml:space="preserve"> </w:t>
+      </w:r>
+      <w:r>
         <w:t xml:space="preserve">Redes neurais mais profundas são mais difíceis de treinar. Apresentamos uma estrutura de aprendizado residual para facilitar o treinamento de redes substancialmente mais profundas do que as usadas anteriormente. Reformulamos explicitamente as camadas como aprendizado de funções residuais com referência às entradas da camada, em vez de aprendizado de funções sem referência. Fornecemos evidências empíricas abrangentes mostrando que essas redes residuais são mais fáceis de otimizar e podem obter precisão com um aumento considerável na profundidade. No conjunto de dados </w:t>
       </w:r>
       <w:proofErr w:type="spellStart"/>
       <w:r>
-        <w:rPr>
-          <w:color w:val="EE0000"/>
-        </w:rPr>
         <w:t>ImageNet</w:t>
       </w:r>
       <w:proofErr w:type="spellEnd"/>
       <w:r>
-        <w:rPr>
-          <w:color w:val="EE0000"/>
-        </w:rPr>
         <w:t xml:space="preserve">, avaliamos redes residuais com uma profundidade de até 152 camadas — 8 vezes mais profundas do que as redes VGG [40], mas ainda com menor complexidade. Um conjunto dessas redes residuais atinge um erro de 3,57% no conjunto de teste </w:t>
       </w:r>
       <w:proofErr w:type="spellStart"/>
       <w:r>
-        <w:rPr>
-          <w:color w:val="EE0000"/>
-        </w:rPr>
         <w:t>ImageNet</w:t>
       </w:r>
       <w:proofErr w:type="spellEnd"/>
       <w:r>
-        <w:rPr>
-          <w:color w:val="EE0000"/>
-        </w:rPr>
         <w:t xml:space="preserve">. Esse resultado conquistou o 1º lugar na tarefa de classificação do ILSVRC 2015. Também apresentamos análises no CIFAR-10 com 100 e 1000 camadas. A profundidade das representações é de importância central para muitas tarefas de reconhecimento visual. Somente devido às nossas representações extremamente profundas, obtemos uma melhoria relativa de 28% no conjunto de dados de detecção de objetos COCO. Redes residuais profundas são a base de nossas submissões para as competições ILSVRC e COCO 2015¹, onde também conquistamos o 1º lugar nas tarefas de detecção </w:t>
       </w:r>
       <w:proofErr w:type="spellStart"/>
       <w:r>
-        <w:rPr>
-          <w:color w:val="EE0000"/>
-        </w:rPr>
         <w:t>ImageNet</w:t>
       </w:r>
       <w:proofErr w:type="spellEnd"/>
       <w:r>
-        <w:rPr>
-          <w:color w:val="EE0000"/>
-        </w:rPr>
         <w:t xml:space="preserve">, localização </w:t>
       </w:r>
       <w:proofErr w:type="spellStart"/>
       <w:r>
-        <w:rPr>
-          <w:color w:val="EE0000"/>
-        </w:rPr>
         <w:t>ImageNet</w:t>
       </w:r>
       <w:proofErr w:type="spellEnd"/>
       <w:r>
-        <w:rPr>
-          <w:color w:val="EE0000"/>
-        </w:rPr>
         <w:t>, detecção COCO e segmentação COCO.</w:t>
       </w:r>
     </w:p>
@@ -218,6 +231,7 @@
           <w:ilvl w:val="1"/>
           <w:numId w:val="1"/>
         </w:numPr>
+        <w:jc w:val="both"/>
         <w:rPr>
           <w:b/>
           <w:bCs/>
@@ -238,7 +252,7 @@
         <w:t xml:space="preserve"> </w:t>
       </w:r>
       <w:r>
-        <w:t xml:space="preserve">Utilização de </w:t>
+        <w:t xml:space="preserve">Foi utilizada a base ImageNet1K no formato </w:t>
       </w:r>
       <w:proofErr w:type="spellStart"/>
       <w:r>
@@ -246,13 +260,30 @@
       </w:r>
       <w:proofErr w:type="spellEnd"/>
       <w:r>
-        <w:t>.</w:t>
+        <w:t xml:space="preserve">, um formato binário de serialização do </w:t>
+      </w:r>
+      <w:proofErr w:type="spellStart"/>
+      <w:r>
+        <w:t>TensorFlow</w:t>
+      </w:r>
+      <w:proofErr w:type="spellEnd"/>
+      <w:r>
+        <w:t xml:space="preserve"> projetado para armazenar exemplos (imagem + rótulo) de forma eficiente e compacta. Por serem arquivos binários contínuos, os </w:t>
+      </w:r>
+      <w:proofErr w:type="spellStart"/>
+      <w:r>
+        <w:t>TFRecords</w:t>
+      </w:r>
+      <w:proofErr w:type="spellEnd"/>
+      <w:r>
+        <w:t xml:space="preserve"> permitem leitura sequencial muito rápida, baixa sobrecarga em Python e boa compressão, sendo especialmente adequados para pipelines de treino intensivo em GPU/TPU.</w:t>
       </w:r>
     </w:p>
     <w:p>
       <w:pPr>
         <w:pStyle w:val="PargrafodaLista"/>
-        <w:ind w:left="1440"/>
+        <w:ind w:left="1800"/>
+        <w:jc w:val="both"/>
       </w:pPr>
     </w:p>
     <w:p>
@@ -264,77 +295,70 @@
         </w:numPr>
         <w:jc w:val="both"/>
       </w:pPr>
+      <w:r>
+        <w:t xml:space="preserve">A geração dos </w:t>
+      </w:r>
       <w:proofErr w:type="spellStart"/>
       <w:r>
-        <w:t>TFRecord</w:t>
+        <w:t>TFRecords</w:t>
       </w:r>
       <w:proofErr w:type="spellEnd"/>
       <w:r>
-        <w:t xml:space="preserve"> é um formato binário de serialização criado pelo </w:t>
+        <w:t xml:space="preserve"> consiste em converter cada exemplo bruto </w:t>
+      </w:r>
+      <w:r>
+        <w:t>(</w:t>
+      </w:r>
+      <w:r>
+        <w:t>bytes da imagem JPEG e seu respectivo rótulo</w:t>
+      </w:r>
+      <w:r>
+        <w:t xml:space="preserve">) </w:t>
+      </w:r>
+      <w:r>
+        <w:t xml:space="preserve">em um objeto </w:t>
+      </w:r>
+      <w:proofErr w:type="gramStart"/>
+      <w:r>
+        <w:rPr>
+          <w:i/>
+          <w:iCs/>
+          <w:u w:val="single"/>
+        </w:rPr>
+        <w:t>t</w:t>
       </w:r>
       <w:proofErr w:type="spellStart"/>
       <w:r>
-        <w:t>TensorFlow</w:t>
+        <w:rPr>
+          <w:i/>
+          <w:iCs/>
+          <w:u w:val="single"/>
+        </w:rPr>
+        <w:t>f.train</w:t>
+      </w:r>
+      <w:proofErr w:type="gramEnd"/>
+      <w:r>
+        <w:rPr>
+          <w:i/>
+          <w:iCs/>
+          <w:u w:val="single"/>
+        </w:rPr>
+        <w:t>.Example</w:t>
       </w:r>
       <w:proofErr w:type="spellEnd"/>
       <w:r>
-        <w:t xml:space="preserve"> para armazenar exemplos (</w:t>
+        <w:t>, que é então serializado e gravado em arquivos fragmentados (</w:t>
       </w:r>
       <w:proofErr w:type="spellStart"/>
       <w:r>
-        <w:t>ex</w:t>
+        <w:t>shards</w:t>
       </w:r>
       <w:proofErr w:type="spellEnd"/>
       <w:r>
-        <w:t xml:space="preserve">: imagem + </w:t>
-      </w:r>
-      <w:proofErr w:type="spellStart"/>
-      <w:r>
-        <w:t>label</w:t>
-      </w:r>
-      <w:proofErr w:type="spellEnd"/>
-      <w:r>
-        <w:t xml:space="preserve">) de maneira eficiente e compacta. Cada </w:t>
-      </w:r>
-      <w:proofErr w:type="gramStart"/>
-      <w:r>
-        <w:t>arquivo .</w:t>
-      </w:r>
-      <w:proofErr w:type="spellStart"/>
-      <w:r>
-        <w:t>tfrecord</w:t>
-      </w:r>
-      <w:proofErr w:type="spellEnd"/>
-      <w:proofErr w:type="gramEnd"/>
-      <w:r>
-        <w:t xml:space="preserve"> contém uma sequência de </w:t>
-      </w:r>
-      <w:proofErr w:type="spellStart"/>
-      <w:proofErr w:type="gramStart"/>
-      <w:r>
-        <w:t>tf.train</w:t>
-      </w:r>
-      <w:proofErr w:type="gramEnd"/>
-      <w:r>
-        <w:t>.Example</w:t>
-      </w:r>
-      <w:proofErr w:type="spellEnd"/>
-      <w:r>
-        <w:t xml:space="preserve"> serializados</w:t>
-      </w:r>
-      <w:r>
-        <w:t xml:space="preserve">. </w:t>
-      </w:r>
-      <w:r>
-        <w:t xml:space="preserve">Por ser um formato binário contínuo, </w:t>
-      </w:r>
-      <w:proofErr w:type="spellStart"/>
-      <w:r>
-        <w:t>TFRecords</w:t>
-      </w:r>
-      <w:proofErr w:type="spellEnd"/>
-      <w:r>
-        <w:t xml:space="preserve"> permitem leitura sequencial muito rápida, baixa sobrecarga em Python e boa compressibilidade, tornando-o ideal para I/O intensivo durante treino em GPU/TPU.</w:t>
+        <w:t>).</w:t>
+      </w:r>
+      <w:r>
+        <w:t xml:space="preserve"> </w:t>
       </w:r>
     </w:p>
     <w:p>
@@ -354,138 +378,61 @@
         <w:jc w:val="both"/>
       </w:pPr>
       <w:r>
-        <w:t xml:space="preserve">Gerar </w:t>
+        <w:t>No</w:t>
+      </w:r>
+      <w:r>
+        <w:t xml:space="preserve"> </w:t>
+      </w:r>
+      <w:r>
+        <w:t xml:space="preserve">pipeline adotado, essa geração ocorre em streaming: o script lê diretamente o arquivo </w:t>
+      </w:r>
+      <w:r>
+        <w:rPr>
+          <w:i/>
+          <w:iCs/>
+          <w:u w:val="single"/>
+        </w:rPr>
+        <w:t>ILSVRC2012_img_train.tar</w:t>
+      </w:r>
+      <w:r>
+        <w:t>, percorre os arquivos .</w:t>
       </w:r>
       <w:proofErr w:type="spellStart"/>
       <w:r>
+        <w:t>tar</w:t>
+      </w:r>
+      <w:proofErr w:type="spellEnd"/>
+      <w:r>
+        <w:t xml:space="preserve"> internos correspondentes a cada </w:t>
+      </w:r>
+      <w:proofErr w:type="spellStart"/>
+      <w:r>
+        <w:t>synset</w:t>
+      </w:r>
+      <w:proofErr w:type="spellEnd"/>
+      <w:r>
+        <w:t xml:space="preserve">, extrai os bytes de cada imagem sem gravá-los no disco e escreve esses dados, juntamente com o rótulo, diretamente nos </w:t>
+      </w:r>
+      <w:proofErr w:type="spellStart"/>
+      <w:r>
         <w:t>TFRecords</w:t>
       </w:r>
       <w:proofErr w:type="spellEnd"/>
       <w:r>
-        <w:t xml:space="preserve"> significa transformar cada exemplo bruto (por exemplo, o conteúdo em bytes de uma imagem JPEG e seu </w:t>
+        <w:t xml:space="preserve">. Esse fluxo evita a extração massiva de arquivos JPEG no sistema de arquivos, reduz cópias desnecessárias e permite a criação direta dos </w:t>
       </w:r>
       <w:proofErr w:type="spellStart"/>
       <w:r>
-        <w:t>label</w:t>
+        <w:t>shards</w:t>
       </w:r>
       <w:proofErr w:type="spellEnd"/>
       <w:r>
-        <w:t xml:space="preserve"> associado) em um </w:t>
-      </w:r>
-      <w:proofErr w:type="spellStart"/>
-      <w:proofErr w:type="gramStart"/>
-      <w:r>
-        <w:t>tf.train</w:t>
-      </w:r>
-      <w:proofErr w:type="gramEnd"/>
-      <w:r>
-        <w:t>.Example</w:t>
-      </w:r>
-      <w:proofErr w:type="spellEnd"/>
-      <w:r>
-        <w:t xml:space="preserve"> e escrever esse </w:t>
-      </w:r>
-      <w:proofErr w:type="spellStart"/>
-      <w:r>
-        <w:t>blob</w:t>
-      </w:r>
-      <w:proofErr w:type="spellEnd"/>
-      <w:r>
-        <w:t xml:space="preserve"> serializado em arquivos </w:t>
-      </w:r>
-      <w:r>
-        <w:t>fragmentados (</w:t>
-      </w:r>
-      <w:proofErr w:type="spellStart"/>
-      <w:r>
-        <w:t>shards</w:t>
-      </w:r>
-      <w:proofErr w:type="spellEnd"/>
-      <w:r>
-        <w:t>)</w:t>
-      </w:r>
-      <w:r>
-        <w:t>.</w:t>
-      </w:r>
-    </w:p>
-    <w:p>
-      <w:pPr>
-        <w:pStyle w:val="PargrafodaLista"/>
-        <w:ind w:left="1800"/>
+        <w:t xml:space="preserve"> a partir do fluxo de leitura, economizando tempo e espaço de I/O intermediário.</w:t>
+      </w:r>
+    </w:p>
+    <w:p>
+      <w:pPr>
         <w:jc w:val="both"/>
-      </w:pPr>
-    </w:p>
-    <w:p>
-      <w:pPr>
-        <w:pStyle w:val="PargrafodaLista"/>
-        <w:numPr>
-          <w:ilvl w:val="0"/>
-          <w:numId w:val="43"/>
-        </w:numPr>
-        <w:jc w:val="both"/>
-      </w:pPr>
-      <w:r>
-        <w:t>No</w:t>
-      </w:r>
-      <w:r>
-        <w:t xml:space="preserve"> </w:t>
-      </w:r>
-      <w:r>
-        <w:t>pipeline, a geração ocorre em streaming: o script abre ILSVRC2012_img_train.tar, percorre os .</w:t>
-      </w:r>
-      <w:proofErr w:type="spellStart"/>
-      <w:r>
-        <w:t>tar</w:t>
-      </w:r>
-      <w:proofErr w:type="spellEnd"/>
-      <w:r>
-        <w:t xml:space="preserve"> internos de cada </w:t>
-      </w:r>
-      <w:proofErr w:type="spellStart"/>
-      <w:r>
-        <w:t>synset</w:t>
-      </w:r>
-      <w:proofErr w:type="spellEnd"/>
-      <w:r>
-        <w:t xml:space="preserve">, extrai o conteúdo de cada imagem como bytes (sem escrever nada em disco), e escreve esses bytes junto com o </w:t>
-      </w:r>
-      <w:proofErr w:type="spellStart"/>
-      <w:r>
-        <w:t>label</w:t>
-      </w:r>
-      <w:proofErr w:type="spellEnd"/>
-      <w:r>
-        <w:t xml:space="preserve"> no </w:t>
-      </w:r>
-      <w:proofErr w:type="spellStart"/>
-      <w:r>
-        <w:t>TFRecord</w:t>
-      </w:r>
-      <w:proofErr w:type="spellEnd"/>
-      <w:r>
-        <w:t xml:space="preserve"> apropriado. Esse fluxo elimina a necessidade de extrair centenas de milhares de arquivos JPEG no </w:t>
-      </w:r>
-      <w:proofErr w:type="spellStart"/>
-      <w:r>
-        <w:t>filesystem</w:t>
-      </w:r>
-      <w:proofErr w:type="spellEnd"/>
-      <w:r>
-        <w:t xml:space="preserve">, reduz cópias e permite criar os </w:t>
-      </w:r>
-      <w:proofErr w:type="spellStart"/>
-      <w:r>
-        <w:t>shards</w:t>
-      </w:r>
-      <w:proofErr w:type="spellEnd"/>
-      <w:r>
-        <w:t xml:space="preserve"> diretamente a partir do fluxo de leitura, economizando espaço e tempo de I/O intermediário.</w:t>
-      </w:r>
-    </w:p>
-    <w:p>
-      <w:pPr>
-        <w:pStyle w:val="PargrafodaLista"/>
-        <w:ind w:left="2160"/>
       </w:pPr>
     </w:p>
     <w:p>
@@ -505,6 +452,7 @@
           <w:b/>
           <w:bCs/>
         </w:rPr>
+        <w:lastRenderedPageBreak/>
         <w:t>Configurações estruturais</w:t>
       </w:r>
       <w:r>
@@ -546,259 +494,14 @@
           <w:b/>
           <w:bCs/>
         </w:rPr>
-        <w:t xml:space="preserve"> das imagens: </w:t>
-      </w:r>
-      <w:r>
-        <w:t>“</w:t>
-      </w:r>
-      <w:proofErr w:type="spellStart"/>
-      <w:r>
-        <w:t>Our</w:t>
-      </w:r>
-      <w:proofErr w:type="spellEnd"/>
-      <w:r>
-        <w:t xml:space="preserve"> </w:t>
-      </w:r>
-      <w:proofErr w:type="spellStart"/>
-      <w:r>
-        <w:t>implementation</w:t>
-      </w:r>
-      <w:proofErr w:type="spellEnd"/>
-      <w:r>
-        <w:t xml:space="preserve"> for </w:t>
-      </w:r>
-      <w:proofErr w:type="spellStart"/>
-      <w:r>
-        <w:t>ImageNet</w:t>
-      </w:r>
-      <w:proofErr w:type="spellEnd"/>
-      <w:r>
-        <w:t xml:space="preserve"> follows </w:t>
-      </w:r>
-      <w:proofErr w:type="spellStart"/>
-      <w:r>
-        <w:t>the</w:t>
-      </w:r>
-      <w:proofErr w:type="spellEnd"/>
-      <w:r>
-        <w:t xml:space="preserve"> </w:t>
-      </w:r>
-      <w:proofErr w:type="spellStart"/>
-      <w:r>
-        <w:t>practice</w:t>
-      </w:r>
-      <w:proofErr w:type="spellEnd"/>
-      <w:r>
-        <w:t xml:space="preserve"> in [21,40].</w:t>
-      </w:r>
-      <w:r>
-        <w:t xml:space="preserve"> </w:t>
-      </w:r>
-      <w:r>
-        <w:t xml:space="preserve">The </w:t>
-      </w:r>
-      <w:proofErr w:type="spellStart"/>
-      <w:r>
-        <w:t>image</w:t>
-      </w:r>
-      <w:proofErr w:type="spellEnd"/>
-      <w:r>
-        <w:t xml:space="preserve"> </w:t>
-      </w:r>
-      <w:proofErr w:type="spellStart"/>
-      <w:r>
-        <w:t>is</w:t>
-      </w:r>
-      <w:proofErr w:type="spellEnd"/>
-      <w:r>
-        <w:t xml:space="preserve"> </w:t>
-      </w:r>
-      <w:proofErr w:type="spellStart"/>
-      <w:r>
-        <w:t>resized</w:t>
-      </w:r>
-      <w:proofErr w:type="spellEnd"/>
-      <w:r>
-        <w:t xml:space="preserve"> </w:t>
-      </w:r>
-      <w:proofErr w:type="spellStart"/>
-      <w:r>
-        <w:t>with</w:t>
-      </w:r>
-      <w:proofErr w:type="spellEnd"/>
-      <w:r>
-        <w:t xml:space="preserve"> its </w:t>
-      </w:r>
-      <w:proofErr w:type="spellStart"/>
-      <w:r>
-        <w:t>shorter</w:t>
-      </w:r>
-      <w:proofErr w:type="spellEnd"/>
-      <w:r>
-        <w:t xml:space="preserve"> </w:t>
-      </w:r>
-      <w:proofErr w:type="spellStart"/>
-      <w:r>
-        <w:t>side</w:t>
-      </w:r>
-      <w:proofErr w:type="spellEnd"/>
-      <w:r>
-        <w:t xml:space="preserve"> </w:t>
-      </w:r>
-      <w:proofErr w:type="spellStart"/>
-      <w:r>
-        <w:t>randomly</w:t>
-      </w:r>
-      <w:proofErr w:type="spellEnd"/>
-      <w:r>
-        <w:t xml:space="preserve"> </w:t>
-      </w:r>
-      <w:proofErr w:type="spellStart"/>
-      <w:r>
-        <w:t>sampled</w:t>
-      </w:r>
-      <w:proofErr w:type="spellEnd"/>
-      <w:r>
-        <w:t xml:space="preserve"> in [256, 480] for </w:t>
-      </w:r>
-      <w:proofErr w:type="spellStart"/>
-      <w:r>
-        <w:t>scale</w:t>
-      </w:r>
-      <w:proofErr w:type="spellEnd"/>
-      <w:r>
-        <w:t xml:space="preserve"> </w:t>
-      </w:r>
-      <w:proofErr w:type="spellStart"/>
-      <w:r>
-        <w:t>augmentation</w:t>
-      </w:r>
-      <w:proofErr w:type="spellEnd"/>
-      <w:r>
-        <w:t xml:space="preserve"> [40].</w:t>
-      </w:r>
-      <w:r>
-        <w:t xml:space="preserve"> </w:t>
-      </w:r>
-      <w:r>
-        <w:t xml:space="preserve">A 224×224 </w:t>
-      </w:r>
-      <w:proofErr w:type="spellStart"/>
-      <w:r>
-        <w:t>crop</w:t>
-      </w:r>
-      <w:proofErr w:type="spellEnd"/>
-      <w:r>
-        <w:t xml:space="preserve"> </w:t>
-      </w:r>
-      <w:proofErr w:type="spellStart"/>
-      <w:r>
-        <w:t>is</w:t>
-      </w:r>
-      <w:proofErr w:type="spellEnd"/>
-      <w:r>
-        <w:t xml:space="preserve"> </w:t>
-      </w:r>
-      <w:proofErr w:type="spellStart"/>
-      <w:r>
-        <w:t>randomly</w:t>
-      </w:r>
-      <w:proofErr w:type="spellEnd"/>
-      <w:r>
-        <w:t xml:space="preserve"> </w:t>
-      </w:r>
-      <w:proofErr w:type="spellStart"/>
-      <w:r>
-        <w:t>sampled</w:t>
-      </w:r>
-      <w:proofErr w:type="spellEnd"/>
-      <w:r>
-        <w:t xml:space="preserve"> </w:t>
-      </w:r>
-      <w:proofErr w:type="spellStart"/>
-      <w:r>
-        <w:t>from</w:t>
-      </w:r>
-      <w:proofErr w:type="spellEnd"/>
-      <w:r>
-        <w:t xml:space="preserve"> </w:t>
-      </w:r>
-      <w:proofErr w:type="spellStart"/>
-      <w:r>
-        <w:t>an</w:t>
-      </w:r>
-      <w:proofErr w:type="spellEnd"/>
-      <w:r>
-        <w:t xml:space="preserve"> </w:t>
-      </w:r>
-      <w:proofErr w:type="spellStart"/>
-      <w:r>
-        <w:t>image</w:t>
-      </w:r>
-      <w:proofErr w:type="spellEnd"/>
-      <w:r>
-        <w:t xml:space="preserve"> </w:t>
-      </w:r>
-      <w:proofErr w:type="spellStart"/>
-      <w:r>
-        <w:t>or</w:t>
-      </w:r>
-      <w:proofErr w:type="spellEnd"/>
-      <w:r>
-        <w:t xml:space="preserve"> </w:t>
-      </w:r>
-      <w:proofErr w:type="gramStart"/>
-      <w:r>
-        <w:t>its horizontal</w:t>
-      </w:r>
-      <w:proofErr w:type="gramEnd"/>
-      <w:r>
-        <w:t xml:space="preserve"> flip,</w:t>
-      </w:r>
-      <w:r>
-        <w:t xml:space="preserve"> </w:t>
-      </w:r>
-      <w:proofErr w:type="spellStart"/>
-      <w:r>
-        <w:t>with</w:t>
-      </w:r>
-      <w:proofErr w:type="spellEnd"/>
-      <w:r>
-        <w:t xml:space="preserve"> </w:t>
-      </w:r>
-      <w:proofErr w:type="spellStart"/>
-      <w:r>
-        <w:t>the</w:t>
-      </w:r>
-      <w:proofErr w:type="spellEnd"/>
-      <w:r>
-        <w:t xml:space="preserve"> per-pixel </w:t>
-      </w:r>
-      <w:proofErr w:type="spellStart"/>
-      <w:r>
-        <w:t>mean</w:t>
-      </w:r>
-      <w:proofErr w:type="spellEnd"/>
-      <w:r>
-        <w:t xml:space="preserve"> </w:t>
-      </w:r>
-      <w:proofErr w:type="spellStart"/>
-      <w:r>
-        <w:t>subtracted</w:t>
-      </w:r>
-      <w:proofErr w:type="spellEnd"/>
-      <w:r>
-        <w:t xml:space="preserve"> [21].”</w:t>
-      </w:r>
-      <w:r>
-        <w:t xml:space="preserve"> </w:t>
-      </w:r>
-      <w:r>
-        <w:rPr>
-          <w:b/>
-          <w:bCs/>
-        </w:rPr>
-        <w:t>Esse trecho descreve:</w:t>
+        <w:t xml:space="preserve"> das imagens</w:t>
+      </w:r>
+      <w:r>
+        <w:rPr>
+          <w:b/>
+          <w:bCs/>
+        </w:rPr>
+        <w:t xml:space="preserve"> segundo os autores:</w:t>
       </w:r>
     </w:p>
     <w:p>
@@ -815,27 +518,87 @@
           <w:ilvl w:val="1"/>
           <w:numId w:val="36"/>
         </w:numPr>
-      </w:pPr>
-      <w:r>
-        <w:t>Pegue a imagem original (ex.: 500×300 pixels).</w:t>
-      </w:r>
-      <w:r>
+        <w:ind w:left="2520"/>
+        <w:jc w:val="both"/>
+      </w:pPr>
+      <w:r>
+        <w:t xml:space="preserve">Inicialmente, </w:t>
+      </w:r>
+      <w:r>
+        <w:t xml:space="preserve">é aplicado um redimensionamento da imagem original, em que um valor aleatório </w:t>
+      </w:r>
+      <w:r>
+        <w:rPr>
+          <w:i/>
+          <w:iCs/>
+        </w:rPr>
+        <w:t xml:space="preserve">S </w:t>
+      </w:r>
+      <w:r>
+        <w:rPr>
+          <w:rFonts w:ascii="Cambria Math" w:hAnsi="Cambria Math" w:cs="Cambria Math"/>
+          <w:i/>
+          <w:iCs/>
+        </w:rPr>
+        <w:t>∈</w:t>
+      </w:r>
+      <w:r>
+        <w:rPr>
+          <w:rFonts w:ascii="Cambria Math" w:hAnsi="Cambria Math" w:cs="Cambria Math"/>
+          <w:i/>
+          <w:iCs/>
+        </w:rPr>
         <w:t xml:space="preserve"> </w:t>
       </w:r>
       <w:r>
-        <w:t>Escolha um número aleatório S no intervalo [256,480].</w:t>
-      </w:r>
-      <w:r>
+        <w:rPr>
+          <w:i/>
+          <w:iCs/>
+        </w:rPr>
+        <w:t>[256,480]</w:t>
+      </w:r>
+      <w:r>
+        <w:rPr>
+          <w:i/>
+          <w:iCs/>
+        </w:rPr>
         <w:t xml:space="preserve"> </w:t>
       </w:r>
       <w:r>
-        <w:t>Redimensione a imagem preservando o aspecto de modo que o menor lado fique exatamente S.</w:t>
+        <w:t xml:space="preserve">é escolhido para como parâmetro, de modo que o menor lado da imagem passe a ter exatamente </w:t>
+      </w:r>
+      <w:r>
+        <w:t xml:space="preserve">S pixels (Mantendo a proporção original). </w:t>
+      </w:r>
+      <w:r>
+        <w:t xml:space="preserve">Em seguida, a partir da imagem redimensionada, é extraído aleatoriamente um </w:t>
+      </w:r>
+      <w:proofErr w:type="spellStart"/>
+      <w:r>
+        <w:rPr>
+          <w:i/>
+          <w:iCs/>
+        </w:rPr>
+        <w:t>crop</w:t>
+      </w:r>
+      <w:proofErr w:type="spellEnd"/>
+      <w:r>
+        <w:t xml:space="preserve"> de tamanho 224×224, compatível com o tamanho de entrada da </w:t>
+      </w:r>
+      <w:proofErr w:type="spellStart"/>
+      <w:r>
+        <w:t>ResNet</w:t>
+      </w:r>
+      <w:proofErr w:type="spellEnd"/>
+      <w:r>
+        <w:t>.</w:t>
       </w:r>
     </w:p>
     <w:p>
       <w:pPr>
         <w:pStyle w:val="PargrafodaLista"/>
-        <w:ind w:left="2880"/>
+        <w:ind w:left="2520"/>
+        <w:jc w:val="both"/>
       </w:pPr>
     </w:p>
     <w:p>
@@ -845,48 +608,117 @@
           <w:ilvl w:val="1"/>
           <w:numId w:val="36"/>
         </w:numPr>
+        <w:ind w:left="2520"/>
         <w:jc w:val="both"/>
       </w:pPr>
       <w:r>
-        <w:t xml:space="preserve">Depois de fazer o redimensionamento acima, eles pegam um </w:t>
+        <w:t>A</w:t>
+      </w:r>
+      <w:r>
+        <w:t xml:space="preserve">ntes da extração do </w:t>
       </w:r>
       <w:proofErr w:type="spellStart"/>
       <w:r>
-        <w:t>random</w:t>
+        <w:rPr>
+          <w:i/>
+          <w:iCs/>
+        </w:rPr>
+        <w:t>crop</w:t>
       </w:r>
       <w:proofErr w:type="spellEnd"/>
       <w:r>
+        <w:t>, pode-se aplicar opcionalmente um espelhamento horizontal (</w:t>
+      </w:r>
+      <w:r>
+        <w:rPr>
+          <w:i/>
+          <w:iCs/>
+        </w:rPr>
+        <w:t>horizontal flip</w:t>
+      </w:r>
+      <w:r>
+        <w:t>) na imagem</w:t>
+      </w:r>
+      <w:r>
+        <w:t xml:space="preserve"> e</w:t>
+      </w:r>
+      <w:r>
         <w:t xml:space="preserve"> </w:t>
       </w:r>
+      <w:r>
+        <w:t>a</w:t>
+      </w:r>
+      <w:r>
+        <w:t xml:space="preserve">pós o </w:t>
+      </w:r>
       <w:proofErr w:type="spellStart"/>
       <w:r>
+        <w:rPr>
+          <w:i/>
+          <w:iCs/>
+        </w:rPr>
         <w:t>crop</w:t>
       </w:r>
       <w:proofErr w:type="spellEnd"/>
       <w:r>
-        <w:t xml:space="preserve"> de 224×224.</w:t>
-      </w:r>
-      <w:r>
-        <w:t xml:space="preserve"> Coerente com </w:t>
-      </w:r>
-      <w:r>
-        <w:t xml:space="preserve">a imagem de entrada da </w:t>
-      </w:r>
-      <w:proofErr w:type="spellStart"/>
-      <w:r>
-        <w:t>ResNet</w:t>
-      </w:r>
-      <w:proofErr w:type="spellEnd"/>
-      <w:r>
-        <w:t xml:space="preserve"> ser 224×224</w:t>
+        <w:t>, é realizada a normalização dos pixels segundo a expressão</w:t>
+      </w:r>
+      <w:r>
+        <w:t>:</w:t>
       </w:r>
     </w:p>
     <w:p>
       <w:pPr>
         <w:pStyle w:val="PargrafodaLista"/>
-        <w:ind w:left="2880"/>
+        <w:ind w:left="2520"/>
         <w:jc w:val="both"/>
-      </w:pPr>
+        <w:rPr>
+          <w:rFonts w:eastAsiaTheme="minorEastAsia"/>
+        </w:rPr>
+      </w:pPr>
+    </w:p>
+    <w:p>
+      <w:pPr>
+        <w:pStyle w:val="PargrafodaLista"/>
+        <w:ind w:left="2520"/>
+        <w:jc w:val="both"/>
+      </w:pPr>
+      <m:oMathPara>
+        <m:oMath>
+          <m:r>
+            <w:rPr>
+              <w:rFonts w:ascii="Cambria Math" w:hAnsi="Cambria Math"/>
+            </w:rPr>
+            <m:t xml:space="preserve">image= </m:t>
+          </m:r>
+          <m:f>
+            <m:fPr>
+              <m:ctrlPr>
+                <w:rPr>
+                  <w:rFonts w:ascii="Cambria Math" w:hAnsi="Cambria Math"/>
+                  <w:i/>
+                </w:rPr>
+              </m:ctrlPr>
+            </m:fPr>
+            <m:num>
+              <m:r>
+                <w:rPr>
+                  <w:rFonts w:ascii="Cambria Math" w:hAnsi="Cambria Math"/>
+                </w:rPr>
+                <m:t>image-imagenet_mean</m:t>
+              </m:r>
+            </m:num>
+            <m:den>
+              <m:r>
+                <w:rPr>
+                  <w:rFonts w:ascii="Cambria Math" w:hAnsi="Cambria Math"/>
+                </w:rPr>
+                <m:t>imagenet_std</m:t>
+              </m:r>
+            </m:den>
+          </m:f>
+        </m:oMath>
+      </m:oMathPara>
     </w:p>
     <w:p>
       <w:pPr>
@@ -895,192 +727,108 @@
           <w:ilvl w:val="1"/>
           <w:numId w:val="36"/>
         </w:numPr>
+        <w:ind w:left="2520"/>
         <w:jc w:val="both"/>
-        <w:rPr>
-          <w:b/>
-          <w:bCs/>
-        </w:rPr>
-      </w:pPr>
-      <w:r>
-        <w:rPr>
-          <w:b/>
-          <w:bCs/>
-        </w:rPr>
-        <w:t>Observação:</w:t>
-      </w:r>
-      <w:r>
-        <w:rPr>
-          <w:b/>
-          <w:bCs/>
-        </w:rPr>
-        <w:t xml:space="preserve"> </w:t>
-      </w:r>
-      <w:r>
-        <w:t xml:space="preserve">Antes de extrair o </w:t>
-      </w:r>
+      </w:pPr>
       <w:proofErr w:type="spellStart"/>
       <w:r>
-        <w:t>crop</w:t>
-      </w:r>
-      <w:proofErr w:type="spellEnd"/>
-      <w:r>
-        <w:t>, eles podem</w:t>
-      </w:r>
-      <w:r>
-        <w:t xml:space="preserve"> </w:t>
-      </w:r>
-      <w:r>
-        <w:t>usar a imagem original ou</w:t>
-      </w:r>
-      <w:r>
-        <w:t xml:space="preserve"> </w:t>
-      </w:r>
-      <w:r>
-        <w:t>usar sua versão espelhada horizontalmente.</w:t>
-      </w:r>
-      <w:r>
-        <w:t xml:space="preserve"> Após o </w:t>
-      </w:r>
-      <w:proofErr w:type="spellStart"/>
-      <w:r>
-        <w:t>crop</w:t>
-      </w:r>
-      <w:proofErr w:type="spellEnd"/>
-      <w:r>
-        <w:t xml:space="preserve"> é aplicada uma normalização </w:t>
-      </w:r>
-      <w:proofErr w:type="spellStart"/>
-      <w:r>
-        <w:rPr>
-          <w:b/>
-          <w:bCs/>
+        <w:rPr>
           <w:i/>
           <w:iCs/>
           <w:u w:val="single"/>
         </w:rPr>
-        <w:t>image</w:t>
-      </w:r>
-      <w:proofErr w:type="spellEnd"/>
-      <w:r>
-        <w:rPr>
-          <w:b/>
-          <w:bCs/>
+        <w:t>i</w:t>
+      </w:r>
+      <w:r>
+        <w:rPr>
           <w:i/>
           <w:iCs/>
           <w:u w:val="single"/>
         </w:rPr>
-        <w:t xml:space="preserve"> = (</w:t>
+        <w:t>magenet_mean</w:t>
+      </w:r>
+      <w:proofErr w:type="spellEnd"/>
+      <w:r>
+        <w:t xml:space="preserve"> e </w:t>
       </w:r>
       <w:proofErr w:type="spellStart"/>
       <w:r>
         <w:rPr>
-          <w:b/>
-          <w:bCs/>
           <w:i/>
           <w:iCs/>
           <w:u w:val="single"/>
         </w:rPr>
-        <w:t>image</w:t>
+        <w:t>imagenet_std</w:t>
       </w:r>
       <w:proofErr w:type="spellEnd"/>
       <w:r>
-        <w:rPr>
-          <w:b/>
-          <w:bCs/>
-          <w:i/>
-          <w:iCs/>
-          <w:u w:val="single"/>
-        </w:rPr>
-        <w:t xml:space="preserve"> - </w:t>
+        <w:t xml:space="preserve"> correspondem à média e ao desvio padrão calculados a partir do conjunto </w:t>
       </w:r>
       <w:proofErr w:type="spellStart"/>
       <w:r>
-        <w:rPr>
-          <w:b/>
-          <w:bCs/>
-          <w:i/>
-          <w:iCs/>
-          <w:u w:val="single"/>
-        </w:rPr>
-        <w:t>imagenet_mean</w:t>
+        <w:t>ImageNet</w:t>
       </w:r>
       <w:proofErr w:type="spellEnd"/>
       <w:r>
-        <w:rPr>
-          <w:b/>
-          <w:bCs/>
-          <w:i/>
-          <w:iCs/>
-          <w:u w:val="single"/>
-        </w:rPr>
-        <w:t xml:space="preserve">) / </w:t>
+        <w:t xml:space="preserve">. Essa normalização é aplicada </w:t>
+      </w:r>
+      <w:r>
+        <w:t>‘</w:t>
+      </w:r>
+      <w:r>
+        <w:t>canal a canal</w:t>
+      </w:r>
+      <w:r>
+        <w:t>’</w:t>
+      </w:r>
+      <w:r>
+        <w:t xml:space="preserve"> e tem como objetivo padronizar a distribuição dos valores de entrada, facilitando a convergência durante o treinamento.</w:t>
+      </w:r>
+    </w:p>
+    <w:p>
+      <w:pPr>
+        <w:pStyle w:val="PargrafodaLista"/>
+        <w:ind w:left="2520"/>
+        <w:jc w:val="both"/>
+      </w:pPr>
+    </w:p>
+    <w:p>
+      <w:pPr>
+        <w:pStyle w:val="PargrafodaLista"/>
+        <w:numPr>
+          <w:ilvl w:val="1"/>
+          <w:numId w:val="36"/>
+        </w:numPr>
+        <w:ind w:left="2520"/>
+        <w:jc w:val="both"/>
+      </w:pPr>
+      <w:r>
+        <w:t xml:space="preserve">Observação importante: Existe uma diferença de implementação entre o </w:t>
       </w:r>
       <w:proofErr w:type="spellStart"/>
       <w:r>
-        <w:rPr>
-          <w:b/>
-          <w:bCs/>
-          <w:i/>
-          <w:iCs/>
-          <w:u w:val="single"/>
-        </w:rPr>
-        <w:t>imagenet_st</w:t>
-      </w:r>
-      <w:r>
-        <w:rPr>
-          <w:b/>
-          <w:bCs/>
-          <w:i/>
-          <w:iCs/>
-        </w:rPr>
-        <w:t>d</w:t>
+        <w:t>framwork</w:t>
       </w:r>
       <w:proofErr w:type="spellEnd"/>
       <w:r>
-        <w:rPr>
-          <w:b/>
-          <w:bCs/>
-          <w:i/>
-          <w:iCs/>
-        </w:rPr>
-        <w:t xml:space="preserve"> </w:t>
-      </w:r>
-      <w:r>
-        <w:rPr>
-          <w:i/>
-          <w:iCs/>
-        </w:rPr>
-        <w:t>–</w:t>
-      </w:r>
-      <w:r>
-        <w:rPr>
-          <w:i/>
-          <w:iCs/>
-          <w:u w:val="single"/>
-        </w:rPr>
-        <w:t xml:space="preserve"> </w:t>
-      </w:r>
-      <w:r>
-        <w:t xml:space="preserve">Existe uma imagem média </w:t>
-      </w:r>
-      <w:r>
-        <w:t xml:space="preserve">criada a partir das demais imagens da base, </w:t>
-      </w:r>
-      <w:r>
-        <w:t>do mesmo tamanho da entrada (224×224×3). A prática busca subtrair essa média pixel a pixel.</w:t>
-      </w:r>
-      <w:r>
-        <w:t xml:space="preserve"> </w:t>
-      </w:r>
-    </w:p>
-    <w:p>
-      <w:pPr>
-        <w:pStyle w:val="PargrafodaLista"/>
-        <w:rPr>
-          <w:b/>
-          <w:bCs/>
-        </w:rPr>
-      </w:pPr>
+        <w:t xml:space="preserve"> ‘</w:t>
+      </w:r>
+      <w:proofErr w:type="spellStart"/>
+      <w:r>
+        <w:t>Caffe</w:t>
+      </w:r>
+      <w:proofErr w:type="spellEnd"/>
+      <w:r>
+        <w:t xml:space="preserve">’ utilizado pelos autores e o </w:t>
+      </w:r>
+      <w:proofErr w:type="spellStart"/>
+      <w:r>
+        <w:t>Tensorflow</w:t>
+      </w:r>
+      <w:proofErr w:type="spellEnd"/>
+      <w:r>
+        <w:t>, a qual é descrita nas Figuras 1 e 2 exibidas a seguir:</w:t>
+      </w:r>
     </w:p>
     <w:p>
       <w:pPr>
@@ -1096,7 +844,57 @@
     <w:p>
       <w:pPr>
         <w:pStyle w:val="PargrafodaLista"/>
-        <w:ind w:left="1416"/>
+        <w:ind w:left="2880"/>
+        <w:jc w:val="center"/>
+        <w:rPr>
+          <w:sz w:val="18"/>
+          <w:szCs w:val="18"/>
+        </w:rPr>
+      </w:pPr>
+      <w:r>
+        <w:rPr>
+          <w:sz w:val="18"/>
+          <w:szCs w:val="18"/>
+        </w:rPr>
+        <w:t xml:space="preserve">Figura 1: Descrição da técnica ‘per-pixel </w:t>
+      </w:r>
+      <w:proofErr w:type="spellStart"/>
+      <w:r>
+        <w:rPr>
+          <w:sz w:val="18"/>
+          <w:szCs w:val="18"/>
+        </w:rPr>
+        <w:t>mean</w:t>
+      </w:r>
+      <w:proofErr w:type="spellEnd"/>
+      <w:r>
+        <w:rPr>
+          <w:sz w:val="18"/>
+          <w:szCs w:val="18"/>
+        </w:rPr>
+        <w:t xml:space="preserve"> </w:t>
+      </w:r>
+      <w:proofErr w:type="spellStart"/>
+      <w:r>
+        <w:rPr>
+          <w:sz w:val="18"/>
+          <w:szCs w:val="18"/>
+        </w:rPr>
+        <w:t>subtraction</w:t>
+      </w:r>
+      <w:proofErr w:type="spellEnd"/>
+      <w:r>
+        <w:rPr>
+          <w:sz w:val="18"/>
+          <w:szCs w:val="18"/>
+        </w:rPr>
+        <w:t>’ utilizada no artigo</w:t>
+      </w:r>
+    </w:p>
+    <w:p>
+      <w:pPr>
+        <w:pStyle w:val="PargrafodaLista"/>
+        <w:ind w:left="2520"/>
         <w:rPr>
           <w:b/>
           <w:bCs/>
@@ -1171,7 +969,12 @@
           <w:color w:val="EE0000"/>
         </w:rPr>
       </w:pPr>
-      <w:r>
+    </w:p>
+    <w:p>
+      <w:pPr>
+        <w:pStyle w:val="PargrafodaLista"/>
+        <w:ind w:left="2880"/>
+        <w:jc w:val="both"/>
         <w:rPr>
           <w:b/>
           <w:bCs/>
@@ -1179,17 +982,91 @@
           <w:iCs/>
           <w:color w:val="EE0000"/>
         </w:rPr>
-        <w:t>A IMPLEMENTAÇÃO ABAIXO É PROBLEMÁTICA?</w:t>
-      </w:r>
+      </w:pPr>
     </w:p>
     <w:p>
       <w:pPr>
         <w:pStyle w:val="PargrafodaLista"/>
-        <w:ind w:left="1416"/>
+        <w:ind w:left="2880"/>
         <w:jc w:val="both"/>
         <w:rPr>
           <w:b/>
           <w:bCs/>
+          <w:i/>
+          <w:iCs/>
+          <w:color w:val="EE0000"/>
+        </w:rPr>
+      </w:pPr>
+    </w:p>
+    <w:p>
+      <w:pPr>
+        <w:jc w:val="both"/>
+        <w:rPr>
+          <w:b/>
+          <w:bCs/>
+          <w:i/>
+          <w:iCs/>
+          <w:color w:val="EE0000"/>
+        </w:rPr>
+      </w:pPr>
+    </w:p>
+    <w:p>
+      <w:pPr>
+        <w:pStyle w:val="PargrafodaLista"/>
+        <w:ind w:left="2880"/>
+        <w:jc w:val="center"/>
+        <w:rPr>
+          <w:sz w:val="18"/>
+          <w:szCs w:val="18"/>
+        </w:rPr>
+      </w:pPr>
+      <w:r>
+        <w:rPr>
+          <w:sz w:val="18"/>
+          <w:szCs w:val="18"/>
+        </w:rPr>
+        <w:lastRenderedPageBreak/>
+        <w:t xml:space="preserve">Figura </w:t>
+      </w:r>
+      <w:r>
+        <w:rPr>
+          <w:sz w:val="18"/>
+          <w:szCs w:val="18"/>
+        </w:rPr>
+        <w:t>2</w:t>
+      </w:r>
+      <w:r>
+        <w:rPr>
+          <w:sz w:val="18"/>
+          <w:szCs w:val="18"/>
+        </w:rPr>
+        <w:t xml:space="preserve">: Descrição da </w:t>
+      </w:r>
+      <w:r>
+        <w:rPr>
+          <w:sz w:val="18"/>
+          <w:szCs w:val="18"/>
+        </w:rPr>
+        <w:t xml:space="preserve">implementação utilizada pelo </w:t>
+      </w:r>
+      <w:proofErr w:type="spellStart"/>
+      <w:r>
+        <w:rPr>
+          <w:sz w:val="18"/>
+          <w:szCs w:val="18"/>
+        </w:rPr>
+        <w:t>Tensorflow</w:t>
+      </w:r>
+      <w:proofErr w:type="spellEnd"/>
+    </w:p>
+    <w:p>
+      <w:pPr>
+        <w:pStyle w:val="PargrafodaLista"/>
+        <w:ind w:left="2520"/>
+        <w:jc w:val="both"/>
+        <w:rPr>
+          <w:b/>
+          <w:bCs/>
         </w:rPr>
       </w:pPr>
       <w:r>
@@ -1198,7 +1075,6 @@
           <w:bCs/>
           <w:noProof/>
         </w:rPr>
-        <w:lastRenderedPageBreak/>
         <w:drawing>
           <wp:inline distT="0" distB="0" distL="0" distR="0" wp14:anchorId="69376451" wp14:editId="6EA1000C">
             <wp:extent cx="4482987" cy="3131343"/>
@@ -1240,11 +1116,6 @@
       <w:pPr>
         <w:pStyle w:val="PargrafodaLista"/>
         <w:ind w:left="2880"/>
-        <w:jc w:val="both"/>
-        <w:rPr>
-          <w:b/>
-          <w:bCs/>
-        </w:rPr>
       </w:pPr>
     </w:p>
     <w:p>
@@ -1254,222 +1125,78 @@
           <w:ilvl w:val="0"/>
           <w:numId w:val="36"/>
         </w:numPr>
-      </w:pPr>
-      <w:r>
-        <w:rPr>
-          <w:b/>
-          <w:bCs/>
-        </w:rPr>
-        <w:t>Carregamento</w:t>
-      </w:r>
-      <w:r>
-        <w:rPr>
-          <w:b/>
-          <w:bCs/>
-        </w:rPr>
-        <w:t xml:space="preserve"> das imagens:</w:t>
-      </w:r>
-      <w:r>
-        <w:rPr>
-          <w:b/>
-          <w:bCs/>
-        </w:rPr>
-        <w:t xml:space="preserve"> </w:t>
+        <w:jc w:val="both"/>
+        <w:rPr>
+          <w:b/>
+          <w:bCs/>
+        </w:rPr>
+      </w:pPr>
+      <w:r>
+        <w:rPr>
+          <w:b/>
+          <w:bCs/>
+        </w:rPr>
+        <w:t>Construção</w:t>
+      </w:r>
+      <w:r>
+        <w:rPr>
+          <w:b/>
+          <w:bCs/>
+        </w:rPr>
+        <w:t xml:space="preserve"> do modelo</w:t>
+      </w:r>
+      <w:r>
+        <w:rPr>
+          <w:b/>
+          <w:bCs/>
+        </w:rPr>
+        <w:t xml:space="preserve">: </w:t>
+      </w:r>
+      <w:r>
+        <w:t xml:space="preserve">as definições estruturais da arquitetura ResNet-50 </w:t>
+      </w:r>
+      <w:r>
+        <w:t>seguem</w:t>
+      </w:r>
+      <w:r>
+        <w:t xml:space="preserve"> fielmente às especificações descritas pelos autores, conforme é exibido pela figura 3:</w:t>
       </w:r>
     </w:p>
     <w:p>
       <w:pPr>
         <w:pStyle w:val="PargrafodaLista"/>
-        <w:numPr>
-          <w:ilvl w:val="3"/>
-          <w:numId w:val="1"/>
-        </w:numPr>
+        <w:ind w:left="2160"/>
         <w:jc w:val="both"/>
-      </w:pPr>
-      <w:r>
-        <w:t xml:space="preserve">A função </w:t>
-      </w:r>
-      <w:proofErr w:type="spellStart"/>
-      <w:r>
-        <w:rPr>
-          <w:b/>
-          <w:bCs/>
-          <w:i/>
-          <w:iCs/>
-        </w:rPr>
-        <w:t>get_</w:t>
-      </w:r>
-      <w:proofErr w:type="gramStart"/>
-      <w:r>
-        <w:rPr>
-          <w:b/>
-          <w:bCs/>
-          <w:i/>
-          <w:iCs/>
-        </w:rPr>
-        <w:t>imagenet</w:t>
-      </w:r>
-      <w:proofErr w:type="spellEnd"/>
-      <w:r>
-        <w:rPr>
-          <w:b/>
-          <w:bCs/>
-          <w:i/>
-          <w:iCs/>
-        </w:rPr>
-        <w:t>(</w:t>
-      </w:r>
-      <w:proofErr w:type="gramEnd"/>
-      <w:r>
-        <w:rPr>
-          <w:b/>
-          <w:bCs/>
-          <w:i/>
-          <w:iCs/>
-        </w:rPr>
-        <w:t xml:space="preserve">self, </w:t>
-      </w:r>
-      <w:proofErr w:type="spellStart"/>
-      <w:r>
-        <w:rPr>
-          <w:b/>
-          <w:bCs/>
-          <w:i/>
-          <w:iCs/>
-        </w:rPr>
-        <w:t>batch_size</w:t>
-      </w:r>
-      <w:proofErr w:type="spellEnd"/>
-      <w:r>
-        <w:rPr>
-          <w:b/>
-          <w:bCs/>
-          <w:i/>
-          <w:iCs/>
-        </w:rPr>
-        <w:t>=256)</w:t>
-      </w:r>
-      <w:r>
-        <w:rPr>
-          <w:b/>
-          <w:bCs/>
-          <w:i/>
-          <w:iCs/>
-        </w:rPr>
-        <w:t xml:space="preserve"> </w:t>
-      </w:r>
-      <w:r>
-        <w:t xml:space="preserve">prepara </w:t>
-      </w:r>
-      <w:proofErr w:type="spellStart"/>
-      <w:r>
-        <w:t>tf.</w:t>
-      </w:r>
-      <w:proofErr w:type="gramStart"/>
-      <w:r>
-        <w:t>data.Dataset</w:t>
-      </w:r>
-      <w:proofErr w:type="spellEnd"/>
-      <w:proofErr w:type="gramEnd"/>
-      <w:r>
-        <w:t xml:space="preserve"> para treino e validação. O </w:t>
-      </w:r>
-      <w:proofErr w:type="spellStart"/>
-      <w:r>
-        <w:t>batch_size</w:t>
-      </w:r>
-      <w:proofErr w:type="spellEnd"/>
-      <w:r>
-        <w:t xml:space="preserve"> </w:t>
-      </w:r>
-      <w:r>
-        <w:t>=</w:t>
-      </w:r>
-      <w:r>
-        <w:t xml:space="preserve"> </w:t>
-      </w:r>
-      <w:r>
-        <w:t xml:space="preserve">256 está de acordo com o artigo (respeite que os autores usaram 256 por </w:t>
-      </w:r>
-      <w:proofErr w:type="spellStart"/>
-      <w:r>
-        <w:t>mini-batch</w:t>
-      </w:r>
-      <w:proofErr w:type="spellEnd"/>
-      <w:r>
-        <w:t xml:space="preserve"> em configurações </w:t>
-      </w:r>
-      <w:proofErr w:type="spellStart"/>
-      <w:r>
-        <w:t>multi-GPU</w:t>
-      </w:r>
-      <w:proofErr w:type="spellEnd"/>
-      <w:r>
-        <w:t xml:space="preserve">; </w:t>
-      </w:r>
-      <w:r>
-        <w:t xml:space="preserve">deve ser </w:t>
-      </w:r>
-      <w:r>
-        <w:t>ajust</w:t>
-      </w:r>
-      <w:r>
-        <w:t>ado</w:t>
-      </w:r>
-      <w:r>
-        <w:t xml:space="preserve"> se sua GPU for menor). </w:t>
-      </w:r>
+        <w:rPr>
+          <w:b/>
+          <w:bCs/>
+        </w:rPr>
+      </w:pPr>
     </w:p>
     <w:p>
       <w:pPr>
         <w:pStyle w:val="PargrafodaLista"/>
         <w:ind w:left="2880"/>
-      </w:pPr>
-    </w:p>
-    <w:p>
-      <w:pPr>
-        <w:pStyle w:val="PargrafodaLista"/>
-        <w:numPr>
-          <w:ilvl w:val="0"/>
-          <w:numId w:val="36"/>
-        </w:numPr>
-        <w:rPr>
-          <w:b/>
-          <w:bCs/>
-        </w:rPr>
-      </w:pPr>
-      <w:r>
-        <w:rPr>
-          <w:b/>
-          <w:bCs/>
-        </w:rPr>
-        <w:t>Construção do modelo ResNet-50</w:t>
-      </w:r>
-    </w:p>
-    <w:p>
-      <w:pPr>
-        <w:ind w:left="1452" w:firstLine="708"/>
-        <w:rPr>
-          <w:b/>
-          <w:bCs/>
-        </w:rPr>
-      </w:pPr>
-      <w:r>
-        <w:rPr>
-          <w:b/>
-          <w:bCs/>
+        <w:jc w:val="center"/>
+        <w:rPr>
+          <w:sz w:val="18"/>
+          <w:szCs w:val="18"/>
+        </w:rPr>
+      </w:pPr>
+      <w:r>
+        <w:rPr>
           <w:noProof/>
         </w:rPr>
         <mc:AlternateContent>
           <mc:Choice Requires="wps">
             <w:drawing>
-              <wp:anchor distT="0" distB="0" distL="114300" distR="114300" simplePos="0" relativeHeight="251660288" behindDoc="0" locked="0" layoutInCell="1" allowOverlap="1" wp14:anchorId="55D5F7F7" wp14:editId="1F46D8D0">
+              <wp:anchor distT="0" distB="0" distL="114300" distR="114300" simplePos="0" relativeHeight="251660288" behindDoc="0" locked="0" layoutInCell="1" allowOverlap="1" wp14:anchorId="55D5F7F7" wp14:editId="0A716143">
                 <wp:simplePos x="0" y="0"/>
                 <wp:positionH relativeFrom="column">
-                  <wp:posOffset>2863551</wp:posOffset>
+                  <wp:posOffset>3199765</wp:posOffset>
                 </wp:positionH>
                 <wp:positionV relativeFrom="paragraph">
-                  <wp:posOffset>245250</wp:posOffset>
+                  <wp:posOffset>360680</wp:posOffset>
                 </wp:positionV>
                 <wp:extent cx="1461793" cy="2416653"/>
                 <wp:effectExtent l="19050" t="19050" r="24130" b="22225"/>
@@ -1531,7 +1258,7 @@
           </mc:Choice>
           <mc:Fallback>
             <w:pict>
-              <v:roundrect w14:anchorId="22793CAE" id="Retângulo: Cantos Arredondados 2" o:spid="_x0000_s1026" style="position:absolute;margin-left:225.5pt;margin-top:19.3pt;width:115.1pt;height:190.3pt;z-index:251660288;visibility:visible;mso-wrap-style:square;mso-width-percent:0;mso-height-percent:0;mso-wrap-distance-left:9pt;mso-wrap-distance-top:0;mso-wrap-distance-right:9pt;mso-wrap-distance-bottom:0;mso-position-horizontal:absolute;mso-position-horizontal-relative:text;mso-position-vertical:absolute;mso-position-vertical-relative:text;mso-width-percent:0;mso-height-percent:0;mso-width-relative:margin;mso-height-relative:margin;v-text-anchor:middle" arcsize="10923f" o:gfxdata="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" filled="f" strokecolor="#c00000" strokeweight="2.25pt">
+              <v:roundrect w14:anchorId="63710112" id="Retângulo: Cantos Arredondados 2" o:spid="_x0000_s1026" style="position:absolute;margin-left:251.95pt;margin-top:28.4pt;width:115.1pt;height:190.3pt;z-index:251660288;visibility:visible;mso-wrap-style:square;mso-width-percent:0;mso-height-percent:0;mso-wrap-distance-left:9pt;mso-wrap-distance-top:0;mso-wrap-distance-right:9pt;mso-wrap-distance-bottom:0;mso-position-horizontal:absolute;mso-position-horizontal-relative:text;mso-position-vertical:absolute;mso-position-vertical-relative:text;mso-width-percent:0;mso-height-percent:0;mso-width-relative:margin;mso-height-relative:margin;v-text-anchor:middle" arcsize="10923f" o:gfxdata="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" filled="f" strokecolor="#c00000" strokeweight="2.25pt">
                 <v:stroke joinstyle="miter"/>
               </v:roundrect>
             </w:pict>
@@ -1540,15 +1267,36 @@
       </w:r>
       <w:r>
         <w:rPr>
-          <w:b/>
-          <w:bCs/>
-        </w:rPr>
-        <w:t>Arquitetura definida:</w:t>
-      </w:r>
-    </w:p>
-    <w:p>
-      <w:pPr>
-        <w:ind w:firstLine="708"/>
+          <w:sz w:val="18"/>
+          <w:szCs w:val="18"/>
+        </w:rPr>
+        <w:t xml:space="preserve">Figura </w:t>
+      </w:r>
+      <w:r>
+        <w:rPr>
+          <w:sz w:val="18"/>
+          <w:szCs w:val="18"/>
+        </w:rPr>
+        <w:t>3</w:t>
+      </w:r>
+      <w:r>
+        <w:rPr>
+          <w:sz w:val="18"/>
+          <w:szCs w:val="18"/>
+        </w:rPr>
+        <w:t xml:space="preserve">: </w:t>
+      </w:r>
+      <w:r>
+        <w:rPr>
+          <w:sz w:val="18"/>
+          <w:szCs w:val="18"/>
+        </w:rPr>
+        <w:t>Definições estruturais da ResNet-50 (Imagem extraída diretamente do artigo)</w:t>
+      </w:r>
+    </w:p>
+    <w:p>
+      <w:pPr>
+        <w:ind w:left="708" w:firstLine="708"/>
         <w:jc w:val="center"/>
         <w:rPr>
           <w:b/>
@@ -1601,65 +1349,6 @@
     <w:p>
       <w:pPr>
         <w:pStyle w:val="PargrafodaLista"/>
-        <w:ind w:left="1440" w:firstLine="684"/>
-        <w:rPr>
-          <w:color w:val="EE0000"/>
-        </w:rPr>
-      </w:pPr>
-      <w:r>
-        <w:rPr>
-          <w:color w:val="EE0000"/>
-        </w:rPr>
-        <w:t>OBS: Mostrar a implementação em código</w:t>
-      </w:r>
-    </w:p>
-    <w:p>
-      <w:pPr>
-        <w:pStyle w:val="PargrafodaLista"/>
-        <w:ind w:left="1428"/>
-        <w:jc w:val="both"/>
-        <w:rPr>
-          <w:b/>
-          <w:bCs/>
-        </w:rPr>
-      </w:pPr>
-    </w:p>
-    <w:p>
-      <w:pPr>
-        <w:pStyle w:val="PargrafodaLista"/>
-        <w:ind w:left="1428"/>
-        <w:jc w:val="both"/>
-        <w:rPr>
-          <w:b/>
-          <w:bCs/>
-        </w:rPr>
-      </w:pPr>
-    </w:p>
-    <w:p>
-      <w:pPr>
-        <w:pStyle w:val="PargrafodaLista"/>
-        <w:ind w:left="1428"/>
-        <w:jc w:val="both"/>
-        <w:rPr>
-          <w:b/>
-          <w:bCs/>
-        </w:rPr>
-      </w:pPr>
-    </w:p>
-    <w:p>
-      <w:pPr>
-        <w:pStyle w:val="PargrafodaLista"/>
-        <w:ind w:left="1428"/>
-        <w:jc w:val="both"/>
-        <w:rPr>
-          <w:b/>
-          <w:bCs/>
-        </w:rPr>
-      </w:pPr>
-    </w:p>
-    <w:p>
-      <w:pPr>
-        <w:pStyle w:val="PargrafodaLista"/>
         <w:ind w:left="1428"/>
         <w:jc w:val="both"/>
         <w:rPr>
@@ -1686,7 +1375,6 @@
           <w:b/>
           <w:bCs/>
         </w:rPr>
-        <w:lastRenderedPageBreak/>
         <w:t>Parâmetros de treinamento:</w:t>
       </w:r>
     </w:p>
@@ -1711,10 +1399,14 @@
         <w:jc w:val="both"/>
       </w:pPr>
       <w:r>
-        <w:t>Le</w:t>
-      </w:r>
-      <w:r>
-        <w:t>arning rate inicial – 0.1</w:t>
+        <w:rPr>
+          <w:i/>
+          <w:iCs/>
+        </w:rPr>
+        <w:t xml:space="preserve">Learning rate inicial </w:t>
+      </w:r>
+      <w:r>
+        <w:t>– 0.1</w:t>
       </w:r>
     </w:p>
     <w:p>
@@ -1727,7 +1419,14 @@
         <w:jc w:val="both"/>
       </w:pPr>
       <w:r>
-        <w:t>Momentum – 0.9</w:t>
+        <w:rPr>
+          <w:i/>
+          <w:iCs/>
+        </w:rPr>
+        <w:t>Momentum</w:t>
+      </w:r>
+      <w:r>
+        <w:t xml:space="preserve"> – 0.9</w:t>
       </w:r>
     </w:p>
     <w:p>
@@ -1741,14 +1440,26 @@
       </w:pPr>
       <w:proofErr w:type="spellStart"/>
       <w:r>
+        <w:rPr>
+          <w:i/>
+          <w:iCs/>
+        </w:rPr>
         <w:t>Weight</w:t>
       </w:r>
       <w:proofErr w:type="spellEnd"/>
       <w:r>
+        <w:rPr>
+          <w:i/>
+          <w:iCs/>
+        </w:rPr>
         <w:t xml:space="preserve"> </w:t>
       </w:r>
       <w:proofErr w:type="spellStart"/>
       <w:r>
+        <w:rPr>
+          <w:i/>
+          <w:iCs/>
+        </w:rPr>
         <w:t>Decay</w:t>
       </w:r>
       <w:proofErr w:type="spellEnd"/>
@@ -1772,14 +1483,32 @@
         <w:jc w:val="both"/>
       </w:pPr>
       <w:r>
-        <w:t>O</w:t>
-      </w:r>
-      <w:r>
-        <w:t>timizador SGD + momentum</w:t>
-      </w:r>
-      <w:r>
-        <w:t xml:space="preserve"> (0.9)</w:t>
-      </w:r>
+        <w:rPr>
+          <w:i/>
+          <w:iCs/>
+        </w:rPr>
+        <w:t>Otimizador SGD</w:t>
+      </w:r>
+      <w:r>
+        <w:t xml:space="preserve"> + </w:t>
+      </w:r>
+      <w:r>
+        <w:rPr>
+          <w:i/>
+          <w:iCs/>
+        </w:rPr>
+        <w:t>momentum</w:t>
+      </w:r>
+      <w:r>
+        <w:t xml:space="preserve"> 0.9</w:t>
+      </w:r>
+    </w:p>
+    <w:p>
+      <w:pPr>
+        <w:pStyle w:val="PargrafodaLista"/>
+        <w:ind w:left="2160"/>
+        <w:jc w:val="both"/>
+      </w:pPr>
     </w:p>
     <w:p>
       <w:pPr>
@@ -1791,12 +1520,12 @@
         <w:jc w:val="both"/>
       </w:pPr>
       <w:proofErr w:type="spellStart"/>
-      <w:proofErr w:type="gramStart"/>
       <w:r>
         <w:rPr>
           <w:i/>
           <w:iCs/>
         </w:rPr>
+        <w:lastRenderedPageBreak/>
         <w:t>SparseCategoricalCrossentropy</w:t>
       </w:r>
       <w:proofErr w:type="spellEnd"/>
@@ -1807,12 +1536,18 @@
         </w:rPr>
         <w:t>(</w:t>
       </w:r>
-      <w:proofErr w:type="gramEnd"/>
       <w:r>
         <w:rPr>
           <w:i/>
           <w:iCs/>
         </w:rPr>
+        <w:t>...</w:t>
+      </w:r>
+      <w:r>
+        <w:rPr>
+          <w:i/>
+          <w:iCs/>
+        </w:rPr>
         <w:t>)</w:t>
       </w:r>
       <w:r>
@@ -1842,6 +1577,10 @@
       </w:r>
       <w:proofErr w:type="spellStart"/>
       <w:r>
+        <w:rPr>
+          <w:i/>
+          <w:iCs/>
+        </w:rPr>
         <w:t>sparse</w:t>
       </w:r>
       <w:proofErr w:type="spellEnd"/>
@@ -1850,6 +1589,10 @@
       </w:r>
       <w:proofErr w:type="spellStart"/>
       <w:r>
+        <w:rPr>
+          <w:i/>
+          <w:iCs/>
+        </w:rPr>
         <w:t>loss</w:t>
       </w:r>
       <w:proofErr w:type="spellEnd"/>
@@ -1874,28 +1617,38 @@
         </w:numPr>
         <w:jc w:val="both"/>
       </w:pPr>
+      <w:r>
+        <w:t>M</w:t>
+      </w:r>
+      <w:r>
+        <w:t xml:space="preserve">étricas de treinamento </w:t>
+      </w:r>
+      <w:proofErr w:type="spellStart"/>
+      <w:r>
+        <w:t>utilziadas</w:t>
+      </w:r>
+      <w:proofErr w:type="spellEnd"/>
+      <w:r>
+        <w:t xml:space="preserve"> foram: </w:t>
+      </w:r>
       <w:proofErr w:type="spellStart"/>
       <w:r>
         <w:rPr>
           <w:i/>
           <w:iCs/>
         </w:rPr>
-        <w:t>metrics</w:t>
+        <w:t>accuracy</w:t>
       </w:r>
       <w:proofErr w:type="spellEnd"/>
       <w:r>
-        <w:t xml:space="preserve"> inclui </w:t>
+        <w:t xml:space="preserve"> (top-1) e </w:t>
       </w:r>
       <w:proofErr w:type="spellStart"/>
       <w:r>
-        <w:t>accuracy</w:t>
-      </w:r>
-      <w:proofErr w:type="spellEnd"/>
-      <w:r>
-        <w:t xml:space="preserve"> (top-1) e </w:t>
-      </w:r>
-      <w:proofErr w:type="spellStart"/>
-      <w:r>
+        <w:rPr>
+          <w:i/>
+          <w:iCs/>
+        </w:rPr>
         <w:t>SparseTopKCategoricalAccuracy</w:t>
       </w:r>
       <w:proofErr w:type="spellEnd"/>
@@ -1912,76 +1665,93 @@
         </w:numPr>
         <w:jc w:val="both"/>
       </w:pPr>
-      <w:proofErr w:type="spellStart"/>
-      <w:r>
-        <w:t>Epochs</w:t>
-      </w:r>
-      <w:proofErr w:type="spellEnd"/>
-      <w:r>
-        <w:rPr>
-          <w:i/>
-          <w:iCs/>
-        </w:rPr>
+      <w:r>
+        <w:t>Épocas de treinamento</w:t>
+      </w:r>
+      <w:r>
         <w:t>: 120</w:t>
       </w:r>
     </w:p>
     <w:p>
       <w:pPr>
-        <w:ind w:left="2124"/>
+        <w:pStyle w:val="PargrafodaLista"/>
+        <w:ind w:left="2160"/>
+        <w:jc w:val="both"/>
+      </w:pPr>
+    </w:p>
+    <w:p>
+      <w:pPr>
+        <w:pStyle w:val="PargrafodaLista"/>
+        <w:numPr>
+          <w:ilvl w:val="1"/>
+          <w:numId w:val="36"/>
+        </w:numPr>
+        <w:jc w:val="both"/>
+      </w:pPr>
+      <w:r>
+        <w:t>Observação importante:</w:t>
+      </w:r>
+      <w:r>
+        <w:t xml:space="preserve"> o artigo deixa explicito que o treinamento foi aplicado para 600K interações, a Figuras 4 a seguir explicam como é feita a conversão das iterações em épocas.</w:t>
+      </w:r>
+    </w:p>
+    <w:p>
+      <w:pPr>
+        <w:pStyle w:val="PargrafodaLista"/>
+        <w:ind w:left="2880"/>
+        <w:jc w:val="both"/>
+      </w:pPr>
+    </w:p>
+    <w:p>
+      <w:pPr>
+        <w:pStyle w:val="PargrafodaLista"/>
+        <w:ind w:left="2880"/>
         <w:jc w:val="center"/>
+        <w:rPr>
+          <w:sz w:val="18"/>
+          <w:szCs w:val="18"/>
+        </w:rPr>
+      </w:pPr>
+      <w:r>
+        <w:rPr>
+          <w:sz w:val="18"/>
+          <w:szCs w:val="18"/>
+        </w:rPr>
+        <w:t xml:space="preserve">Figura </w:t>
+      </w:r>
+      <w:r>
+        <w:rPr>
+          <w:sz w:val="18"/>
+          <w:szCs w:val="18"/>
+        </w:rPr>
+        <w:t>4</w:t>
+      </w:r>
+      <w:r>
+        <w:rPr>
+          <w:sz w:val="18"/>
+          <w:szCs w:val="18"/>
+        </w:rPr>
+        <w:t xml:space="preserve">: Descrição da </w:t>
+      </w:r>
+      <w:r>
+        <w:rPr>
+          <w:sz w:val="18"/>
+          <w:szCs w:val="18"/>
+        </w:rPr>
+        <w:t>conversão de iterações para épocas</w:t>
+      </w:r>
+    </w:p>
+    <w:p>
+      <w:pPr>
+        <w:ind w:left="2832"/>
+        <w:jc w:val="center"/>
       </w:pPr>
       <w:r>
         <w:rPr>
           <w:noProof/>
         </w:rPr>
         <w:drawing>
-          <wp:inline distT="0" distB="0" distL="0" distR="0" wp14:anchorId="270FB023" wp14:editId="488E0A9A">
-            <wp:extent cx="3841145" cy="1335186"/>
-            <wp:effectExtent l="0" t="0" r="6985" b="0"/>
-            <wp:docPr id="357886787" name="Imagem 1"/>
-            <wp:cNvGraphicFramePr>
-              <a:graphicFrameLocks xmlns:a="http://schemas.openxmlformats.org/drawingml/2006/main" noChangeAspect="1"/>
-            </wp:cNvGraphicFramePr>
-            <a:graphic xmlns:a="http://schemas.openxmlformats.org/drawingml/2006/main">
-              <a:graphicData uri="http://schemas.openxmlformats.org/drawingml/2006/picture">
-                <pic:pic xmlns:pic="http://schemas.openxmlformats.org/drawingml/2006/picture">
-                  <pic:nvPicPr>
-                    <pic:cNvPr id="357886787" name=""/>
-                    <pic:cNvPicPr/>
-                  </pic:nvPicPr>
-                  <pic:blipFill>
-                    <a:blip r:embed="rId11"/>
-                    <a:stretch>
-                      <a:fillRect/>
-                    </a:stretch>
-                  </pic:blipFill>
-                  <pic:spPr>
-                    <a:xfrm>
-                      <a:off x="0" y="0"/>
-                      <a:ext cx="3860420" cy="1341886"/>
-                    </a:xfrm>
-                    <a:prstGeom prst="rect">
-                      <a:avLst/>
-                    </a:prstGeom>
-                  </pic:spPr>
-                </pic:pic>
-              </a:graphicData>
-            </a:graphic>
-          </wp:inline>
-        </w:drawing>
-      </w:r>
-    </w:p>
-    <w:p>
-      <w:pPr>
-        <w:ind w:left="2124"/>
-        <w:jc w:val="center"/>
-      </w:pPr>
-      <w:r>
-        <w:rPr>
-          <w:noProof/>
-        </w:rPr>
-        <w:drawing>
-          <wp:inline distT="0" distB="0" distL="0" distR="0" wp14:anchorId="575EDCD5" wp14:editId="468303BE">
+          <wp:inline distT="0" distB="0" distL="0" distR="0" wp14:anchorId="16298EB6" wp14:editId="5354A3AC">
             <wp:extent cx="3858641" cy="2338598"/>
             <wp:effectExtent l="0" t="0" r="8890" b="5080"/>
             <wp:docPr id="135875552" name="Imagem 1"/>
@@ -1996,7 +1766,7 @@
                     <pic:cNvPicPr/>
                   </pic:nvPicPr>
                   <pic:blipFill>
-                    <a:blip r:embed="rId12"/>
+                    <a:blip r:embed="rId11"/>
                     <a:stretch>
                       <a:fillRect/>
                     </a:stretch>
@@ -2024,18 +1794,22 @@
           <w:ilvl w:val="0"/>
           <w:numId w:val="36"/>
         </w:numPr>
+        <w:jc w:val="both"/>
         <w:rPr>
           <w:i/>
           <w:iCs/>
         </w:rPr>
       </w:pPr>
+      <w:r>
+        <w:t xml:space="preserve">Os autores também mencionam que o </w:t>
+      </w:r>
       <w:proofErr w:type="spellStart"/>
       <w:r>
         <w:rPr>
           <w:i/>
           <w:iCs/>
         </w:rPr>
-        <w:t>lr_scheduler</w:t>
+        <w:t>scheduler</w:t>
       </w:r>
       <w:proofErr w:type="spellEnd"/>
       <w:r>
@@ -2043,17 +1817,26 @@
           <w:i/>
           <w:iCs/>
         </w:rPr>
-        <w:t>(self)</w:t>
+        <w:t xml:space="preserve"> </w:t>
+      </w:r>
+      <w:r>
+        <w:t xml:space="preserve">divide a taxa de aprendizado </w:t>
+      </w:r>
+      <w:r>
+        <w:t>(</w:t>
       </w:r>
       <w:r>
         <w:rPr>
           <w:i/>
           <w:iCs/>
         </w:rPr>
-        <w:t xml:space="preserve"> </w:t>
-      </w:r>
-      <w:r>
-        <w:t xml:space="preserve">divide a taxa de aprendizado por 10 caso a rede atinja um </w:t>
+        <w:t>learning rate</w:t>
+      </w:r>
+      <w:r>
+        <w:t xml:space="preserve">) </w:t>
+      </w:r>
+      <w:r>
+        <w:t xml:space="preserve">por 10 caso a rede atinja um </w:t>
       </w:r>
       <w:proofErr w:type="spellStart"/>
       <w:r>
@@ -2061,18 +1844,91 @@
       </w:r>
       <w:proofErr w:type="spellEnd"/>
       <w:r>
-        <w:t>. OBS:</w:t>
+        <w:t xml:space="preserve">. </w:t>
+      </w:r>
+      <w:r>
+        <w:t xml:space="preserve">Contudo, implementações atuais utilizam step </w:t>
+      </w:r>
+      <w:proofErr w:type="spellStart"/>
+      <w:r>
+        <w:rPr>
+          <w:i/>
+          <w:iCs/>
+        </w:rPr>
+        <w:t>decay</w:t>
+      </w:r>
+      <w:proofErr w:type="spellEnd"/>
+      <w:r>
+        <w:rPr>
+          <w:i/>
+          <w:iCs/>
+        </w:rPr>
+        <w:t xml:space="preserve"> fixo</w:t>
+      </w:r>
+      <w:r>
+        <w:t>, a Figura 5 o motivo dessa alteração.</w:t>
       </w:r>
     </w:p>
     <w:p>
       <w:pPr>
         <w:pStyle w:val="PargrafodaLista"/>
         <w:ind w:left="2160"/>
-        <w:rPr>
-          <w:i/>
-          <w:iCs/>
-        </w:rPr>
-      </w:pPr>
+      </w:pPr>
+    </w:p>
+    <w:p>
+      <w:pPr>
+        <w:pStyle w:val="PargrafodaLista"/>
+        <w:ind w:left="2160"/>
+        <w:jc w:val="center"/>
+        <w:rPr>
+          <w:sz w:val="18"/>
+          <w:szCs w:val="18"/>
+        </w:rPr>
+      </w:pPr>
+      <w:r>
+        <w:rPr>
+          <w:sz w:val="18"/>
+          <w:szCs w:val="18"/>
+        </w:rPr>
+        <w:t xml:space="preserve">Figura </w:t>
+      </w:r>
+      <w:r>
+        <w:rPr>
+          <w:sz w:val="18"/>
+          <w:szCs w:val="18"/>
+        </w:rPr>
+        <w:t>5</w:t>
+      </w:r>
+      <w:r>
+        <w:rPr>
+          <w:sz w:val="18"/>
+          <w:szCs w:val="18"/>
+        </w:rPr>
+        <w:t xml:space="preserve">: </w:t>
+      </w:r>
+      <w:r>
+        <w:rPr>
+          <w:sz w:val="18"/>
+          <w:szCs w:val="18"/>
+        </w:rPr>
+        <w:t>Motivação para o step-</w:t>
+      </w:r>
+      <w:proofErr w:type="spellStart"/>
+      <w:r>
+        <w:rPr>
+          <w:sz w:val="18"/>
+          <w:szCs w:val="18"/>
+        </w:rPr>
+        <w:t>decay</w:t>
+      </w:r>
+      <w:proofErr w:type="spellEnd"/>
+      <w:r>
+        <w:rPr>
+          <w:sz w:val="18"/>
+          <w:szCs w:val="18"/>
+        </w:rPr>
+        <w:t xml:space="preserve"> fixo</w:t>
+      </w:r>
       <w:r>
         <w:br/>
       </w:r>
@@ -2096,7 +1952,7 @@
                     <pic:cNvPicPr/>
                   </pic:nvPicPr>
                   <pic:blipFill>
-                    <a:blip r:embed="rId13"/>
+                    <a:blip r:embed="rId12"/>
                     <a:stretch>
                       <a:fillRect/>
                     </a:stretch>
@@ -2120,50 +1976,26 @@
     <w:p>
       <w:pPr>
         <w:pStyle w:val="PargrafodaLista"/>
-        <w:numPr>
-          <w:ilvl w:val="0"/>
-          <w:numId w:val="36"/>
-        </w:numPr>
+        <w:ind w:left="2160"/>
+        <w:rPr>
+          <w:sz w:val="18"/>
+          <w:szCs w:val="18"/>
+        </w:rPr>
+      </w:pPr>
+    </w:p>
+    <w:p>
+      <w:pPr>
+        <w:pStyle w:val="PargrafodaLista"/>
+        <w:ind w:left="2160"/>
         <w:jc w:val="both"/>
       </w:pPr>
-      <w:r>
-        <w:lastRenderedPageBreak/>
-        <w:t xml:space="preserve">Batch </w:t>
-      </w:r>
-      <w:proofErr w:type="spellStart"/>
-      <w:r>
-        <w:t>size</w:t>
-      </w:r>
-      <w:proofErr w:type="spellEnd"/>
-      <w:r>
-        <w:t xml:space="preserve"> = </w:t>
-      </w:r>
-      <w:proofErr w:type="spellStart"/>
-      <w:r>
-        <w:t>Mini-Batches</w:t>
-      </w:r>
-      <w:proofErr w:type="spellEnd"/>
-      <w:r>
-        <w:t xml:space="preserve">: responsabilidade do </w:t>
-      </w:r>
-      <w:proofErr w:type="spellStart"/>
-      <w:r>
-        <w:t>train_ds</w:t>
-      </w:r>
-      <w:proofErr w:type="spellEnd"/>
     </w:p>
     <w:p>
       <w:pPr>
         <w:pStyle w:val="PargrafodaLista"/>
-        <w:numPr>
-          <w:ilvl w:val="0"/>
-          <w:numId w:val="36"/>
-        </w:numPr>
+        <w:ind w:left="2160"/>
         <w:jc w:val="both"/>
       </w:pPr>
-      <w:r>
-        <w:t>Checkpoints baseados em top-5 (como no artigo)</w:t>
-      </w:r>
     </w:p>
     <w:p>
       <w:pPr>
@@ -2190,6 +2022,7 @@
           <w:b/>
           <w:bCs/>
         </w:rPr>
+        <w:lastRenderedPageBreak/>
         <w:t>R</w:t>
       </w:r>
       <w:r>
@@ -2203,9 +2036,59 @@
     <w:p>
       <w:pPr>
         <w:pStyle w:val="PargrafodaLista"/>
-        <w:ind w:left="1440"/>
+        <w:ind w:left="2148" w:firstLine="684"/>
         <w:jc w:val="both"/>
         <w:rPr>
+          <w:sz w:val="18"/>
+          <w:szCs w:val="18"/>
+        </w:rPr>
+      </w:pPr>
+    </w:p>
+    <w:p>
+      <w:pPr>
+        <w:pStyle w:val="PargrafodaLista"/>
+        <w:ind w:left="2148" w:firstLine="684"/>
+        <w:jc w:val="both"/>
+        <w:rPr>
+          <w:b/>
+          <w:bCs/>
+        </w:rPr>
+      </w:pPr>
+      <w:r>
+        <w:rPr>
+          <w:sz w:val="18"/>
+          <w:szCs w:val="18"/>
+        </w:rPr>
+        <w:t xml:space="preserve">Figura </w:t>
+      </w:r>
+      <w:r>
+        <w:rPr>
+          <w:sz w:val="18"/>
+          <w:szCs w:val="18"/>
+        </w:rPr>
+        <w:t>6</w:t>
+      </w:r>
+      <w:r>
+        <w:rPr>
+          <w:sz w:val="18"/>
+          <w:szCs w:val="18"/>
+        </w:rPr>
+        <w:t xml:space="preserve">: </w:t>
+      </w:r>
+      <w:r>
+        <w:rPr>
+          <w:sz w:val="18"/>
+          <w:szCs w:val="18"/>
+        </w:rPr>
+        <w:t>Taxas de erro descritas pelo artigo</w:t>
+      </w:r>
+    </w:p>
+    <w:p>
+      <w:pPr>
+        <w:pStyle w:val="PargrafodaLista"/>
+        <w:ind w:left="2124"/>
+        <w:jc w:val="both"/>
+        <w:rPr>
           <w:b/>
           <w:bCs/>
         </w:rPr>
@@ -2217,9 +2100,9 @@
           <w:noProof/>
         </w:rPr>
         <w:drawing>
-          <wp:inline distT="0" distB="0" distL="0" distR="0" wp14:anchorId="32FD9E62" wp14:editId="13F92B8C">
-            <wp:extent cx="3665692" cy="2691542"/>
-            <wp:effectExtent l="0" t="0" r="0" b="0"/>
+          <wp:inline distT="0" distB="0" distL="0" distR="0" wp14:anchorId="32FD9E62" wp14:editId="7EF47388">
+            <wp:extent cx="3130550" cy="2298613"/>
+            <wp:effectExtent l="0" t="0" r="0" b="6985"/>
             <wp:docPr id="1413120569" name="Imagem 1"/>
             <wp:cNvGraphicFramePr>
               <a:graphicFrameLocks xmlns:a="http://schemas.openxmlformats.org/drawingml/2006/main" noChangeAspect="1"/>
@@ -2232,7 +2115,7 @@
                     <pic:cNvPicPr/>
                   </pic:nvPicPr>
                   <pic:blipFill>
-                    <a:blip r:embed="rId14"/>
+                    <a:blip r:embed="rId13"/>
                     <a:stretch>
                       <a:fillRect/>
                     </a:stretch>
@@ -2240,7 +2123,7 @@
                   <pic:spPr>
                     <a:xfrm>
                       <a:off x="0" y="0"/>
-                      <a:ext cx="3681527" cy="2703169"/>
+                      <a:ext cx="3153546" cy="2315498"/>
                     </a:xfrm>
                     <a:prstGeom prst="rect">
                       <a:avLst/>
@@ -2267,7 +2150,7 @@
     <w:p>
       <w:pPr>
         <w:pStyle w:val="PargrafodaLista"/>
-        <w:ind w:left="1440"/>
+        <w:ind w:left="2148" w:firstLine="684"/>
         <w:jc w:val="both"/>
         <w:rPr>
           <w:b/>
@@ -2276,10 +2159,38 @@
       </w:pPr>
       <w:r>
         <w:rPr>
-          <w:b/>
-          <w:bCs/>
-        </w:rPr>
-        <w:t>OBSERVAÇÃO:</w:t>
+          <w:sz w:val="18"/>
+          <w:szCs w:val="18"/>
+        </w:rPr>
+        <w:t xml:space="preserve">Figura </w:t>
+      </w:r>
+      <w:r>
+        <w:rPr>
+          <w:sz w:val="18"/>
+          <w:szCs w:val="18"/>
+        </w:rPr>
+        <w:t>7</w:t>
+      </w:r>
+      <w:r>
+        <w:rPr>
+          <w:sz w:val="18"/>
+          <w:szCs w:val="18"/>
+        </w:rPr>
+        <w:t xml:space="preserve">: </w:t>
+      </w:r>
+      <w:r>
+        <w:rPr>
+          <w:sz w:val="18"/>
+          <w:szCs w:val="18"/>
+        </w:rPr>
+        <w:t xml:space="preserve">Processo de inferência de erro utilizado </w:t>
+      </w:r>
+      <w:r>
+        <w:rPr>
+          <w:sz w:val="18"/>
+          <w:szCs w:val="18"/>
+        </w:rPr>
+        <w:t>pelos autores</w:t>
       </w:r>
     </w:p>
     <w:p>
@@ -2314,7 +2225,7 @@
                     <pic:cNvPicPr/>
                   </pic:nvPicPr>
                   <pic:blipFill>
-                    <a:blip r:embed="rId15"/>
+                    <a:blip r:embed="rId14"/>
                     <a:stretch>
                       <a:fillRect/>
                     </a:stretch>
@@ -2337,100 +2248,16 @@
     </w:p>
     <w:p>
       <w:pPr>
-        <w:pStyle w:val="PargrafodaLista"/>
-        <w:ind w:left="1440"/>
         <w:jc w:val="both"/>
         <w:rPr>
           <w:b/>
           <w:bCs/>
         </w:rPr>
       </w:pPr>
-    </w:p>
-    <w:p>
-      <w:pPr>
-        <w:jc w:val="both"/>
-        <w:rPr>
-          <w:b/>
-          <w:bCs/>
-        </w:rPr>
-      </w:pPr>
-    </w:p>
-    <w:p>
-      <w:pPr>
-        <w:jc w:val="both"/>
-        <w:rPr>
-          <w:b/>
-          <w:bCs/>
-        </w:rPr>
-      </w:pPr>
-    </w:p>
-    <w:p>
-      <w:pPr>
-        <w:jc w:val="both"/>
-        <w:rPr>
-          <w:b/>
-          <w:bCs/>
-        </w:rPr>
-      </w:pPr>
-    </w:p>
-    <w:p>
-      <w:pPr>
-        <w:jc w:val="both"/>
-        <w:rPr>
-          <w:b/>
-          <w:bCs/>
-        </w:rPr>
-      </w:pPr>
-    </w:p>
-    <w:p>
-      <w:pPr>
-        <w:jc w:val="both"/>
-        <w:rPr>
-          <w:b/>
-          <w:bCs/>
-        </w:rPr>
-      </w:pPr>
-    </w:p>
-    <w:p>
-      <w:pPr>
-        <w:jc w:val="both"/>
-        <w:rPr>
-          <w:b/>
-          <w:bCs/>
-        </w:rPr>
-      </w:pPr>
-    </w:p>
-    <w:p>
-      <w:pPr>
-        <w:jc w:val="both"/>
-        <w:rPr>
-          <w:b/>
-          <w:bCs/>
-        </w:rPr>
-      </w:pPr>
-    </w:p>
-    <w:p>
-      <w:pPr>
-        <w:jc w:val="both"/>
-        <w:rPr>
-          <w:b/>
-          <w:bCs/>
-        </w:rPr>
-      </w:pPr>
-    </w:p>
-    <w:p>
-      <w:pPr>
-        <w:jc w:val="both"/>
-        <w:rPr>
-          <w:b/>
-          <w:bCs/>
-        </w:rPr>
-      </w:pPr>
       <w:r>
         <w:rPr>
           <w:noProof/>
         </w:rPr>
-        <w:lastRenderedPageBreak/>
         <mc:AlternateContent>
           <mc:Choice Requires="wps">
             <w:drawing>
@@ -2505,8 +2332,10 @@
     </w:p>
     <w:p>
       <w:pPr>
-        <w:ind w:left="1416"/>
-        <w:jc w:val="both"/>
+        <w:rPr>
+          <w:b/>
+          <w:bCs/>
+        </w:rPr>
       </w:pPr>
     </w:p>
     <w:p>
@@ -2514,7 +2343,7 @@
         <w:pStyle w:val="PargrafodaLista"/>
         <w:numPr>
           <w:ilvl w:val="0"/>
-          <w:numId w:val="1"/>
+          <w:numId w:val="62"/>
         </w:numPr>
         <w:rPr>
           <w:b/>
@@ -2526,22 +2355,24 @@
           <w:b/>
           <w:bCs/>
         </w:rPr>
-        <w:t xml:space="preserve">Verificação </w:t>
-      </w:r>
-      <w:r>
-        <w:rPr>
-          <w:b/>
-          <w:bCs/>
-        </w:rPr>
-        <w:t>da rede VISION TRANSFORMER</w:t>
-      </w:r>
-      <w:r>
-        <w:rPr>
-          <w:b/>
-          <w:bCs/>
-        </w:rPr>
-        <w:t>:</w:t>
-      </w:r>
+        <w:t xml:space="preserve">Implementação da arquitetura </w:t>
+      </w:r>
+      <w:r>
+        <w:rPr>
+          <w:b/>
+          <w:bCs/>
+        </w:rPr>
+        <w:t xml:space="preserve">Vision </w:t>
+      </w:r>
+      <w:proofErr w:type="spellStart"/>
+      <w:r>
+        <w:rPr>
+          <w:b/>
+          <w:bCs/>
+        </w:rPr>
+        <w:t>Transfomer</w:t>
+      </w:r>
+      <w:proofErr w:type="spellEnd"/>
     </w:p>
     <w:p>
       <w:pPr>
@@ -2551,110 +2382,217 @@
           <w:bCs/>
         </w:rPr>
       </w:pPr>
-      <w:r>
-        <w:rPr>
-          <w:b/>
-          <w:bCs/>
-        </w:rPr>
-        <w:t xml:space="preserve">Repositório Oficial: </w:t>
-      </w:r>
-      <w:hyperlink r:id="rId16" w:history="1">
+    </w:p>
+    <w:p>
+      <w:pPr>
+        <w:pStyle w:val="PargrafodaLista"/>
+        <w:numPr>
+          <w:ilvl w:val="0"/>
+          <w:numId w:val="63"/>
+        </w:numPr>
+        <w:rPr>
+          <w:b/>
+          <w:bCs/>
+        </w:rPr>
+      </w:pPr>
+      <w:r>
+        <w:t xml:space="preserve">Artigo </w:t>
+      </w:r>
+      <w:r>
+        <w:t>de referência</w:t>
+      </w:r>
+      <w:r>
+        <w:t xml:space="preserve"> </w:t>
+      </w:r>
+      <w:r>
+        <w:t>–</w:t>
+      </w:r>
+      <w:r>
+        <w:t xml:space="preserve"> </w:t>
+      </w:r>
+      <w:r>
+        <w:rPr>
+          <w:i/>
+          <w:iCs/>
+          <w:u w:val="single"/>
+        </w:rPr>
+        <w:t xml:space="preserve">Na </w:t>
+      </w:r>
+      <w:proofErr w:type="spellStart"/>
+      <w:r>
+        <w:rPr>
+          <w:i/>
+          <w:iCs/>
+          <w:u w:val="single"/>
+        </w:rPr>
+        <w:t>image</w:t>
+      </w:r>
+      <w:proofErr w:type="spellEnd"/>
+      <w:r>
+        <w:rPr>
+          <w:i/>
+          <w:iCs/>
+          <w:u w:val="single"/>
+        </w:rPr>
+        <w:t xml:space="preserve"> </w:t>
+      </w:r>
+      <w:proofErr w:type="spellStart"/>
+      <w:r>
+        <w:rPr>
+          <w:i/>
+          <w:iCs/>
+          <w:u w:val="single"/>
+        </w:rPr>
+        <w:t>is</w:t>
+      </w:r>
+      <w:proofErr w:type="spellEnd"/>
+      <w:r>
+        <w:rPr>
+          <w:i/>
+          <w:iCs/>
+          <w:u w:val="single"/>
+        </w:rPr>
+        <w:t xml:space="preserve"> Worth 16x16 words: Transformers for </w:t>
+      </w:r>
+      <w:proofErr w:type="spellStart"/>
+      <w:r>
+        <w:rPr>
+          <w:i/>
+          <w:iCs/>
+          <w:u w:val="single"/>
+        </w:rPr>
+        <w:t>iamge</w:t>
+      </w:r>
+      <w:proofErr w:type="spellEnd"/>
+      <w:r>
+        <w:rPr>
+          <w:i/>
+          <w:iCs/>
+          <w:u w:val="single"/>
+        </w:rPr>
+        <w:t xml:space="preserve"> </w:t>
+      </w:r>
+      <w:proofErr w:type="spellStart"/>
+      <w:r>
+        <w:rPr>
+          <w:i/>
+          <w:iCs/>
+          <w:u w:val="single"/>
+        </w:rPr>
+        <w:t>recognition</w:t>
+      </w:r>
+      <w:proofErr w:type="spellEnd"/>
+      <w:r>
+        <w:rPr>
+          <w:i/>
+          <w:iCs/>
+          <w:u w:val="single"/>
+        </w:rPr>
+        <w:t xml:space="preserve"> </w:t>
+      </w:r>
+      <w:proofErr w:type="spellStart"/>
+      <w:r>
+        <w:rPr>
+          <w:i/>
+          <w:iCs/>
+          <w:u w:val="single"/>
+        </w:rPr>
+        <w:t>at</w:t>
+      </w:r>
+      <w:proofErr w:type="spellEnd"/>
+      <w:r>
+        <w:rPr>
+          <w:i/>
+          <w:iCs/>
+          <w:u w:val="single"/>
+        </w:rPr>
+        <w:t xml:space="preserve"> </w:t>
+      </w:r>
+      <w:proofErr w:type="spellStart"/>
+      <w:r>
+        <w:rPr>
+          <w:i/>
+          <w:iCs/>
+          <w:u w:val="single"/>
+        </w:rPr>
+        <w:t>scale</w:t>
+      </w:r>
+      <w:proofErr w:type="spellEnd"/>
+    </w:p>
+    <w:p>
+      <w:pPr>
+        <w:pStyle w:val="PargrafodaLista"/>
+        <w:numPr>
+          <w:ilvl w:val="0"/>
+          <w:numId w:val="63"/>
+        </w:numPr>
+      </w:pPr>
+      <w:r>
+        <w:t>Repositório Oficial</w:t>
+      </w:r>
+      <w:r>
+        <w:t xml:space="preserve"> – </w:t>
+      </w:r>
+      <w:hyperlink r:id="rId15" w:history="1">
         <w:r>
           <w:rPr>
             <w:rStyle w:val="Hyperlink"/>
-            <w:b/>
-            <w:bCs/>
           </w:rPr>
           <w:t>https://github.com/google-research/vision_transformer</w:t>
         </w:r>
       </w:hyperlink>
       <w:r>
-        <w:rPr>
-          <w:b/>
-          <w:bCs/>
-        </w:rPr>
         <w:t xml:space="preserve"> </w:t>
       </w:r>
+    </w:p>
+    <w:p>
+      <w:pPr>
+        <w:pStyle w:val="PargrafodaLista"/>
+        <w:rPr>
+          <w:b/>
+          <w:bCs/>
+        </w:rPr>
+      </w:pPr>
     </w:p>
     <w:p>
       <w:pPr>
         <w:pStyle w:val="PargrafodaLista"/>
         <w:jc w:val="both"/>
         <w:rPr>
-          <w:color w:val="EE0000"/>
-        </w:rPr>
-      </w:pPr>
+          <w:lang w:val="pt-PT"/>
+        </w:rPr>
+      </w:pPr>
+      <w:r>
+        <w:rPr>
+          <w:b/>
+          <w:bCs/>
+        </w:rPr>
+        <w:t>Abstract</w:t>
+      </w:r>
+      <w:r>
+        <w:t xml:space="preserve">: </w:t>
+      </w:r>
+      <w:r>
+        <w:rPr>
+          <w:lang w:val="pt-PT"/>
+        </w:rPr>
+        <w:t xml:space="preserve">Embora a arquitetura Transformer tenha se tornado o padrão de fato para tarefas de processamento de linguagem natural, suas aplicações em visão computacional permanecem limitadas. Em visão computacional, a atenção é aplicada em conjunto com redes convolucionais ou usada para substituir certos componentes de redes convolucionais, mantendo sua estrutura geral. Mostramos que essa dependência de CNNs não é necessária e que um Transformer puro, aplicado diretamente a sequências de patches de imagem, pode ter um desempenho muito bom em tarefas de classificação de imagens. Quando pré-treinado em grandes quantidades de dados e </w:t>
+      </w:r>
+      <w:r>
+        <w:rPr>
+          <w:lang w:val="pt-PT"/>
+        </w:rPr>
+        <w:lastRenderedPageBreak/>
+        <w:t>transferido para múltiplos benchmarks de reconhecimento de imagem de médio ou pequeno porte (ImageNet, CIFAR-100, VTAB, etc.), o Vision Transformer (ViT) atinge excelentes resultados em comparação com redes convolucionais de última geração, exigindo substancialmente menos recursos computacionais para treinamento.</w:t>
+      </w:r>
     </w:p>
     <w:p>
       <w:pPr>
         <w:pStyle w:val="PargrafodaLista"/>
         <w:jc w:val="both"/>
         <w:rPr>
-          <w:color w:val="EE0000"/>
-        </w:rPr>
-      </w:pPr>
-      <w:r>
-        <w:rPr>
-          <w:color w:val="EE0000"/>
-        </w:rPr>
-        <w:t xml:space="preserve">Artigo: </w:t>
-      </w:r>
-      <w:r>
-        <w:rPr>
-          <w:color w:val="EE0000"/>
-        </w:rPr>
-        <w:t>AN IMAGE IS WORTH 16X16 WORDS:</w:t>
-      </w:r>
-      <w:r>
-        <w:rPr>
-          <w:color w:val="EE0000"/>
-        </w:rPr>
-        <w:t xml:space="preserve"> </w:t>
-      </w:r>
-      <w:r>
-        <w:rPr>
-          <w:color w:val="EE0000"/>
-        </w:rPr>
-        <w:t>TRANSFORMERS FOR IMAGE RECOGNITION AT SCALE</w:t>
-      </w:r>
-    </w:p>
-    <w:p>
-      <w:pPr>
-        <w:pStyle w:val="PargrafodaLista"/>
-        <w:jc w:val="both"/>
-        <w:rPr>
-          <w:color w:val="EE0000"/>
-          <w:lang w:val="pt-PT"/>
-        </w:rPr>
-      </w:pPr>
-      <w:r>
-        <w:rPr>
-          <w:color w:val="EE0000"/>
-        </w:rPr>
-        <w:t>Abstract</w:t>
-      </w:r>
-      <w:r>
-        <w:rPr>
-          <w:color w:val="EE0000"/>
-        </w:rPr>
-        <w:t xml:space="preserve">: </w:t>
-      </w:r>
-      <w:r>
-        <w:rPr>
-          <w:color w:val="EE0000"/>
-          <w:lang w:val="pt-PT"/>
-        </w:rPr>
-        <w:t>Embora a arquitetura Transformer tenha se tornado o padrão de fato para tarefas de processamento de linguagem natural, suas aplicações em visão computacional permanecem limitadas. Em visão computacional, a atenção é aplicada em conjunto com redes convolucionais ou usada para substituir certos componentes de redes convolucionais, mantendo sua estrutura geral. Mostramos que essa dependência de CNNs não é necessária e que um Transformer puro, aplicado diretamente a sequências de patches de imagem, pode ter um desempenho muito bom em tarefas de classificação de imagens. Quando pré-treinado em grandes quantidades de dados e transferido para múltiplos benchmarks de reconhecimento de imagem de médio ou pequeno porte (ImageNet, CIFAR-100, VTAB, etc.), o Vision Transformer (ViT) atinge excelentes resultados em comparação com redes convolucionais de última geração, exigindo substancialmente menos recursos computacionais para treinamento.</w:t>
-      </w:r>
-    </w:p>
-    <w:p>
-      <w:pPr>
-        <w:pStyle w:val="PargrafodaLista"/>
-        <w:jc w:val="both"/>
-        <w:rPr>
-          <w:b/>
-          <w:bCs/>
-          <w:color w:val="EE0000"/>
+          <w:b/>
+          <w:bCs/>
         </w:rPr>
       </w:pPr>
     </w:p>
@@ -2759,6 +2697,9 @@
       </w:r>
       <w:proofErr w:type="spellEnd"/>
       <w:r>
+        <w:t>, análogo ao procedimento descrito na ResNet-50</w:t>
+      </w:r>
+      <w:r>
         <w:t xml:space="preserve"> (um ficheiro por </w:t>
       </w:r>
       <w:proofErr w:type="spellStart"/>
@@ -2769,13 +2710,6 @@
       <w:r>
         <w:t>).</w:t>
       </w:r>
-    </w:p>
-    <w:p>
-      <w:pPr>
-        <w:pStyle w:val="PargrafodaLista"/>
-        <w:ind w:left="2148"/>
-        <w:jc w:val="both"/>
-      </w:pPr>
     </w:p>
     <w:p>
       <w:pPr>
@@ -2803,7 +2737,19 @@
         <w:t>Utilização do</w:t>
       </w:r>
       <w:r>
-        <w:t xml:space="preserve"> script do repositório ou um script equivalente para criar </w:t>
+        <w:t xml:space="preserve"> script do repositório ou um script equivalente para </w:t>
+      </w:r>
+      <w:r>
+        <w:t xml:space="preserve">a </w:t>
+      </w:r>
+      <w:r>
+        <w:t>cria</w:t>
+      </w:r>
+      <w:r>
+        <w:t>ção de</w:t>
+      </w:r>
+      <w:r>
+        <w:t xml:space="preserve"> </w:t>
       </w:r>
       <w:proofErr w:type="spellStart"/>
       <w:r>
@@ -2843,11 +2789,6 @@
       <w:r>
         <w:t xml:space="preserve"> conforme espaço/IO).</w:t>
       </w:r>
-    </w:p>
-    <w:p>
-      <w:pPr>
-        <w:pStyle w:val="PargrafodaLista"/>
-      </w:pPr>
     </w:p>
     <w:p>
       <w:pPr>
@@ -2867,7 +2808,21 @@
           <w:b/>
           <w:bCs/>
         </w:rPr>
-        <w:t>Pré-processamento:</w:t>
+        <w:t>Pré-processamento</w:t>
+      </w:r>
+      <w:r>
+        <w:rPr>
+          <w:b/>
+          <w:bCs/>
+        </w:rPr>
+        <w:t xml:space="preserve"> para treino</w:t>
+      </w:r>
+      <w:r>
+        <w:rPr>
+          <w:b/>
+          <w:bCs/>
+        </w:rPr>
+        <w:t>:</w:t>
       </w:r>
       <w:r>
         <w:rPr>
@@ -2876,106 +2831,98 @@
         </w:rPr>
         <w:t xml:space="preserve"> </w:t>
       </w:r>
+      <w:proofErr w:type="spellStart"/>
+      <w:r>
+        <w:t>resize</w:t>
+      </w:r>
+      <w:proofErr w:type="spellEnd"/>
+      <w:r>
+        <w:t xml:space="preserve"> (ex.: 256 → </w:t>
+      </w:r>
+      <w:proofErr w:type="spellStart"/>
+      <w:r>
+        <w:t>random</w:t>
+      </w:r>
+      <w:proofErr w:type="spellEnd"/>
+      <w:r>
+        <w:t xml:space="preserve"> </w:t>
+      </w:r>
+      <w:proofErr w:type="spellStart"/>
+      <w:r>
+        <w:t>crop</w:t>
+      </w:r>
+      <w:proofErr w:type="spellEnd"/>
+      <w:r>
+        <w:t xml:space="preserve"> 224) + normalização conforme input_pipeline.py do repo</w:t>
+      </w:r>
+      <w:r>
+        <w:t>sitório</w:t>
+      </w:r>
+      <w:r>
+        <w:t>.</w:t>
+      </w:r>
     </w:p>
     <w:p>
       <w:pPr>
         <w:pStyle w:val="PargrafodaLista"/>
-        <w:ind w:left="2148"/>
-      </w:pPr>
-      <w:r>
-        <w:t xml:space="preserve">- </w:t>
-      </w:r>
-      <w:r>
-        <w:rPr>
-          <w:b/>
-          <w:bCs/>
-        </w:rPr>
-        <w:t>Treino:</w:t>
+        <w:numPr>
+          <w:ilvl w:val="1"/>
+          <w:numId w:val="48"/>
+        </w:numPr>
+      </w:pPr>
+      <w:r>
+        <w:rPr>
+          <w:b/>
+          <w:bCs/>
+        </w:rPr>
+        <w:t>Pré-processamento</w:t>
+      </w:r>
+      <w:r>
+        <w:rPr>
+          <w:b/>
+          <w:bCs/>
+        </w:rPr>
+        <w:t xml:space="preserve"> pa</w:t>
+      </w:r>
+      <w:r>
+        <w:rPr>
+          <w:b/>
+          <w:bCs/>
+        </w:rPr>
+        <w:t>ra</w:t>
       </w:r>
       <w:r>
         <w:t xml:space="preserve"> </w:t>
       </w:r>
+      <w:r>
+        <w:rPr>
+          <w:b/>
+          <w:bCs/>
+        </w:rPr>
+        <w:t>f</w:t>
+      </w:r>
+      <w:r>
+        <w:rPr>
+          <w:b/>
+          <w:bCs/>
+        </w:rPr>
+        <w:t>ine-</w:t>
+      </w:r>
       <w:proofErr w:type="spellStart"/>
       <w:r>
-        <w:t>resize</w:t>
+        <w:rPr>
+          <w:b/>
+          <w:bCs/>
+        </w:rPr>
+        <w:t>tuning</w:t>
       </w:r>
       <w:proofErr w:type="spellEnd"/>
       <w:r>
-        <w:t xml:space="preserve"> (ex.: 256 → </w:t>
-      </w:r>
-      <w:proofErr w:type="spellStart"/>
-      <w:r>
-        <w:t>random</w:t>
-      </w:r>
-      <w:proofErr w:type="spellEnd"/>
-      <w:r>
-        <w:t xml:space="preserve"> </w:t>
-      </w:r>
-      <w:proofErr w:type="spellStart"/>
-      <w:r>
-        <w:t>crop</w:t>
-      </w:r>
-      <w:proofErr w:type="spellEnd"/>
-      <w:r>
-        <w:t xml:space="preserve"> 224) + normalização conforme input_pipeline.py do repo</w:t>
-      </w:r>
-      <w:r>
-        <w:t>sitório</w:t>
-      </w:r>
-      <w:r>
-        <w:t>.</w:t>
-      </w:r>
-    </w:p>
-    <w:p>
-      <w:pPr>
-        <w:pStyle w:val="PargrafodaLista"/>
-        <w:ind w:left="2148"/>
-      </w:pPr>
-    </w:p>
-    <w:p>
-      <w:pPr>
-        <w:pStyle w:val="PargrafodaLista"/>
-        <w:ind w:left="2148"/>
-      </w:pPr>
-      <w:r>
-        <w:t xml:space="preserve">- </w:t>
-      </w:r>
-      <w:r>
-        <w:rPr>
-          <w:b/>
-          <w:bCs/>
-        </w:rPr>
-        <w:t>Fine-</w:t>
-      </w:r>
-      <w:proofErr w:type="spellStart"/>
-      <w:r>
-        <w:rPr>
-          <w:b/>
-          <w:bCs/>
-        </w:rPr>
-        <w:t>tuning</w:t>
-      </w:r>
-      <w:proofErr w:type="spellEnd"/>
-      <w:r>
-        <w:rPr>
-          <w:b/>
-          <w:bCs/>
-        </w:rPr>
-        <w:t xml:space="preserve"> (no </w:t>
-      </w:r>
-      <w:r>
-        <w:rPr>
-          <w:b/>
-          <w:bCs/>
-        </w:rPr>
-        <w:t>artigo</w:t>
-      </w:r>
-      <w:r>
-        <w:rPr>
-          <w:b/>
-          <w:bCs/>
-        </w:rPr>
-        <w:t>):</w:t>
+        <w:rPr>
+          <w:b/>
+          <w:bCs/>
+        </w:rPr>
+        <w:t>:</w:t>
       </w:r>
       <w:r>
         <w:t xml:space="preserve"> fine-</w:t>
@@ -3093,13 +3040,13 @@
         </w:rPr>
         <w:t>:</w:t>
       </w:r>
-    </w:p>
-    <w:p>
-      <w:pPr>
-        <w:pStyle w:val="PargrafodaLista"/>
-        <w:ind w:left="2136"/>
-        <w:jc w:val="both"/>
-      </w:pPr>
+      <w:r>
+        <w:rPr>
+          <w:b/>
+          <w:bCs/>
+        </w:rPr>
+        <w:t xml:space="preserve"> </w:t>
+      </w:r>
       <w:r>
         <w:t xml:space="preserve">No </w:t>
       </w:r>
@@ -3121,10 +3068,14 @@
       </w:r>
       <w:proofErr w:type="spellEnd"/>
       <w:r>
-        <w:t xml:space="preserve">-B/16); na arquitetura, </w:t>
+        <w:t xml:space="preserve">-B/16); </w:t>
       </w:r>
       <w:proofErr w:type="spellStart"/>
       <w:r>
+        <w:rPr>
+          <w:i/>
+          <w:iCs/>
+        </w:rPr>
         <w:t>kernel_size</w:t>
       </w:r>
       <w:proofErr w:type="spellEnd"/>
@@ -3133,35 +3084,53 @@
       </w:r>
       <w:proofErr w:type="spellStart"/>
       <w:r>
+        <w:rPr>
+          <w:i/>
+          <w:iCs/>
+        </w:rPr>
         <w:t>stride</w:t>
       </w:r>
       <w:proofErr w:type="spellEnd"/>
       <w:r>
         <w:t xml:space="preserve"> devem ser iguais ao </w:t>
+      </w:r>
+      <w:r>
+        <w:t xml:space="preserve">tamanho dos </w:t>
+      </w:r>
+      <w:r>
+        <w:t xml:space="preserve">patches (implementado como um </w:t>
       </w:r>
       <w:proofErr w:type="spellStart"/>
       <w:proofErr w:type="gramStart"/>
       <w:r>
-        <w:t>patches.size</w:t>
+        <w:t>nn.Conv</w:t>
       </w:r>
       <w:proofErr w:type="spellEnd"/>
       <w:proofErr w:type="gramEnd"/>
       <w:r>
-        <w:t xml:space="preserve">. (implementado como um </w:t>
+        <w:t xml:space="preserve"> com </w:t>
+      </w:r>
+      <w:proofErr w:type="spellStart"/>
+      <w:r>
+        <w:t>kernel_size</w:t>
+      </w:r>
+      <w:proofErr w:type="spellEnd"/>
+      <w:r>
+        <w:t xml:space="preserve"> = </w:t>
       </w:r>
       <w:proofErr w:type="spellStart"/>
       <w:proofErr w:type="gramStart"/>
       <w:r>
-        <w:t>nn.Conv</w:t>
+        <w:t>patches.size</w:t>
       </w:r>
       <w:proofErr w:type="spellEnd"/>
       <w:proofErr w:type="gramEnd"/>
       <w:r>
-        <w:t xml:space="preserve"> com </w:t>
+        <w:t xml:space="preserve"> e </w:t>
       </w:r>
       <w:proofErr w:type="spellStart"/>
       <w:r>
-        <w:t>kernel_size</w:t>
+        <w:t>strides</w:t>
       </w:r>
       <w:proofErr w:type="spellEnd"/>
       <w:r>
@@ -3175,25 +3144,13 @@
       <w:proofErr w:type="spellEnd"/>
       <w:proofErr w:type="gramEnd"/>
       <w:r>
-        <w:t xml:space="preserve"> e </w:t>
-      </w:r>
-      <w:proofErr w:type="spellStart"/>
-      <w:r>
-        <w:t>strides</w:t>
-      </w:r>
-      <w:proofErr w:type="spellEnd"/>
-      <w:r>
-        <w:t xml:space="preserve"> = </w:t>
-      </w:r>
-      <w:proofErr w:type="spellStart"/>
-      <w:proofErr w:type="gramStart"/>
-      <w:r>
-        <w:t>patches.size</w:t>
-      </w:r>
-      <w:proofErr w:type="spellEnd"/>
-      <w:proofErr w:type="gramEnd"/>
-      <w:r>
-        <w:t xml:space="preserve"> no código);</w:t>
+        <w:t xml:space="preserve"> </w:t>
+      </w:r>
+      <w:r>
+        <w:t>em</w:t>
+      </w:r>
+      <w:r>
+        <w:t xml:space="preserve"> código);</w:t>
       </w:r>
     </w:p>
     <w:p>
@@ -3260,16 +3217,15 @@
         </w:rPr>
         <w:t>:</w:t>
       </w:r>
-    </w:p>
-    <w:p>
-      <w:pPr>
-        <w:pStyle w:val="PargrafodaLista"/>
-        <w:ind w:left="2136"/>
-        <w:jc w:val="both"/>
-      </w:pPr>
-      <w:r>
-        <w:lastRenderedPageBreak/>
-        <w:t>A</w:t>
+      <w:r>
+        <w:rPr>
+          <w:b/>
+          <w:bCs/>
+        </w:rPr>
+        <w:t xml:space="preserve"> </w:t>
+      </w:r>
+      <w:r>
+        <w:t>a a</w:t>
       </w:r>
       <w:r>
         <w:t xml:space="preserve">dição de um </w:t>
@@ -3291,7 +3247,7 @@
         <w:t xml:space="preserve"> token</w:t>
       </w:r>
       <w:r>
-        <w:t xml:space="preserve"> aprendível que é concatenado ao conjunto de patch-</w:t>
+        <w:t xml:space="preserve"> aprendível é concatenado ao conjunto de patch-</w:t>
       </w:r>
       <w:proofErr w:type="spellStart"/>
       <w:r>
@@ -3375,22 +3331,24 @@
         </w:numPr>
         <w:jc w:val="both"/>
       </w:pPr>
-      <w:r>
-        <w:rPr>
-          <w:b/>
-          <w:bCs/>
-        </w:rPr>
-        <w:t xml:space="preserve">Encoder: </w:t>
-      </w:r>
-    </w:p>
-    <w:p>
-      <w:pPr>
-        <w:pStyle w:val="PargrafodaLista"/>
-        <w:ind w:left="2136"/>
-        <w:jc w:val="both"/>
-      </w:pPr>
-      <w:r>
-        <w:t>A estrutura a construção da rede</w:t>
+      <w:proofErr w:type="spellStart"/>
+      <w:r>
+        <w:rPr>
+          <w:b/>
+          <w:bCs/>
+        </w:rPr>
+        <w:t>Encoder</w:t>
+      </w:r>
+      <w:proofErr w:type="spellEnd"/>
+      <w:r>
+        <w:rPr>
+          <w:b/>
+          <w:bCs/>
+        </w:rPr>
+        <w:t xml:space="preserve">: </w:t>
+      </w:r>
+      <w:r>
+        <w:t>a construção da rede</w:t>
       </w:r>
       <w:r>
         <w:t xml:space="preserve"> segue</w:t>
@@ -3544,21 +3502,32 @@
         </w:rPr>
         <w:t>:</w:t>
       </w:r>
-    </w:p>
-    <w:p>
-      <w:pPr>
-        <w:pStyle w:val="PargrafodaLista"/>
-        <w:ind w:left="2136"/>
-        <w:jc w:val="both"/>
+      <w:r>
+        <w:rPr>
+          <w:b/>
+          <w:bCs/>
+        </w:rPr>
+        <w:t xml:space="preserve"> </w:t>
+      </w:r>
+      <w:r>
         <w:rPr>
           <w:color w:val="000000" w:themeColor="text1"/>
         </w:rPr>
-      </w:pPr>
+        <w:t xml:space="preserve">os autores </w:t>
+      </w:r>
+      <w:proofErr w:type="spellStart"/>
       <w:r>
         <w:rPr>
           <w:color w:val="000000" w:themeColor="text1"/>
         </w:rPr>
-        <w:t xml:space="preserve">os autores pré-treinaram em JFT-300M com batch </w:t>
+        <w:t>pré</w:t>
+      </w:r>
+      <w:proofErr w:type="spellEnd"/>
+      <w:r>
+        <w:rPr>
+          <w:color w:val="000000" w:themeColor="text1"/>
+        </w:rPr>
+        <w:t xml:space="preserve">-treinaram em JFT-300M com batch </w:t>
       </w:r>
       <w:proofErr w:type="spellStart"/>
       <w:r>
@@ -3606,39 +3575,77 @@
         </w:rPr>
         <w:t>Parâmetros de treinamento:</w:t>
       </w:r>
+      <w:r>
+        <w:rPr>
+          <w:b/>
+          <w:bCs/>
+        </w:rPr>
+        <w:t xml:space="preserve"> </w:t>
+      </w:r>
+      <w:r>
+        <w:t>p</w:t>
+      </w:r>
+      <w:r>
+        <w:t>ré-treino inicial, seguido por um fine-</w:t>
+      </w:r>
+      <w:proofErr w:type="spellStart"/>
+      <w:r>
+        <w:t>tunning</w:t>
+      </w:r>
+      <w:proofErr w:type="spellEnd"/>
+      <w:r>
+        <w:t>.</w:t>
+      </w:r>
+      <w:r>
+        <w:t xml:space="preserve"> No caso deste experimento, a etapa de pré-treino será substituída pelo carregamento de pesos para a arquitetura </w:t>
+      </w:r>
+      <w:proofErr w:type="spellStart"/>
+      <w:r>
+        <w:t>ViT</w:t>
+      </w:r>
+      <w:proofErr w:type="spellEnd"/>
+      <w:r>
+        <w:t>-B/16 com a ImageNet21K, conforme descrito pela Figura 9 e Figura 10.</w:t>
+      </w:r>
+      <w:r>
+        <w:t xml:space="preserve"> </w:t>
+      </w:r>
     </w:p>
     <w:p>
       <w:pPr>
         <w:pStyle w:val="PargrafodaLista"/>
-        <w:ind w:left="1776"/>
+        <w:ind w:left="2136"/>
         <w:jc w:val="both"/>
-      </w:pPr>
-      <w:r>
-        <w:rPr>
-          <w:b/>
-          <w:bCs/>
-        </w:rPr>
-        <w:t>Protocolo de treino:</w:t>
-      </w:r>
-      <w:r>
-        <w:t xml:space="preserve"> Pré-treino inicial, seguido por um fine-</w:t>
-      </w:r>
-      <w:proofErr w:type="spellStart"/>
-      <w:r>
-        <w:t>tunning</w:t>
-      </w:r>
-      <w:proofErr w:type="spellEnd"/>
-      <w:r>
-        <w:t xml:space="preserve">. O teste será conduzido utilizando o modelo definido como </w:t>
-      </w:r>
-      <w:proofErr w:type="spellStart"/>
-      <w:r>
-        <w:t>ViT</w:t>
-      </w:r>
-      <w:proofErr w:type="spellEnd"/>
-      <w:r>
-        <w:t>-Base, uma vez que este foi a base para a antiga implementação (levando em consideração os requisitos de hardware)</w:t>
-      </w:r>
+        <w:rPr>
+          <w:b/>
+          <w:bCs/>
+          <w:color w:val="EE0000"/>
+        </w:rPr>
+      </w:pPr>
+    </w:p>
+    <w:p>
+      <w:pPr>
+        <w:pStyle w:val="PargrafodaLista"/>
+        <w:ind w:left="2136"/>
+        <w:jc w:val="both"/>
+        <w:rPr>
+          <w:b/>
+          <w:bCs/>
+          <w:color w:val="EE0000"/>
+        </w:rPr>
+      </w:pPr>
+    </w:p>
+    <w:p>
+      <w:pPr>
+        <w:pStyle w:val="PargrafodaLista"/>
+        <w:ind w:left="2136"/>
+        <w:jc w:val="both"/>
+        <w:rPr>
+          <w:b/>
+          <w:bCs/>
+          <w:color w:val="EE0000"/>
+        </w:rPr>
+      </w:pPr>
     </w:p>
     <w:p>
       <w:pPr>
@@ -3683,6 +3690,94 @@
           <w:color w:val="000000" w:themeColor="text1"/>
         </w:rPr>
         <w:t xml:space="preserve"> de cada modelo proposto</w:t>
+      </w:r>
+      <w:r>
+        <w:rPr>
+          <w:b/>
+          <w:bCs/>
+          <w:color w:val="000000" w:themeColor="text1"/>
+        </w:rPr>
+        <w:t xml:space="preserve">: </w:t>
+      </w:r>
+      <w:r>
+        <w:rPr>
+          <w:color w:val="000000" w:themeColor="text1"/>
+        </w:rPr>
+        <w:t xml:space="preserve">a Figura 8 – retirada diretamente do artigo – deixa explícito a configuração dos </w:t>
+      </w:r>
+      <w:proofErr w:type="spellStart"/>
+      <w:r>
+        <w:rPr>
+          <w:color w:val="000000" w:themeColor="text1"/>
+        </w:rPr>
+        <w:t>hiperparâmetros</w:t>
+      </w:r>
+      <w:proofErr w:type="spellEnd"/>
+      <w:r>
+        <w:rPr>
+          <w:color w:val="000000" w:themeColor="text1"/>
+        </w:rPr>
+        <w:t xml:space="preserve"> para cada uma das implementações.</w:t>
+      </w:r>
+    </w:p>
+    <w:p>
+      <w:pPr>
+        <w:pStyle w:val="PargrafodaLista"/>
+        <w:ind w:left="2136"/>
+        <w:jc w:val="both"/>
+        <w:rPr>
+          <w:b/>
+          <w:bCs/>
+          <w:color w:val="000000" w:themeColor="text1"/>
+        </w:rPr>
+      </w:pPr>
+    </w:p>
+    <w:p>
+      <w:pPr>
+        <w:pStyle w:val="PargrafodaLista"/>
+        <w:ind w:left="2148" w:firstLine="684"/>
+        <w:jc w:val="both"/>
+        <w:rPr>
+          <w:b/>
+          <w:bCs/>
+        </w:rPr>
+      </w:pPr>
+      <w:r>
+        <w:rPr>
+          <w:sz w:val="18"/>
+          <w:szCs w:val="18"/>
+        </w:rPr>
+        <w:t xml:space="preserve">Figura </w:t>
+      </w:r>
+      <w:r>
+        <w:rPr>
+          <w:sz w:val="18"/>
+          <w:szCs w:val="18"/>
+        </w:rPr>
+        <w:t>8</w:t>
+      </w:r>
+      <w:r>
+        <w:rPr>
+          <w:sz w:val="18"/>
+          <w:szCs w:val="18"/>
+        </w:rPr>
+        <w:t xml:space="preserve">: </w:t>
+      </w:r>
+      <w:proofErr w:type="spellStart"/>
+      <w:r>
+        <w:rPr>
+          <w:sz w:val="18"/>
+          <w:szCs w:val="18"/>
+        </w:rPr>
+        <w:t>Hiperparâmetros</w:t>
+      </w:r>
+      <w:proofErr w:type="spellEnd"/>
+      <w:r>
+        <w:rPr>
+          <w:sz w:val="18"/>
+          <w:szCs w:val="18"/>
+        </w:rPr>
+        <w:t xml:space="preserve"> utilizados para cada implementação</w:t>
       </w:r>
     </w:p>
     <w:p>
@@ -3715,7 +3810,7 @@
                     <pic:cNvPicPr/>
                   </pic:nvPicPr>
                   <pic:blipFill rotWithShape="1">
-                    <a:blip r:embed="rId17"/>
+                    <a:blip r:embed="rId16"/>
                     <a:srcRect b="66480"/>
                     <a:stretch>
                       <a:fillRect/>
@@ -3785,7 +3880,7 @@
                     <pic:cNvPicPr/>
                   </pic:nvPicPr>
                   <pic:blipFill rotWithShape="1">
-                    <a:blip r:embed="rId17"/>
+                    <a:blip r:embed="rId16"/>
                     <a:srcRect t="81518" b="-287"/>
                     <a:stretch>
                       <a:fillRect/>
@@ -3828,46 +3923,6 @@
     <w:p>
       <w:pPr>
         <w:pStyle w:val="PargrafodaLista"/>
-        <w:ind w:left="2136"/>
-        <w:jc w:val="both"/>
-        <w:rPr>
-          <w:color w:val="0D0D0D" w:themeColor="text1" w:themeTint="F2"/>
-        </w:rPr>
-      </w:pPr>
-    </w:p>
-    <w:p>
-      <w:pPr>
-        <w:pStyle w:val="PargrafodaLista"/>
-        <w:ind w:left="2136"/>
-        <w:jc w:val="both"/>
-        <w:rPr>
-          <w:color w:val="0D0D0D" w:themeColor="text1" w:themeTint="F2"/>
-        </w:rPr>
-      </w:pPr>
-    </w:p>
-    <w:p>
-      <w:pPr>
-        <w:pStyle w:val="PargrafodaLista"/>
-        <w:ind w:left="2136"/>
-        <w:jc w:val="both"/>
-        <w:rPr>
-          <w:color w:val="0D0D0D" w:themeColor="text1" w:themeTint="F2"/>
-        </w:rPr>
-      </w:pPr>
-    </w:p>
-    <w:p>
-      <w:pPr>
-        <w:pStyle w:val="PargrafodaLista"/>
-        <w:ind w:left="2136"/>
-        <w:jc w:val="both"/>
-        <w:rPr>
-          <w:color w:val="0D0D0D" w:themeColor="text1" w:themeTint="F2"/>
-        </w:rPr>
-      </w:pPr>
-    </w:p>
-    <w:p>
-      <w:pPr>
-        <w:pStyle w:val="PargrafodaLista"/>
         <w:numPr>
           <w:ilvl w:val="0"/>
           <w:numId w:val="59"/>
@@ -3877,6 +3932,7 @@
           <w:color w:val="0D0D0D" w:themeColor="text1" w:themeTint="F2"/>
         </w:rPr>
       </w:pPr>
+      <w:proofErr w:type="spellStart"/>
       <w:r>
         <w:rPr>
           <w:b/>
@@ -3899,24 +3955,9 @@
           <w:bCs/>
           <w:color w:val="0D0D0D" w:themeColor="text1" w:themeTint="F2"/>
         </w:rPr>
-        <w:t>per parâmetros</w:t>
-      </w:r>
-      <w:r>
-        <w:rPr>
-          <w:b/>
-          <w:bCs/>
-          <w:color w:val="0D0D0D" w:themeColor="text1" w:themeTint="F2"/>
-        </w:rPr>
-        <w:t xml:space="preserve"> citados no </w:t>
-      </w:r>
-      <w:r>
-        <w:rPr>
-          <w:b/>
-          <w:bCs/>
-          <w:color w:val="0D0D0D" w:themeColor="text1" w:themeTint="F2"/>
-        </w:rPr>
-        <w:t>artigo</w:t>
-      </w:r>
+        <w:t>perparâmetros</w:t>
+      </w:r>
+      <w:proofErr w:type="spellEnd"/>
       <w:r>
         <w:rPr>
           <w:b/>
@@ -4455,6 +4496,45 @@
     <w:p>
       <w:pPr>
         <w:pStyle w:val="PargrafodaLista"/>
+        <w:ind w:left="2832"/>
+        <w:jc w:val="both"/>
+        <w:rPr>
+          <w:b/>
+          <w:bCs/>
+        </w:rPr>
+      </w:pPr>
+      <w:r>
+        <w:rPr>
+          <w:sz w:val="18"/>
+          <w:szCs w:val="18"/>
+        </w:rPr>
+        <w:t xml:space="preserve">Figura </w:t>
+      </w:r>
+      <w:r>
+        <w:rPr>
+          <w:sz w:val="18"/>
+          <w:szCs w:val="18"/>
+        </w:rPr>
+        <w:t>9</w:t>
+      </w:r>
+      <w:r>
+        <w:rPr>
+          <w:sz w:val="18"/>
+          <w:szCs w:val="18"/>
+        </w:rPr>
+        <w:t xml:space="preserve">: </w:t>
+      </w:r>
+      <w:r>
+        <w:rPr>
+          <w:sz w:val="18"/>
+          <w:szCs w:val="18"/>
+        </w:rPr>
+        <w:t>Instruções para o treinamento (levando em consideração o carregamento de pesos)</w:t>
+      </w:r>
+    </w:p>
+    <w:p>
+      <w:pPr>
+        <w:pStyle w:val="PargrafodaLista"/>
         <w:ind w:left="708"/>
         <w:jc w:val="both"/>
         <w:rPr>
@@ -4466,7 +4546,6 @@
           <w:noProof/>
           <w:color w:val="0D0D0D" w:themeColor="text1" w:themeTint="F2"/>
         </w:rPr>
-        <w:lastRenderedPageBreak/>
         <w:drawing>
           <wp:inline distT="0" distB="0" distL="0" distR="0" wp14:anchorId="0A5330E2" wp14:editId="4A89CA37">
             <wp:extent cx="5228514" cy="2055377"/>
@@ -4483,7 +4562,7 @@
                     <pic:cNvPicPr/>
                   </pic:nvPicPr>
                   <pic:blipFill>
-                    <a:blip r:embed="rId18"/>
+                    <a:blip r:embed="rId17"/>
                     <a:stretch>
                       <a:fillRect/>
                     </a:stretch>
@@ -4526,6 +4605,7 @@
           <w:color w:val="0D0D0D" w:themeColor="text1" w:themeTint="F2"/>
         </w:rPr>
       </w:pPr>
+      <w:proofErr w:type="spellStart"/>
       <w:r>
         <w:rPr>
           <w:b/>
@@ -4548,15 +4628,16 @@
           <w:bCs/>
           <w:color w:val="0D0D0D" w:themeColor="text1" w:themeTint="F2"/>
         </w:rPr>
-        <w:t xml:space="preserve">per parâmetros citados no </w:t>
-      </w:r>
+        <w:t>perparâmetros</w:t>
+      </w:r>
+      <w:proofErr w:type="spellEnd"/>
       <w:r>
         <w:rPr>
           <w:b/>
           <w:bCs/>
           <w:color w:val="0D0D0D" w:themeColor="text1" w:themeTint="F2"/>
         </w:rPr>
-        <w:t>artigo</w:t>
+        <w:t xml:space="preserve"> (</w:t>
       </w:r>
       <w:r>
         <w:rPr>
@@ -4564,15 +4645,33 @@
           <w:bCs/>
           <w:color w:val="0D0D0D" w:themeColor="text1" w:themeTint="F2"/>
         </w:rPr>
-        <w:t xml:space="preserve"> (</w:t>
-      </w:r>
+        <w:t>Fine-</w:t>
+      </w:r>
+      <w:proofErr w:type="spellStart"/>
       <w:r>
         <w:rPr>
           <w:b/>
           <w:bCs/>
           <w:color w:val="0D0D0D" w:themeColor="text1" w:themeTint="F2"/>
         </w:rPr>
-        <w:t>Fine-</w:t>
+        <w:t>Tunning</w:t>
+      </w:r>
+      <w:proofErr w:type="spellEnd"/>
+      <w:r>
+        <w:rPr>
+          <w:b/>
+          <w:bCs/>
+          <w:color w:val="0D0D0D" w:themeColor="text1" w:themeTint="F2"/>
+        </w:rPr>
+        <w:t>)</w:t>
+      </w:r>
+      <w:r>
+        <w:rPr>
+          <w:b/>
+          <w:bCs/>
+          <w:color w:val="0D0D0D" w:themeColor="text1" w:themeTint="F2"/>
+        </w:rPr>
+        <w:t xml:space="preserve"> </w:t>
       </w:r>
       <w:proofErr w:type="spellStart"/>
       <w:r>
@@ -4581,7 +4680,7 @@
           <w:bCs/>
           <w:color w:val="0D0D0D" w:themeColor="text1" w:themeTint="F2"/>
         </w:rPr>
-        <w:t>Tunning</w:t>
+        <w:t>ViT</w:t>
       </w:r>
       <w:proofErr w:type="spellEnd"/>
       <w:r>
@@ -4590,7 +4689,15 @@
           <w:bCs/>
           <w:color w:val="0D0D0D" w:themeColor="text1" w:themeTint="F2"/>
         </w:rPr>
-        <w:t>):</w:t>
+        <w:t>-B</w:t>
+      </w:r>
+      <w:r>
+        <w:rPr>
+          <w:b/>
+          <w:bCs/>
+          <w:color w:val="0D0D0D" w:themeColor="text1" w:themeTint="F2"/>
+        </w:rPr>
+        <w:t>:</w:t>
       </w:r>
     </w:p>
     <w:p>
@@ -5218,6 +5325,7 @@
           <w:sz w:val="22"/>
           <w:szCs w:val="22"/>
         </w:rPr>
+        <w:lastRenderedPageBreak/>
         <w:t xml:space="preserve">- </w:t>
       </w:r>
       <w:proofErr w:type="spellStart"/>
@@ -5456,7 +5564,7 @@
                     <pic:cNvPicPr/>
                   </pic:nvPicPr>
                   <pic:blipFill>
-                    <a:blip r:embed="rId19"/>
+                    <a:blip r:embed="rId18"/>
                     <a:stretch>
                       <a:fillRect/>
                     </a:stretch>
@@ -5491,83 +5599,6 @@
     <w:p>
       <w:pPr>
         <w:pStyle w:val="PargrafodaLista"/>
-        <w:ind w:left="1776"/>
-        <w:jc w:val="both"/>
-        <w:rPr>
-          <w:b/>
-          <w:bCs/>
-        </w:rPr>
-      </w:pPr>
-    </w:p>
-    <w:p>
-      <w:pPr>
-        <w:pStyle w:val="PargrafodaLista"/>
-        <w:ind w:left="1776"/>
-        <w:jc w:val="both"/>
-        <w:rPr>
-          <w:b/>
-          <w:bCs/>
-        </w:rPr>
-      </w:pPr>
-    </w:p>
-    <w:p>
-      <w:pPr>
-        <w:pStyle w:val="PargrafodaLista"/>
-        <w:ind w:left="1776"/>
-        <w:jc w:val="both"/>
-        <w:rPr>
-          <w:b/>
-          <w:bCs/>
-        </w:rPr>
-      </w:pPr>
-    </w:p>
-    <w:p>
-      <w:pPr>
-        <w:pStyle w:val="PargrafodaLista"/>
-        <w:ind w:left="1776"/>
-        <w:jc w:val="both"/>
-        <w:rPr>
-          <w:b/>
-          <w:bCs/>
-        </w:rPr>
-      </w:pPr>
-    </w:p>
-    <w:p>
-      <w:pPr>
-        <w:pStyle w:val="PargrafodaLista"/>
-        <w:ind w:left="1776"/>
-        <w:jc w:val="both"/>
-        <w:rPr>
-          <w:b/>
-          <w:bCs/>
-        </w:rPr>
-      </w:pPr>
-    </w:p>
-    <w:p>
-      <w:pPr>
-        <w:pStyle w:val="PargrafodaLista"/>
-        <w:ind w:left="1776"/>
-        <w:jc w:val="both"/>
-        <w:rPr>
-          <w:b/>
-          <w:bCs/>
-        </w:rPr>
-      </w:pPr>
-    </w:p>
-    <w:p>
-      <w:pPr>
-        <w:pStyle w:val="PargrafodaLista"/>
-        <w:ind w:left="1776"/>
-        <w:jc w:val="both"/>
-        <w:rPr>
-          <w:b/>
-          <w:bCs/>
-        </w:rPr>
-      </w:pPr>
-    </w:p>
-    <w:p>
-      <w:pPr>
-        <w:pStyle w:val="PargrafodaLista"/>
         <w:numPr>
           <w:ilvl w:val="0"/>
           <w:numId w:val="60"/>
@@ -5584,87 +5615,41 @@
         </w:rPr>
         <w:t>Resultados esperados:</w:t>
       </w:r>
-    </w:p>
-    <w:p>
-      <w:pPr>
-        <w:pStyle w:val="PargrafodaLista"/>
-        <w:ind w:left="1776"/>
-        <w:rPr>
-          <w:b/>
-          <w:bCs/>
-        </w:rPr>
-      </w:pPr>
-    </w:p>
-    <w:p>
-      <w:pPr>
-        <w:pStyle w:val="PargrafodaLista"/>
-        <w:ind w:left="1776"/>
-        <w:jc w:val="both"/>
-        <w:rPr>
-          <w:b/>
-          <w:bCs/>
-        </w:rPr>
-      </w:pPr>
-      <w:r>
-        <w:rPr>
-          <w:b/>
-          <w:bCs/>
-        </w:rPr>
+      <w:r>
+        <w:rPr>
+          <w:b/>
+          <w:bCs/>
+        </w:rPr>
+        <w:t xml:space="preserve"> </w:t>
+      </w:r>
+      <w:r>
         <w:t>P</w:t>
       </w:r>
       <w:r>
-        <w:rPr>
-          <w:b/>
-          <w:bCs/>
-        </w:rPr>
         <w:t xml:space="preserve">ré-treino em bases extensas (JFT, ou Real </w:t>
       </w:r>
       <w:proofErr w:type="spellStart"/>
       <w:r>
-        <w:rPr>
-          <w:b/>
-          <w:bCs/>
-        </w:rPr>
         <w:t>ImageNet</w:t>
       </w:r>
       <w:proofErr w:type="spellEnd"/>
       <w:r>
-        <w:rPr>
-          <w:b/>
-          <w:bCs/>
-        </w:rPr>
         <w:t xml:space="preserve">) e fine </w:t>
       </w:r>
       <w:proofErr w:type="spellStart"/>
       <w:r>
-        <w:rPr>
-          <w:b/>
-          <w:bCs/>
-        </w:rPr>
         <w:t>tunning</w:t>
       </w:r>
       <w:proofErr w:type="spellEnd"/>
       <w:r>
-        <w:rPr>
-          <w:b/>
-          <w:bCs/>
-        </w:rPr>
         <w:t xml:space="preserve"> em </w:t>
       </w:r>
       <w:proofErr w:type="spellStart"/>
       <w:r>
-        <w:rPr>
-          <w:b/>
-          <w:bCs/>
-        </w:rPr>
         <w:t>sub-sets</w:t>
       </w:r>
       <w:proofErr w:type="spellEnd"/>
       <w:r>
-        <w:rPr>
-          <w:b/>
-          <w:bCs/>
-        </w:rPr>
         <w:t xml:space="preserve"> menores (primeira coluna à esquerda)</w:t>
       </w:r>
     </w:p>
@@ -5684,12 +5669,11 @@
           <w:bCs/>
           <w:noProof/>
         </w:rPr>
-        <w:lastRenderedPageBreak/>
         <w:drawing>
-          <wp:inline distT="0" distB="0" distL="0" distR="0" wp14:anchorId="7FC37BB8" wp14:editId="1B12141C">
-            <wp:extent cx="5400040" cy="2649220"/>
-            <wp:effectExtent l="0" t="0" r="0" b="0"/>
-            <wp:docPr id="2139230077" name="Imagem 1"/>
+          <wp:inline distT="0" distB="0" distL="0" distR="0" wp14:anchorId="7FC37BB8" wp14:editId="4BECF016">
+            <wp:extent cx="5032444" cy="2468880"/>
+            <wp:effectExtent l="0" t="0" r="0" b="7620"/>
+            <wp:docPr id="967257418" name="Imagem 1a"/>
             <wp:cNvGraphicFramePr>
               <a:graphicFrameLocks xmlns:a="http://schemas.openxmlformats.org/drawingml/2006/main" noChangeAspect="1"/>
             </wp:cNvGraphicFramePr>
@@ -5697,7 +5681,60 @@
               <a:graphicData uri="http://schemas.openxmlformats.org/drawingml/2006/picture">
                 <pic:pic xmlns:pic="http://schemas.openxmlformats.org/drawingml/2006/picture">
                   <pic:nvPicPr>
-                    <pic:cNvPr id="2139230077" name=""/>
+                    <pic:cNvPr id="967257418" name="Imagem 1a"/>
+                    <pic:cNvPicPr/>
+                  </pic:nvPicPr>
+                  <pic:blipFill>
+                    <a:blip r:embed="rId19"/>
+                    <a:stretch>
+                      <a:fillRect/>
+                    </a:stretch>
+                  </pic:blipFill>
+                  <pic:spPr>
+                    <a:xfrm>
+                      <a:off x="0" y="0"/>
+                      <a:ext cx="5039616" cy="2472399"/>
+                    </a:xfrm>
+                    <a:prstGeom prst="rect">
+                      <a:avLst/>
+                    </a:prstGeom>
+                  </pic:spPr>
+                </pic:pic>
+              </a:graphicData>
+            </a:graphic>
+          </wp:inline>
+        </w:drawing>
+      </w:r>
+    </w:p>
+    <w:p>
+      <w:pPr>
+        <w:pStyle w:val="PargrafodaLista"/>
+        <w:ind w:left="708"/>
+        <w:jc w:val="both"/>
+        <w:rPr>
+          <w:b/>
+          <w:bCs/>
+        </w:rPr>
+      </w:pPr>
+      <w:r>
+        <w:rPr>
+          <w:b/>
+          <w:bCs/>
+          <w:noProof/>
+        </w:rPr>
+        <w:drawing>
+          <wp:inline distT="0" distB="0" distL="0" distR="0" wp14:anchorId="3306E864" wp14:editId="6E173130">
+            <wp:extent cx="4886046" cy="3495040"/>
+            <wp:effectExtent l="0" t="0" r="0" b="0"/>
+            <wp:docPr id="52064335" name="Imagem 1b"/>
+            <wp:cNvGraphicFramePr>
+              <a:graphicFrameLocks xmlns:a="http://schemas.openxmlformats.org/drawingml/2006/main" noChangeAspect="1"/>
+            </wp:cNvGraphicFramePr>
+            <a:graphic xmlns:a="http://schemas.openxmlformats.org/drawingml/2006/main">
+              <a:graphicData uri="http://schemas.openxmlformats.org/drawingml/2006/picture">
+                <pic:pic xmlns:pic="http://schemas.openxmlformats.org/drawingml/2006/picture">
+                  <pic:nvPicPr>
+                    <pic:cNvPr id="52064335" name="Imagem 1b"/>
                     <pic:cNvPicPr/>
                   </pic:nvPicPr>
                   <pic:blipFill>
@@ -5709,7 +5746,7 @@
                   <pic:spPr>
                     <a:xfrm>
                       <a:off x="0" y="0"/>
-                      <a:ext cx="5400040" cy="2649220"/>
+                      <a:ext cx="4918611" cy="3518334"/>
                     </a:xfrm>
                     <a:prstGeom prst="rect">
                       <a:avLst/>
@@ -5724,167 +5761,6 @@
     </w:p>
     <w:p>
       <w:pPr>
-        <w:pStyle w:val="PargrafodaLista"/>
-        <w:ind w:left="708"/>
-        <w:jc w:val="both"/>
-        <w:rPr>
-          <w:b/>
-          <w:bCs/>
-        </w:rPr>
-      </w:pPr>
-      <w:r>
-        <w:rPr>
-          <w:b/>
-          <w:bCs/>
-        </w:rPr>
-        <w:t xml:space="preserve">Mostra o desempenho de transferência de diferentes modelos </w:t>
-      </w:r>
-      <w:proofErr w:type="spellStart"/>
-      <w:r>
-        <w:rPr>
-          <w:b/>
-          <w:bCs/>
-        </w:rPr>
-        <w:t>ViT</w:t>
-      </w:r>
-      <w:proofErr w:type="spellEnd"/>
-      <w:r>
-        <w:rPr>
-          <w:b/>
-          <w:bCs/>
-        </w:rPr>
-        <w:t xml:space="preserve"> </w:t>
-      </w:r>
-      <w:proofErr w:type="spellStart"/>
-      <w:r>
-        <w:rPr>
-          <w:b/>
-          <w:bCs/>
-        </w:rPr>
-        <w:t>pré</w:t>
-      </w:r>
-      <w:proofErr w:type="spellEnd"/>
-      <w:r>
-        <w:rPr>
-          <w:b/>
-          <w:bCs/>
-        </w:rPr>
-        <w:t>-treinados</w:t>
-      </w:r>
-    </w:p>
-    <w:p>
-      <w:pPr>
-        <w:pStyle w:val="PargrafodaLista"/>
-        <w:ind w:left="708"/>
-        <w:jc w:val="both"/>
-        <w:rPr>
-          <w:b/>
-          <w:bCs/>
-        </w:rPr>
-      </w:pPr>
-      <w:r>
-        <w:rPr>
-          <w:b/>
-          <w:bCs/>
-        </w:rPr>
-        <w:t xml:space="preserve">em conjuntos de dados de tamanho crescente: </w:t>
-      </w:r>
-      <w:proofErr w:type="spellStart"/>
-      <w:r>
-        <w:rPr>
-          <w:b/>
-          <w:bCs/>
-        </w:rPr>
-        <w:t>ImageNet</w:t>
-      </w:r>
-      <w:proofErr w:type="spellEnd"/>
-      <w:r>
-        <w:rPr>
-          <w:b/>
-          <w:bCs/>
-        </w:rPr>
-        <w:t>, ImageNet-21k e JFT-300M.</w:t>
-      </w:r>
-    </w:p>
-    <w:p>
-      <w:pPr>
-        <w:pStyle w:val="PargrafodaLista"/>
-        <w:ind w:left="708"/>
-        <w:jc w:val="both"/>
-        <w:rPr>
-          <w:b/>
-          <w:bCs/>
-        </w:rPr>
-      </w:pPr>
-      <w:r>
-        <w:rPr>
-          <w:b/>
-          <w:bCs/>
-          <w:noProof/>
-        </w:rPr>
-        <w:drawing>
-          <wp:inline distT="0" distB="0" distL="0" distR="0" wp14:anchorId="3306E864" wp14:editId="09CF6819">
-            <wp:extent cx="5400040" cy="3862705"/>
-            <wp:effectExtent l="0" t="0" r="0" b="4445"/>
-            <wp:docPr id="1013308690" name="Imagem 1"/>
-            <wp:cNvGraphicFramePr>
-              <a:graphicFrameLocks xmlns:a="http://schemas.openxmlformats.org/drawingml/2006/main" noChangeAspect="1"/>
-            </wp:cNvGraphicFramePr>
-            <a:graphic xmlns:a="http://schemas.openxmlformats.org/drawingml/2006/main">
-              <a:graphicData uri="http://schemas.openxmlformats.org/drawingml/2006/picture">
-                <pic:pic xmlns:pic="http://schemas.openxmlformats.org/drawingml/2006/picture">
-                  <pic:nvPicPr>
-                    <pic:cNvPr id="1013308690" name=""/>
-                    <pic:cNvPicPr/>
-                  </pic:nvPicPr>
-                  <pic:blipFill>
-                    <a:blip r:embed="rId21"/>
-                    <a:stretch>
-                      <a:fillRect/>
-                    </a:stretch>
-                  </pic:blipFill>
-                  <pic:spPr>
-                    <a:xfrm>
-                      <a:off x="0" y="0"/>
-                      <a:ext cx="5400040" cy="3862705"/>
-                    </a:xfrm>
-                    <a:prstGeom prst="rect">
-                      <a:avLst/>
-                    </a:prstGeom>
-                  </pic:spPr>
-                </pic:pic>
-              </a:graphicData>
-            </a:graphic>
-          </wp:inline>
-        </w:drawing>
-      </w:r>
-    </w:p>
-    <w:p>
-      <w:pPr>
-        <w:pStyle w:val="PargrafodaLista"/>
-        <w:ind w:left="708"/>
-        <w:jc w:val="both"/>
-        <w:rPr>
-          <w:b/>
-          <w:bCs/>
-        </w:rPr>
-      </w:pPr>
-    </w:p>
-    <w:p>
-      <w:pPr>
-        <w:pStyle w:val="PargrafodaLista"/>
-        <w:ind w:left="708"/>
-        <w:jc w:val="both"/>
-        <w:rPr>
-          <w:b/>
-          <w:bCs/>
-        </w:rPr>
-      </w:pPr>
-    </w:p>
-    <w:p>
-      <w:pPr>
-        <w:pStyle w:val="PargrafodaLista"/>
-        <w:ind w:left="708"/>
         <w:jc w:val="both"/>
         <w:rPr>
           <w:b/>
@@ -6271,6 +6147,119 @@
     </w:lvl>
   </w:abstractNum>
   <w:abstractNum w:abstractNumId="2" w15:restartNumberingAfterBreak="0">
+    <w:nsid w:val="03F2191D"/>
+    <w:multiLevelType w:val="hybridMultilevel"/>
+    <w:tmpl w:val="6986D8D4"/>
+    <w:lvl w:ilvl="0" w:tplc="0416000D">
+      <w:start w:val="1"/>
+      <w:numFmt w:val="bullet"/>
+      <w:lvlText w:val=""/>
+      <w:lvlJc w:val="left"/>
+      <w:pPr>
+        <w:ind w:left="720" w:hanging="360"/>
+      </w:pPr>
+      <w:rPr>
+        <w:rFonts w:ascii="Wingdings" w:hAnsi="Wingdings" w:hint="default"/>
+      </w:rPr>
+    </w:lvl>
+    <w:lvl w:ilvl="1" w:tplc="04160003" w:tentative="1">
+      <w:start w:val="1"/>
+      <w:numFmt w:val="bullet"/>
+      <w:lvlText w:val="o"/>
+      <w:lvlJc w:val="left"/>
+      <w:pPr>
+        <w:ind w:left="1440" w:hanging="360"/>
+      </w:pPr>
+      <w:rPr>
+        <w:rFonts w:ascii="Courier New" w:hAnsi="Courier New" w:cs="Courier New" w:hint="default"/>
+      </w:rPr>
+    </w:lvl>
+    <w:lvl w:ilvl="2" w:tplc="04160005" w:tentative="1">
+      <w:start w:val="1"/>
+      <w:numFmt w:val="bullet"/>
+      <w:lvlText w:val=""/>
+      <w:lvlJc w:val="left"/>
+      <w:pPr>
+        <w:ind w:left="2160" w:hanging="360"/>
+      </w:pPr>
+      <w:rPr>
+        <w:rFonts w:ascii="Wingdings" w:hAnsi="Wingdings" w:hint="default"/>
+      </w:rPr>
+    </w:lvl>
+    <w:lvl w:ilvl="3" w:tplc="04160001" w:tentative="1">
+      <w:start w:val="1"/>
+      <w:numFmt w:val="bullet"/>
+      <w:lvlText w:val=""/>
+      <w:lvlJc w:val="left"/>
+      <w:pPr>
+        <w:ind w:left="2880" w:hanging="360"/>
+      </w:pPr>
+      <w:rPr>
+        <w:rFonts w:ascii="Symbol" w:hAnsi="Symbol" w:hint="default"/>
+      </w:rPr>
+    </w:lvl>
+    <w:lvl w:ilvl="4" w:tplc="04160003" w:tentative="1">
+      <w:start w:val="1"/>
+      <w:numFmt w:val="bullet"/>
+      <w:lvlText w:val="o"/>
+      <w:lvlJc w:val="left"/>
+      <w:pPr>
+        <w:ind w:left="3600" w:hanging="360"/>
+      </w:pPr>
+      <w:rPr>
+        <w:rFonts w:ascii="Courier New" w:hAnsi="Courier New" w:cs="Courier New" w:hint="default"/>
+      </w:rPr>
+    </w:lvl>
+    <w:lvl w:ilvl="5" w:tplc="04160005" w:tentative="1">
+      <w:start w:val="1"/>
+      <w:numFmt w:val="bullet"/>
+      <w:lvlText w:val=""/>
+      <w:lvlJc w:val="left"/>
+      <w:pPr>
+        <w:ind w:left="4320" w:hanging="360"/>
+      </w:pPr>
+      <w:rPr>
+        <w:rFonts w:ascii="Wingdings" w:hAnsi="Wingdings" w:hint="default"/>
+      </w:rPr>
+    </w:lvl>
+    <w:lvl w:ilvl="6" w:tplc="04160001" w:tentative="1">
+      <w:start w:val="1"/>
+      <w:numFmt w:val="bullet"/>
+      <w:lvlText w:val=""/>
+      <w:lvlJc w:val="left"/>
+      <w:pPr>
+        <w:ind w:left="5040" w:hanging="360"/>
+      </w:pPr>
+      <w:rPr>
+        <w:rFonts w:ascii="Symbol" w:hAnsi="Symbol" w:hint="default"/>
+      </w:rPr>
+    </w:lvl>
+    <w:lvl w:ilvl="7" w:tplc="04160003" w:tentative="1">
+      <w:start w:val="1"/>
+      <w:numFmt w:val="bullet"/>
+      <w:lvlText w:val="o"/>
+      <w:lvlJc w:val="left"/>
+      <w:pPr>
+        <w:ind w:left="5760" w:hanging="360"/>
+      </w:pPr>
+      <w:rPr>
+        <w:rFonts w:ascii="Courier New" w:hAnsi="Courier New" w:cs="Courier New" w:hint="default"/>
+      </w:rPr>
+    </w:lvl>
+    <w:lvl w:ilvl="8" w:tplc="04160005" w:tentative="1">
+      <w:start w:val="1"/>
+      <w:numFmt w:val="bullet"/>
+      <w:lvlText w:val=""/>
+      <w:lvlJc w:val="left"/>
+      <w:pPr>
+        <w:ind w:left="6480" w:hanging="360"/>
+      </w:pPr>
+      <w:rPr>
+        <w:rFonts w:ascii="Wingdings" w:hAnsi="Wingdings" w:hint="default"/>
+      </w:rPr>
+    </w:lvl>
+  </w:abstractNum>
+  <w:abstractNum w:abstractNumId="3" w15:restartNumberingAfterBreak="0">
     <w:nsid w:val="05B34C97"/>
     <w:multiLevelType w:val="hybridMultilevel"/>
     <w:tmpl w:val="EBE09352"/>
@@ -6383,7 +6372,7 @@
       </w:rPr>
     </w:lvl>
   </w:abstractNum>
-  <w:abstractNum w:abstractNumId="3" w15:restartNumberingAfterBreak="0">
+  <w:abstractNum w:abstractNumId="4" w15:restartNumberingAfterBreak="0">
     <w:nsid w:val="05F94A26"/>
     <w:multiLevelType w:val="multilevel"/>
     <w:tmpl w:val="95A0ABB2"/>
@@ -6532,7 +6521,7 @@
       </w:rPr>
     </w:lvl>
   </w:abstractNum>
-  <w:abstractNum w:abstractNumId="4" w15:restartNumberingAfterBreak="0">
+  <w:abstractNum w:abstractNumId="5" w15:restartNumberingAfterBreak="0">
     <w:nsid w:val="07686196"/>
     <w:multiLevelType w:val="hybridMultilevel"/>
     <w:tmpl w:val="EF7613A4"/>
@@ -6645,7 +6634,7 @@
       </w:rPr>
     </w:lvl>
   </w:abstractNum>
-  <w:abstractNum w:abstractNumId="5" w15:restartNumberingAfterBreak="0">
+  <w:abstractNum w:abstractNumId="6" w15:restartNumberingAfterBreak="0">
     <w:nsid w:val="09511C7A"/>
     <w:multiLevelType w:val="hybridMultilevel"/>
     <w:tmpl w:val="33000CAA"/>
@@ -6758,7 +6747,7 @@
       </w:rPr>
     </w:lvl>
   </w:abstractNum>
-  <w:abstractNum w:abstractNumId="6" w15:restartNumberingAfterBreak="0">
+  <w:abstractNum w:abstractNumId="7" w15:restartNumberingAfterBreak="0">
     <w:nsid w:val="0C8E6427"/>
     <w:multiLevelType w:val="hybridMultilevel"/>
     <w:tmpl w:val="0444EE3A"/>
@@ -6871,7 +6860,7 @@
       </w:rPr>
     </w:lvl>
   </w:abstractNum>
-  <w:abstractNum w:abstractNumId="7" w15:restartNumberingAfterBreak="0">
+  <w:abstractNum w:abstractNumId="8" w15:restartNumberingAfterBreak="0">
     <w:nsid w:val="0CD613E9"/>
     <w:multiLevelType w:val="multilevel"/>
     <w:tmpl w:val="26643F90"/>
@@ -7020,7 +7009,7 @@
       </w:rPr>
     </w:lvl>
   </w:abstractNum>
-  <w:abstractNum w:abstractNumId="8" w15:restartNumberingAfterBreak="0">
+  <w:abstractNum w:abstractNumId="9" w15:restartNumberingAfterBreak="0">
     <w:nsid w:val="10676E89"/>
     <w:multiLevelType w:val="hybridMultilevel"/>
     <w:tmpl w:val="D3FE5F54"/>
@@ -7109,7 +7098,7 @@
       </w:pPr>
     </w:lvl>
   </w:abstractNum>
-  <w:abstractNum w:abstractNumId="9" w15:restartNumberingAfterBreak="0">
+  <w:abstractNum w:abstractNumId="10" w15:restartNumberingAfterBreak="0">
     <w:nsid w:val="15A348A1"/>
     <w:multiLevelType w:val="hybridMultilevel"/>
     <w:tmpl w:val="17C07FA2"/>
@@ -7222,7 +7211,7 @@
       </w:rPr>
     </w:lvl>
   </w:abstractNum>
-  <w:abstractNum w:abstractNumId="10" w15:restartNumberingAfterBreak="0">
+  <w:abstractNum w:abstractNumId="11" w15:restartNumberingAfterBreak="0">
     <w:nsid w:val="167E109E"/>
     <w:multiLevelType w:val="hybridMultilevel"/>
     <w:tmpl w:val="5F9C5BAE"/>
@@ -7335,7 +7324,7 @@
       </w:rPr>
     </w:lvl>
   </w:abstractNum>
-  <w:abstractNum w:abstractNumId="11" w15:restartNumberingAfterBreak="0">
+  <w:abstractNum w:abstractNumId="12" w15:restartNumberingAfterBreak="0">
     <w:nsid w:val="195622BA"/>
     <w:multiLevelType w:val="hybridMultilevel"/>
     <w:tmpl w:val="C4046B5A"/>
@@ -7448,7 +7437,120 @@
       </w:rPr>
     </w:lvl>
   </w:abstractNum>
-  <w:abstractNum w:abstractNumId="12" w15:restartNumberingAfterBreak="0">
+  <w:abstractNum w:abstractNumId="13" w15:restartNumberingAfterBreak="0">
+    <w:nsid w:val="1CC72666"/>
+    <w:multiLevelType w:val="hybridMultilevel"/>
+    <w:tmpl w:val="6616D8C6"/>
+    <w:lvl w:ilvl="0" w:tplc="0416000D">
+      <w:start w:val="1"/>
+      <w:numFmt w:val="bullet"/>
+      <w:lvlText w:val=""/>
+      <w:lvlJc w:val="left"/>
+      <w:pPr>
+        <w:ind w:left="720" w:hanging="360"/>
+      </w:pPr>
+      <w:rPr>
+        <w:rFonts w:ascii="Wingdings" w:hAnsi="Wingdings" w:hint="default"/>
+      </w:rPr>
+    </w:lvl>
+    <w:lvl w:ilvl="1" w:tplc="04160003" w:tentative="1">
+      <w:start w:val="1"/>
+      <w:numFmt w:val="bullet"/>
+      <w:lvlText w:val="o"/>
+      <w:lvlJc w:val="left"/>
+      <w:pPr>
+        <w:ind w:left="1440" w:hanging="360"/>
+      </w:pPr>
+      <w:rPr>
+        <w:rFonts w:ascii="Courier New" w:hAnsi="Courier New" w:cs="Courier New" w:hint="default"/>
+      </w:rPr>
+    </w:lvl>
+    <w:lvl w:ilvl="2" w:tplc="04160005" w:tentative="1">
+      <w:start w:val="1"/>
+      <w:numFmt w:val="bullet"/>
+      <w:lvlText w:val=""/>
+      <w:lvlJc w:val="left"/>
+      <w:pPr>
+        <w:ind w:left="2160" w:hanging="360"/>
+      </w:pPr>
+      <w:rPr>
+        <w:rFonts w:ascii="Wingdings" w:hAnsi="Wingdings" w:hint="default"/>
+      </w:rPr>
+    </w:lvl>
+    <w:lvl w:ilvl="3" w:tplc="04160001" w:tentative="1">
+      <w:start w:val="1"/>
+      <w:numFmt w:val="bullet"/>
+      <w:lvlText w:val=""/>
+      <w:lvlJc w:val="left"/>
+      <w:pPr>
+        <w:ind w:left="2880" w:hanging="360"/>
+      </w:pPr>
+      <w:rPr>
+        <w:rFonts w:ascii="Symbol" w:hAnsi="Symbol" w:hint="default"/>
+      </w:rPr>
+    </w:lvl>
+    <w:lvl w:ilvl="4" w:tplc="04160003" w:tentative="1">
+      <w:start w:val="1"/>
+      <w:numFmt w:val="bullet"/>
+      <w:lvlText w:val="o"/>
+      <w:lvlJc w:val="left"/>
+      <w:pPr>
+        <w:ind w:left="3600" w:hanging="360"/>
+      </w:pPr>
+      <w:rPr>
+        <w:rFonts w:ascii="Courier New" w:hAnsi="Courier New" w:cs="Courier New" w:hint="default"/>
+      </w:rPr>
+    </w:lvl>
+    <w:lvl w:ilvl="5" w:tplc="04160005" w:tentative="1">
+      <w:start w:val="1"/>
+      <w:numFmt w:val="bullet"/>
+      <w:lvlText w:val=""/>
+      <w:lvlJc w:val="left"/>
+      <w:pPr>
+        <w:ind w:left="4320" w:hanging="360"/>
+      </w:pPr>
+      <w:rPr>
+        <w:rFonts w:ascii="Wingdings" w:hAnsi="Wingdings" w:hint="default"/>
+      </w:rPr>
+    </w:lvl>
+    <w:lvl w:ilvl="6" w:tplc="04160001" w:tentative="1">
+      <w:start w:val="1"/>
+      <w:numFmt w:val="bullet"/>
+      <w:lvlText w:val=""/>
+      <w:lvlJc w:val="left"/>
+      <w:pPr>
+        <w:ind w:left="5040" w:hanging="360"/>
+      </w:pPr>
+      <w:rPr>
+        <w:rFonts w:ascii="Symbol" w:hAnsi="Symbol" w:hint="default"/>
+      </w:rPr>
+    </w:lvl>
+    <w:lvl w:ilvl="7" w:tplc="04160003" w:tentative="1">
+      <w:start w:val="1"/>
+      <w:numFmt w:val="bullet"/>
+      <w:lvlText w:val="o"/>
+      <w:lvlJc w:val="left"/>
+      <w:pPr>
+        <w:ind w:left="5760" w:hanging="360"/>
+      </w:pPr>
+      <w:rPr>
+        <w:rFonts w:ascii="Courier New" w:hAnsi="Courier New" w:cs="Courier New" w:hint="default"/>
+      </w:rPr>
+    </w:lvl>
+    <w:lvl w:ilvl="8" w:tplc="04160005" w:tentative="1">
+      <w:start w:val="1"/>
+      <w:numFmt w:val="bullet"/>
+      <w:lvlText w:val=""/>
+      <w:lvlJc w:val="left"/>
+      <w:pPr>
+        <w:ind w:left="6480" w:hanging="360"/>
+      </w:pPr>
+      <w:rPr>
+        <w:rFonts w:ascii="Wingdings" w:hAnsi="Wingdings" w:hint="default"/>
+      </w:rPr>
+    </w:lvl>
+  </w:abstractNum>
+  <w:abstractNum w:abstractNumId="14" w15:restartNumberingAfterBreak="0">
     <w:nsid w:val="1FC8775E"/>
     <w:multiLevelType w:val="hybridMultilevel"/>
     <w:tmpl w:val="87B46F00"/>
@@ -7561,7 +7663,7 @@
       </w:rPr>
     </w:lvl>
   </w:abstractNum>
-  <w:abstractNum w:abstractNumId="13" w15:restartNumberingAfterBreak="0">
+  <w:abstractNum w:abstractNumId="15" w15:restartNumberingAfterBreak="0">
     <w:nsid w:val="20982D2E"/>
     <w:multiLevelType w:val="hybridMultilevel"/>
     <w:tmpl w:val="2F60BE8E"/>
@@ -7650,7 +7752,7 @@
       </w:pPr>
     </w:lvl>
   </w:abstractNum>
-  <w:abstractNum w:abstractNumId="14" w15:restartNumberingAfterBreak="0">
+  <w:abstractNum w:abstractNumId="16" w15:restartNumberingAfterBreak="0">
     <w:nsid w:val="24BA3C6C"/>
     <w:multiLevelType w:val="hybridMultilevel"/>
     <w:tmpl w:val="63927434"/>
@@ -7736,7 +7838,7 @@
       </w:pPr>
     </w:lvl>
   </w:abstractNum>
-  <w:abstractNum w:abstractNumId="15" w15:restartNumberingAfterBreak="0">
+  <w:abstractNum w:abstractNumId="17" w15:restartNumberingAfterBreak="0">
     <w:nsid w:val="25BE359C"/>
     <w:multiLevelType w:val="hybridMultilevel"/>
     <w:tmpl w:val="BC2446BE"/>
@@ -7849,7 +7951,7 @@
       </w:rPr>
     </w:lvl>
   </w:abstractNum>
-  <w:abstractNum w:abstractNumId="16" w15:restartNumberingAfterBreak="0">
+  <w:abstractNum w:abstractNumId="18" w15:restartNumberingAfterBreak="0">
     <w:nsid w:val="25FA1099"/>
     <w:multiLevelType w:val="multilevel"/>
     <w:tmpl w:val="FB00F946"/>
@@ -7998,7 +8100,7 @@
       </w:rPr>
     </w:lvl>
   </w:abstractNum>
-  <w:abstractNum w:abstractNumId="17" w15:restartNumberingAfterBreak="0">
+  <w:abstractNum w:abstractNumId="19" w15:restartNumberingAfterBreak="0">
     <w:nsid w:val="27506DCF"/>
     <w:multiLevelType w:val="multilevel"/>
     <w:tmpl w:val="FFFFFFFF"/>
@@ -8147,7 +8249,7 @@
       </w:rPr>
     </w:lvl>
   </w:abstractNum>
-  <w:abstractNum w:abstractNumId="18" w15:restartNumberingAfterBreak="0">
+  <w:abstractNum w:abstractNumId="20" w15:restartNumberingAfterBreak="0">
     <w:nsid w:val="2B0049C5"/>
     <w:multiLevelType w:val="hybridMultilevel"/>
     <w:tmpl w:val="B4BAC348"/>
@@ -8233,7 +8335,7 @@
       </w:pPr>
     </w:lvl>
   </w:abstractNum>
-  <w:abstractNum w:abstractNumId="19" w15:restartNumberingAfterBreak="0">
+  <w:abstractNum w:abstractNumId="21" w15:restartNumberingAfterBreak="0">
     <w:nsid w:val="2DBD73F7"/>
     <w:multiLevelType w:val="hybridMultilevel"/>
     <w:tmpl w:val="E4B69A62"/>
@@ -8324,7 +8426,7 @@
       </w:pPr>
     </w:lvl>
   </w:abstractNum>
-  <w:abstractNum w:abstractNumId="20" w15:restartNumberingAfterBreak="0">
+  <w:abstractNum w:abstractNumId="22" w15:restartNumberingAfterBreak="0">
     <w:nsid w:val="343A6233"/>
     <w:multiLevelType w:val="hybridMultilevel"/>
     <w:tmpl w:val="2730E846"/>
@@ -8437,7 +8539,7 @@
       </w:rPr>
     </w:lvl>
   </w:abstractNum>
-  <w:abstractNum w:abstractNumId="21" w15:restartNumberingAfterBreak="0">
+  <w:abstractNum w:abstractNumId="23" w15:restartNumberingAfterBreak="0">
     <w:nsid w:val="361F086B"/>
     <w:multiLevelType w:val="hybridMultilevel"/>
     <w:tmpl w:val="76DC5404"/>
@@ -8526,7 +8628,7 @@
       </w:pPr>
     </w:lvl>
   </w:abstractNum>
-  <w:abstractNum w:abstractNumId="22" w15:restartNumberingAfterBreak="0">
+  <w:abstractNum w:abstractNumId="24" w15:restartNumberingAfterBreak="0">
     <w:nsid w:val="3783674D"/>
     <w:multiLevelType w:val="multilevel"/>
     <w:tmpl w:val="7388A0F0"/>
@@ -8675,7 +8777,7 @@
       </w:rPr>
     </w:lvl>
   </w:abstractNum>
-  <w:abstractNum w:abstractNumId="23" w15:restartNumberingAfterBreak="0">
+  <w:abstractNum w:abstractNumId="25" w15:restartNumberingAfterBreak="0">
     <w:nsid w:val="3D9F500C"/>
     <w:multiLevelType w:val="hybridMultilevel"/>
     <w:tmpl w:val="67744DB2"/>
@@ -8761,7 +8863,7 @@
       </w:pPr>
     </w:lvl>
   </w:abstractNum>
-  <w:abstractNum w:abstractNumId="24" w15:restartNumberingAfterBreak="0">
+  <w:abstractNum w:abstractNumId="26" w15:restartNumberingAfterBreak="0">
     <w:nsid w:val="40204B9F"/>
     <w:multiLevelType w:val="hybridMultilevel"/>
     <w:tmpl w:val="D45C4B1C"/>
@@ -8847,7 +8949,7 @@
       </w:pPr>
     </w:lvl>
   </w:abstractNum>
-  <w:abstractNum w:abstractNumId="25" w15:restartNumberingAfterBreak="0">
+  <w:abstractNum w:abstractNumId="27" w15:restartNumberingAfterBreak="0">
     <w:nsid w:val="40A82705"/>
     <w:multiLevelType w:val="hybridMultilevel"/>
     <w:tmpl w:val="E15AD66E"/>
@@ -8960,7 +9062,7 @@
       </w:rPr>
     </w:lvl>
   </w:abstractNum>
-  <w:abstractNum w:abstractNumId="26" w15:restartNumberingAfterBreak="0">
+  <w:abstractNum w:abstractNumId="28" w15:restartNumberingAfterBreak="0">
     <w:nsid w:val="473C0467"/>
     <w:multiLevelType w:val="hybridMultilevel"/>
     <w:tmpl w:val="D25A6ACE"/>
@@ -9046,7 +9148,7 @@
       </w:pPr>
     </w:lvl>
   </w:abstractNum>
-  <w:abstractNum w:abstractNumId="27" w15:restartNumberingAfterBreak="0">
+  <w:abstractNum w:abstractNumId="29" w15:restartNumberingAfterBreak="0">
     <w:nsid w:val="47DB68E5"/>
     <w:multiLevelType w:val="multilevel"/>
     <w:tmpl w:val="FFFFFFFF"/>
@@ -9195,7 +9297,7 @@
       </w:rPr>
     </w:lvl>
   </w:abstractNum>
-  <w:abstractNum w:abstractNumId="28" w15:restartNumberingAfterBreak="0">
+  <w:abstractNum w:abstractNumId="30" w15:restartNumberingAfterBreak="0">
     <w:nsid w:val="48D00ACC"/>
     <w:multiLevelType w:val="hybridMultilevel"/>
     <w:tmpl w:val="F8404EE4"/>
@@ -9283,7 +9385,7 @@
       </w:pPr>
     </w:lvl>
   </w:abstractNum>
-  <w:abstractNum w:abstractNumId="29" w15:restartNumberingAfterBreak="0">
+  <w:abstractNum w:abstractNumId="31" w15:restartNumberingAfterBreak="0">
     <w:nsid w:val="48D66D88"/>
     <w:multiLevelType w:val="hybridMultilevel"/>
     <w:tmpl w:val="70409FDA"/>
@@ -9396,7 +9498,7 @@
       </w:rPr>
     </w:lvl>
   </w:abstractNum>
-  <w:abstractNum w:abstractNumId="30" w15:restartNumberingAfterBreak="0">
+  <w:abstractNum w:abstractNumId="32" w15:restartNumberingAfterBreak="0">
     <w:nsid w:val="4B4D05D8"/>
     <w:multiLevelType w:val="multilevel"/>
     <w:tmpl w:val="FFFFFFFF"/>
@@ -9545,7 +9647,7 @@
       </w:rPr>
     </w:lvl>
   </w:abstractNum>
-  <w:abstractNum w:abstractNumId="31" w15:restartNumberingAfterBreak="0">
+  <w:abstractNum w:abstractNumId="33" w15:restartNumberingAfterBreak="0">
     <w:nsid w:val="4CDE144F"/>
     <w:multiLevelType w:val="hybridMultilevel"/>
     <w:tmpl w:val="A736754E"/>
@@ -9658,7 +9760,7 @@
       </w:rPr>
     </w:lvl>
   </w:abstractNum>
-  <w:abstractNum w:abstractNumId="32" w15:restartNumberingAfterBreak="0">
+  <w:abstractNum w:abstractNumId="34" w15:restartNumberingAfterBreak="0">
     <w:nsid w:val="4D50497B"/>
     <w:multiLevelType w:val="hybridMultilevel"/>
     <w:tmpl w:val="6152F46E"/>
@@ -9771,7 +9873,7 @@
       </w:rPr>
     </w:lvl>
   </w:abstractNum>
-  <w:abstractNum w:abstractNumId="33" w15:restartNumberingAfterBreak="0">
+  <w:abstractNum w:abstractNumId="35" w15:restartNumberingAfterBreak="0">
     <w:nsid w:val="4E2A6E3A"/>
     <w:multiLevelType w:val="hybridMultilevel"/>
     <w:tmpl w:val="DB0AAB60"/>
@@ -9863,7 +9965,7 @@
       </w:pPr>
     </w:lvl>
   </w:abstractNum>
-  <w:abstractNum w:abstractNumId="34" w15:restartNumberingAfterBreak="0">
+  <w:abstractNum w:abstractNumId="36" w15:restartNumberingAfterBreak="0">
     <w:nsid w:val="502B3CC0"/>
     <w:multiLevelType w:val="hybridMultilevel"/>
     <w:tmpl w:val="0A885A50"/>
@@ -9976,7 +10078,7 @@
       </w:rPr>
     </w:lvl>
   </w:abstractNum>
-  <w:abstractNum w:abstractNumId="35" w15:restartNumberingAfterBreak="0">
+  <w:abstractNum w:abstractNumId="37" w15:restartNumberingAfterBreak="0">
     <w:nsid w:val="55B427FD"/>
     <w:multiLevelType w:val="multilevel"/>
     <w:tmpl w:val="FFFFFFFF"/>
@@ -10125,7 +10227,7 @@
       </w:rPr>
     </w:lvl>
   </w:abstractNum>
-  <w:abstractNum w:abstractNumId="36" w15:restartNumberingAfterBreak="0">
+  <w:abstractNum w:abstractNumId="38" w15:restartNumberingAfterBreak="0">
     <w:nsid w:val="58296BEB"/>
     <w:multiLevelType w:val="hybridMultilevel"/>
     <w:tmpl w:val="C876098A"/>
@@ -10211,7 +10313,7 @@
       </w:pPr>
     </w:lvl>
   </w:abstractNum>
-  <w:abstractNum w:abstractNumId="37" w15:restartNumberingAfterBreak="0">
+  <w:abstractNum w:abstractNumId="39" w15:restartNumberingAfterBreak="0">
     <w:nsid w:val="588A7760"/>
     <w:multiLevelType w:val="hybridMultilevel"/>
     <w:tmpl w:val="DAF6CA32"/>
@@ -10297,7 +10399,99 @@
       </w:pPr>
     </w:lvl>
   </w:abstractNum>
-  <w:abstractNum w:abstractNumId="38" w15:restartNumberingAfterBreak="0">
+  <w:abstractNum w:abstractNumId="40" w15:restartNumberingAfterBreak="0">
+    <w:nsid w:val="5CA6234D"/>
+    <w:multiLevelType w:val="hybridMultilevel"/>
+    <w:tmpl w:val="4886ADA6"/>
+    <w:lvl w:ilvl="0" w:tplc="4E463CA4">
+      <w:start w:val="2"/>
+      <w:numFmt w:val="decimal"/>
+      <w:lvlText w:val="%1."/>
+      <w:lvlJc w:val="left"/>
+      <w:pPr>
+        <w:ind w:left="720" w:hanging="360"/>
+      </w:pPr>
+      <w:rPr>
+        <w:rFonts w:hint="default"/>
+      </w:rPr>
+    </w:lvl>
+    <w:lvl w:ilvl="1" w:tplc="FFFFFFFF">
+      <w:start w:val="1"/>
+      <w:numFmt w:val="lowerLetter"/>
+      <w:lvlText w:val="%2."/>
+      <w:lvlJc w:val="left"/>
+      <w:pPr>
+        <w:ind w:left="1440" w:hanging="360"/>
+      </w:pPr>
+    </w:lvl>
+    <w:lvl w:ilvl="2" w:tplc="FFFFFFFF">
+      <w:start w:val="1"/>
+      <w:numFmt w:val="lowerRoman"/>
+      <w:lvlText w:val="%3."/>
+      <w:lvlJc w:val="right"/>
+      <w:pPr>
+        <w:ind w:left="2160" w:hanging="180"/>
+      </w:pPr>
+    </w:lvl>
+    <w:lvl w:ilvl="3" w:tplc="FFFFFFFF">
+      <w:start w:val="1"/>
+      <w:numFmt w:val="bullet"/>
+      <w:lvlText w:val=""/>
+      <w:lvlJc w:val="left"/>
+      <w:pPr>
+        <w:ind w:left="2880" w:hanging="360"/>
+      </w:pPr>
+      <w:rPr>
+        <w:rFonts w:ascii="Wingdings" w:hAnsi="Wingdings" w:hint="default"/>
+      </w:rPr>
+    </w:lvl>
+    <w:lvl w:ilvl="4" w:tplc="FFFFFFFF" w:tentative="1">
+      <w:start w:val="1"/>
+      <w:numFmt w:val="lowerLetter"/>
+      <w:lvlText w:val="%5."/>
+      <w:lvlJc w:val="left"/>
+      <w:pPr>
+        <w:ind w:left="3600" w:hanging="360"/>
+      </w:pPr>
+    </w:lvl>
+    <w:lvl w:ilvl="5" w:tplc="FFFFFFFF" w:tentative="1">
+      <w:start w:val="1"/>
+      <w:numFmt w:val="lowerRoman"/>
+      <w:lvlText w:val="%6."/>
+      <w:lvlJc w:val="right"/>
+      <w:pPr>
+        <w:ind w:left="4320" w:hanging="180"/>
+      </w:pPr>
+    </w:lvl>
+    <w:lvl w:ilvl="6" w:tplc="FFFFFFFF" w:tentative="1">
+      <w:start w:val="1"/>
+      <w:numFmt w:val="decimal"/>
+      <w:lvlText w:val="%7."/>
+      <w:lvlJc w:val="left"/>
+      <w:pPr>
+        <w:ind w:left="5040" w:hanging="360"/>
+      </w:pPr>
+    </w:lvl>
+    <w:lvl w:ilvl="7" w:tplc="FFFFFFFF" w:tentative="1">
+      <w:start w:val="1"/>
+      <w:numFmt w:val="lowerLetter"/>
+      <w:lvlText w:val="%8."/>
+      <w:lvlJc w:val="left"/>
+      <w:pPr>
+        <w:ind w:left="5760" w:hanging="360"/>
+      </w:pPr>
+    </w:lvl>
+    <w:lvl w:ilvl="8" w:tplc="FFFFFFFF" w:tentative="1">
+      <w:start w:val="1"/>
+      <w:numFmt w:val="lowerRoman"/>
+      <w:lvlText w:val="%9."/>
+      <w:lvlJc w:val="right"/>
+      <w:pPr>
+        <w:ind w:left="6480" w:hanging="180"/>
+      </w:pPr>
+    </w:lvl>
+  </w:abstractNum>
+  <w:abstractNum w:abstractNumId="41" w15:restartNumberingAfterBreak="0">
     <w:nsid w:val="5D387586"/>
     <w:multiLevelType w:val="hybridMultilevel"/>
     <w:tmpl w:val="A056A602"/>
@@ -10385,7 +10579,7 @@
       </w:pPr>
     </w:lvl>
   </w:abstractNum>
-  <w:abstractNum w:abstractNumId="39" w15:restartNumberingAfterBreak="0">
+  <w:abstractNum w:abstractNumId="42" w15:restartNumberingAfterBreak="0">
     <w:nsid w:val="5DBB1C48"/>
     <w:multiLevelType w:val="hybridMultilevel"/>
     <w:tmpl w:val="6454875C"/>
@@ -10498,7 +10692,7 @@
       </w:rPr>
     </w:lvl>
   </w:abstractNum>
-  <w:abstractNum w:abstractNumId="40" w15:restartNumberingAfterBreak="0">
+  <w:abstractNum w:abstractNumId="43" w15:restartNumberingAfterBreak="0">
     <w:nsid w:val="5DEB3C35"/>
     <w:multiLevelType w:val="hybridMultilevel"/>
     <w:tmpl w:val="064830B4"/>
@@ -10611,7 +10805,7 @@
       </w:rPr>
     </w:lvl>
   </w:abstractNum>
-  <w:abstractNum w:abstractNumId="41" w15:restartNumberingAfterBreak="0">
+  <w:abstractNum w:abstractNumId="44" w15:restartNumberingAfterBreak="0">
     <w:nsid w:val="5FA62F62"/>
     <w:multiLevelType w:val="hybridMultilevel"/>
     <w:tmpl w:val="E6EA2CF2"/>
@@ -10699,10 +10893,10 @@
       </w:pPr>
     </w:lvl>
   </w:abstractNum>
-  <w:abstractNum w:abstractNumId="42" w15:restartNumberingAfterBreak="0">
+  <w:abstractNum w:abstractNumId="45" w15:restartNumberingAfterBreak="0">
     <w:nsid w:val="613B7216"/>
     <w:multiLevelType w:val="hybridMultilevel"/>
-    <w:tmpl w:val="72F2194C"/>
+    <w:tmpl w:val="6C2069C4"/>
     <w:lvl w:ilvl="0" w:tplc="0416000B">
       <w:start w:val="1"/>
       <w:numFmt w:val="bullet"/>
@@ -10791,7 +10985,7 @@
       </w:pPr>
     </w:lvl>
   </w:abstractNum>
-  <w:abstractNum w:abstractNumId="43" w15:restartNumberingAfterBreak="0">
+  <w:abstractNum w:abstractNumId="46" w15:restartNumberingAfterBreak="0">
     <w:nsid w:val="61AB2D36"/>
     <w:multiLevelType w:val="hybridMultilevel"/>
     <w:tmpl w:val="F8404EE4"/>
@@ -10879,14 +11073,14 @@
       </w:pPr>
     </w:lvl>
   </w:abstractNum>
-  <w:abstractNum w:abstractNumId="44" w15:restartNumberingAfterBreak="0">
+  <w:abstractNum w:abstractNumId="47" w15:restartNumberingAfterBreak="0">
     <w:nsid w:val="6431039E"/>
     <w:multiLevelType w:val="hybridMultilevel"/>
-    <w:tmpl w:val="AC280018"/>
-    <w:lvl w:ilvl="0" w:tplc="04160017">
+    <w:tmpl w:val="56F0A63E"/>
+    <w:lvl w:ilvl="0" w:tplc="04160019">
       <w:start w:val="1"/>
       <w:numFmt w:val="lowerLetter"/>
-      <w:lvlText w:val="%1)"/>
+      <w:lvlText w:val="%1."/>
       <w:lvlJc w:val="left"/>
       <w:pPr>
         <w:ind w:left="1776" w:hanging="360"/>
@@ -10965,7 +11159,7 @@
       </w:pPr>
     </w:lvl>
   </w:abstractNum>
-  <w:abstractNum w:abstractNumId="45" w15:restartNumberingAfterBreak="0">
+  <w:abstractNum w:abstractNumId="48" w15:restartNumberingAfterBreak="0">
     <w:nsid w:val="648C0D4B"/>
     <w:multiLevelType w:val="hybridMultilevel"/>
     <w:tmpl w:val="6E1A65D4"/>
@@ -11078,7 +11272,7 @@
       </w:rPr>
     </w:lvl>
   </w:abstractNum>
-  <w:abstractNum w:abstractNumId="46" w15:restartNumberingAfterBreak="0">
+  <w:abstractNum w:abstractNumId="49" w15:restartNumberingAfterBreak="0">
     <w:nsid w:val="65276217"/>
     <w:multiLevelType w:val="hybridMultilevel"/>
     <w:tmpl w:val="CBC00886"/>
@@ -11191,20 +11385,20 @@
       </w:rPr>
     </w:lvl>
   </w:abstractNum>
-  <w:abstractNum w:abstractNumId="47" w15:restartNumberingAfterBreak="0">
+  <w:abstractNum w:abstractNumId="50" w15:restartNumberingAfterBreak="0">
     <w:nsid w:val="65C049AF"/>
     <w:multiLevelType w:val="hybridMultilevel"/>
-    <w:tmpl w:val="A1B897CA"/>
-    <w:lvl w:ilvl="0" w:tplc="0416000D">
-      <w:start w:val="1"/>
-      <w:numFmt w:val="bullet"/>
-      <w:lvlText w:val=""/>
+    <w:tmpl w:val="AC501E26"/>
+    <w:lvl w:ilvl="0" w:tplc="0416000F">
+      <w:start w:val="1"/>
+      <w:numFmt w:val="decimal"/>
+      <w:lvlText w:val="%1."/>
       <w:lvlJc w:val="left"/>
       <w:pPr>
         <w:ind w:left="720" w:hanging="360"/>
       </w:pPr>
       <w:rPr>
-        <w:rFonts w:ascii="Wingdings" w:hAnsi="Wingdings" w:hint="default"/>
+        <w:rFonts w:hint="default"/>
       </w:rPr>
     </w:lvl>
     <w:lvl w:ilvl="1" w:tplc="04160019">
@@ -11283,7 +11477,7 @@
       </w:pPr>
     </w:lvl>
   </w:abstractNum>
-  <w:abstractNum w:abstractNumId="48" w15:restartNumberingAfterBreak="0">
+  <w:abstractNum w:abstractNumId="51" w15:restartNumberingAfterBreak="0">
     <w:nsid w:val="6619076A"/>
     <w:multiLevelType w:val="hybridMultilevel"/>
     <w:tmpl w:val="3F72458A"/>
@@ -11396,7 +11590,7 @@
       </w:rPr>
     </w:lvl>
   </w:abstractNum>
-  <w:abstractNum w:abstractNumId="49" w15:restartNumberingAfterBreak="0">
+  <w:abstractNum w:abstractNumId="52" w15:restartNumberingAfterBreak="0">
     <w:nsid w:val="68AF4228"/>
     <w:multiLevelType w:val="multilevel"/>
     <w:tmpl w:val="83DE7E40"/>
@@ -11545,7 +11739,7 @@
       </w:rPr>
     </w:lvl>
   </w:abstractNum>
-  <w:abstractNum w:abstractNumId="50" w15:restartNumberingAfterBreak="0">
+  <w:abstractNum w:abstractNumId="53" w15:restartNumberingAfterBreak="0">
     <w:nsid w:val="69693F66"/>
     <w:multiLevelType w:val="hybridMultilevel"/>
     <w:tmpl w:val="394EDC66"/>
@@ -11633,7 +11827,7 @@
       </w:pPr>
     </w:lvl>
   </w:abstractNum>
-  <w:abstractNum w:abstractNumId="51" w15:restartNumberingAfterBreak="0">
+  <w:abstractNum w:abstractNumId="54" w15:restartNumberingAfterBreak="0">
     <w:nsid w:val="6BA849E3"/>
     <w:multiLevelType w:val="hybridMultilevel"/>
     <w:tmpl w:val="CBA4FA04"/>
@@ -11724,7 +11918,7 @@
       </w:pPr>
     </w:lvl>
   </w:abstractNum>
-  <w:abstractNum w:abstractNumId="52" w15:restartNumberingAfterBreak="0">
+  <w:abstractNum w:abstractNumId="55" w15:restartNumberingAfterBreak="0">
     <w:nsid w:val="6E3B26EF"/>
     <w:multiLevelType w:val="multilevel"/>
     <w:tmpl w:val="FFFFFFFF"/>
@@ -11873,7 +12067,7 @@
       </w:rPr>
     </w:lvl>
   </w:abstractNum>
-  <w:abstractNum w:abstractNumId="53" w15:restartNumberingAfterBreak="0">
+  <w:abstractNum w:abstractNumId="56" w15:restartNumberingAfterBreak="0">
     <w:nsid w:val="73B0779D"/>
     <w:multiLevelType w:val="hybridMultilevel"/>
     <w:tmpl w:val="EB46946E"/>
@@ -11959,7 +12153,7 @@
       </w:pPr>
     </w:lvl>
   </w:abstractNum>
-  <w:abstractNum w:abstractNumId="54" w15:restartNumberingAfterBreak="0">
+  <w:abstractNum w:abstractNumId="57" w15:restartNumberingAfterBreak="0">
     <w:nsid w:val="75087418"/>
     <w:multiLevelType w:val="multilevel"/>
     <w:tmpl w:val="226E2820"/>
@@ -12108,7 +12302,7 @@
       </w:rPr>
     </w:lvl>
   </w:abstractNum>
-  <w:abstractNum w:abstractNumId="55" w15:restartNumberingAfterBreak="0">
+  <w:abstractNum w:abstractNumId="58" w15:restartNumberingAfterBreak="0">
     <w:nsid w:val="75365C7D"/>
     <w:multiLevelType w:val="hybridMultilevel"/>
     <w:tmpl w:val="FF422384"/>
@@ -12221,7 +12415,7 @@
       </w:rPr>
     </w:lvl>
   </w:abstractNum>
-  <w:abstractNum w:abstractNumId="56" w15:restartNumberingAfterBreak="0">
+  <w:abstractNum w:abstractNumId="59" w15:restartNumberingAfterBreak="0">
     <w:nsid w:val="785D5530"/>
     <w:multiLevelType w:val="hybridMultilevel"/>
     <w:tmpl w:val="B5BC727C"/>
@@ -12334,7 +12528,7 @@
       </w:rPr>
     </w:lvl>
   </w:abstractNum>
-  <w:abstractNum w:abstractNumId="57" w15:restartNumberingAfterBreak="0">
+  <w:abstractNum w:abstractNumId="60" w15:restartNumberingAfterBreak="0">
     <w:nsid w:val="7B4A18AE"/>
     <w:multiLevelType w:val="hybridMultilevel"/>
     <w:tmpl w:val="FFF63EC6"/>
@@ -12447,7 +12641,7 @@
       </w:rPr>
     </w:lvl>
   </w:abstractNum>
-  <w:abstractNum w:abstractNumId="58" w15:restartNumberingAfterBreak="0">
+  <w:abstractNum w:abstractNumId="61" w15:restartNumberingAfterBreak="0">
     <w:nsid w:val="7D1F5E08"/>
     <w:multiLevelType w:val="multilevel"/>
     <w:tmpl w:val="5816D4C8"/>
@@ -12596,7 +12790,7 @@
       </w:rPr>
     </w:lvl>
   </w:abstractNum>
-  <w:abstractNum w:abstractNumId="59" w15:restartNumberingAfterBreak="0">
+  <w:abstractNum w:abstractNumId="62" w15:restartNumberingAfterBreak="0">
     <w:nsid w:val="7D6E358A"/>
     <w:multiLevelType w:val="multilevel"/>
     <w:tmpl w:val="34E6E0F6"/>
@@ -12746,183 +12940,192 @@
     </w:lvl>
   </w:abstractNum>
   <w:num w:numId="1" w16cid:durableId="352919654">
-    <w:abstractNumId w:val="47"/>
+    <w:abstractNumId w:val="50"/>
   </w:num>
   <w:num w:numId="2" w16cid:durableId="2134058961">
+    <w:abstractNumId w:val="37"/>
+  </w:num>
+  <w:num w:numId="3" w16cid:durableId="947660964">
+    <w:abstractNumId w:val="28"/>
+  </w:num>
+  <w:num w:numId="4" w16cid:durableId="593126212">
+    <w:abstractNumId w:val="58"/>
+  </w:num>
+  <w:num w:numId="5" w16cid:durableId="37516598">
+    <w:abstractNumId w:val="38"/>
+  </w:num>
+  <w:num w:numId="6" w16cid:durableId="1101140664">
+    <w:abstractNumId w:val="42"/>
+  </w:num>
+  <w:num w:numId="7" w16cid:durableId="261577009">
+    <w:abstractNumId w:val="48"/>
+  </w:num>
+  <w:num w:numId="8" w16cid:durableId="1619215431">
+    <w:abstractNumId w:val="16"/>
+  </w:num>
+  <w:num w:numId="9" w16cid:durableId="813449808">
+    <w:abstractNumId w:val="46"/>
+  </w:num>
+  <w:num w:numId="10" w16cid:durableId="1570337232">
+    <w:abstractNumId w:val="60"/>
+  </w:num>
+  <w:num w:numId="11" w16cid:durableId="1587378239">
+    <w:abstractNumId w:val="54"/>
+  </w:num>
+  <w:num w:numId="12" w16cid:durableId="99379106">
+    <w:abstractNumId w:val="3"/>
+  </w:num>
+  <w:num w:numId="13" w16cid:durableId="1929188146">
+    <w:abstractNumId w:val="30"/>
+  </w:num>
+  <w:num w:numId="14" w16cid:durableId="2122415036">
+    <w:abstractNumId w:val="25"/>
+  </w:num>
+  <w:num w:numId="15" w16cid:durableId="1767462234">
+    <w:abstractNumId w:val="41"/>
+  </w:num>
+  <w:num w:numId="16" w16cid:durableId="1046486887">
+    <w:abstractNumId w:val="19"/>
+  </w:num>
+  <w:num w:numId="17" w16cid:durableId="1887401258">
+    <w:abstractNumId w:val="55"/>
+  </w:num>
+  <w:num w:numId="18" w16cid:durableId="363873536">
+    <w:abstractNumId w:val="32"/>
+  </w:num>
+  <w:num w:numId="19" w16cid:durableId="372121717">
+    <w:abstractNumId w:val="21"/>
+  </w:num>
+  <w:num w:numId="20" w16cid:durableId="7871061">
+    <w:abstractNumId w:val="29"/>
+  </w:num>
+  <w:num w:numId="21" w16cid:durableId="1337463784">
+    <w:abstractNumId w:val="9"/>
+  </w:num>
+  <w:num w:numId="22" w16cid:durableId="1878543061">
+    <w:abstractNumId w:val="44"/>
+  </w:num>
+  <w:num w:numId="23" w16cid:durableId="1529023680">
+    <w:abstractNumId w:val="53"/>
+  </w:num>
+  <w:num w:numId="24" w16cid:durableId="1231501325">
+    <w:abstractNumId w:val="5"/>
+  </w:num>
+  <w:num w:numId="25" w16cid:durableId="1015308669">
+    <w:abstractNumId w:val="33"/>
+  </w:num>
+  <w:num w:numId="26" w16cid:durableId="258877118">
+    <w:abstractNumId w:val="6"/>
+  </w:num>
+  <w:num w:numId="27" w16cid:durableId="348145312">
+    <w:abstractNumId w:val="23"/>
+  </w:num>
+  <w:num w:numId="28" w16cid:durableId="1755584665">
     <w:abstractNumId w:val="35"/>
   </w:num>
-  <w:num w:numId="3" w16cid:durableId="947660964">
-    <w:abstractNumId w:val="26"/>
-  </w:num>
-  <w:num w:numId="4" w16cid:durableId="593126212">
-    <w:abstractNumId w:val="55"/>
-  </w:num>
-  <w:num w:numId="5" w16cid:durableId="37516598">
-    <w:abstractNumId w:val="36"/>
-  </w:num>
-  <w:num w:numId="6" w16cid:durableId="1101140664">
-    <w:abstractNumId w:val="39"/>
-  </w:num>
-  <w:num w:numId="7" w16cid:durableId="261577009">
-    <w:abstractNumId w:val="45"/>
-  </w:num>
-  <w:num w:numId="8" w16cid:durableId="1619215431">
-    <w:abstractNumId w:val="14"/>
-  </w:num>
-  <w:num w:numId="9" w16cid:durableId="813449808">
-    <w:abstractNumId w:val="43"/>
-  </w:num>
-  <w:num w:numId="10" w16cid:durableId="1570337232">
-    <w:abstractNumId w:val="57"/>
-  </w:num>
-  <w:num w:numId="11" w16cid:durableId="1587378239">
-    <w:abstractNumId w:val="51"/>
-  </w:num>
-  <w:num w:numId="12" w16cid:durableId="99379106">
-    <w:abstractNumId w:val="2"/>
-  </w:num>
-  <w:num w:numId="13" w16cid:durableId="1929188146">
-    <w:abstractNumId w:val="28"/>
-  </w:num>
-  <w:num w:numId="14" w16cid:durableId="2122415036">
-    <w:abstractNumId w:val="23"/>
-  </w:num>
-  <w:num w:numId="15" w16cid:durableId="1767462234">
-    <w:abstractNumId w:val="38"/>
-  </w:num>
-  <w:num w:numId="16" w16cid:durableId="1046486887">
-    <w:abstractNumId w:val="17"/>
-  </w:num>
-  <w:num w:numId="17" w16cid:durableId="1887401258">
-    <w:abstractNumId w:val="52"/>
-  </w:num>
-  <w:num w:numId="18" w16cid:durableId="363873536">
-    <w:abstractNumId w:val="30"/>
-  </w:num>
-  <w:num w:numId="19" w16cid:durableId="372121717">
-    <w:abstractNumId w:val="19"/>
-  </w:num>
-  <w:num w:numId="20" w16cid:durableId="7871061">
-    <w:abstractNumId w:val="27"/>
-  </w:num>
-  <w:num w:numId="21" w16cid:durableId="1337463784">
-    <w:abstractNumId w:val="8"/>
-  </w:num>
-  <w:num w:numId="22" w16cid:durableId="1878543061">
-    <w:abstractNumId w:val="41"/>
-  </w:num>
-  <w:num w:numId="23" w16cid:durableId="1529023680">
-    <w:abstractNumId w:val="50"/>
-  </w:num>
-  <w:num w:numId="24" w16cid:durableId="1231501325">
-    <w:abstractNumId w:val="4"/>
-  </w:num>
-  <w:num w:numId="25" w16cid:durableId="1015308669">
-    <w:abstractNumId w:val="31"/>
-  </w:num>
-  <w:num w:numId="26" w16cid:durableId="258877118">
-    <w:abstractNumId w:val="5"/>
-  </w:num>
-  <w:num w:numId="27" w16cid:durableId="348145312">
-    <w:abstractNumId w:val="21"/>
-  </w:num>
-  <w:num w:numId="28" w16cid:durableId="1755584665">
-    <w:abstractNumId w:val="33"/>
-  </w:num>
   <w:num w:numId="29" w16cid:durableId="1237476759">
-    <w:abstractNumId w:val="6"/>
+    <w:abstractNumId w:val="7"/>
   </w:num>
   <w:num w:numId="30" w16cid:durableId="129907416">
+    <w:abstractNumId w:val="22"/>
+  </w:num>
+  <w:num w:numId="31" w16cid:durableId="1049647047">
     <w:abstractNumId w:val="20"/>
   </w:num>
-  <w:num w:numId="31" w16cid:durableId="1049647047">
-    <w:abstractNumId w:val="18"/>
-  </w:num>
   <w:num w:numId="32" w16cid:durableId="1135831108">
-    <w:abstractNumId w:val="22"/>
+    <w:abstractNumId w:val="24"/>
   </w:num>
   <w:num w:numId="33" w16cid:durableId="805777804">
-    <w:abstractNumId w:val="9"/>
+    <w:abstractNumId w:val="10"/>
   </w:num>
   <w:num w:numId="34" w16cid:durableId="1636064455">
     <w:abstractNumId w:val="1"/>
   </w:num>
   <w:num w:numId="35" w16cid:durableId="786393811">
-    <w:abstractNumId w:val="48"/>
+    <w:abstractNumId w:val="51"/>
   </w:num>
   <w:num w:numId="36" w16cid:durableId="555967944">
+    <w:abstractNumId w:val="59"/>
+  </w:num>
+  <w:num w:numId="37" w16cid:durableId="1841117977">
+    <w:abstractNumId w:val="43"/>
+  </w:num>
+  <w:num w:numId="38" w16cid:durableId="223176482">
+    <w:abstractNumId w:val="62"/>
+  </w:num>
+  <w:num w:numId="39" w16cid:durableId="965619613">
+    <w:abstractNumId w:val="47"/>
+  </w:num>
+  <w:num w:numId="40" w16cid:durableId="196819097">
+    <w:abstractNumId w:val="11"/>
+  </w:num>
+  <w:num w:numId="41" w16cid:durableId="882443025">
+    <w:abstractNumId w:val="39"/>
+  </w:num>
+  <w:num w:numId="42" w16cid:durableId="1959678483">
     <w:abstractNumId w:val="56"/>
   </w:num>
-  <w:num w:numId="37" w16cid:durableId="1841117977">
-    <w:abstractNumId w:val="40"/>
-  </w:num>
-  <w:num w:numId="38" w16cid:durableId="223176482">
-    <w:abstractNumId w:val="59"/>
-  </w:num>
-  <w:num w:numId="39" w16cid:durableId="965619613">
-    <w:abstractNumId w:val="44"/>
-  </w:num>
-  <w:num w:numId="40" w16cid:durableId="196819097">
-    <w:abstractNumId w:val="10"/>
-  </w:num>
-  <w:num w:numId="41" w16cid:durableId="882443025">
-    <w:abstractNumId w:val="37"/>
-  </w:num>
-  <w:num w:numId="42" w16cid:durableId="1959678483">
-    <w:abstractNumId w:val="53"/>
-  </w:num>
   <w:num w:numId="43" w16cid:durableId="1807358788">
-    <w:abstractNumId w:val="25"/>
+    <w:abstractNumId w:val="27"/>
   </w:num>
   <w:num w:numId="44" w16cid:durableId="1147553981">
-    <w:abstractNumId w:val="32"/>
+    <w:abstractNumId w:val="34"/>
   </w:num>
   <w:num w:numId="45" w16cid:durableId="808789029">
-    <w:abstractNumId w:val="34"/>
+    <w:abstractNumId w:val="36"/>
   </w:num>
   <w:num w:numId="46" w16cid:durableId="213196492">
-    <w:abstractNumId w:val="15"/>
+    <w:abstractNumId w:val="17"/>
   </w:num>
   <w:num w:numId="47" w16cid:durableId="654332411">
-    <w:abstractNumId w:val="24"/>
+    <w:abstractNumId w:val="26"/>
   </w:num>
   <w:num w:numId="48" w16cid:durableId="1947691180">
-    <w:abstractNumId w:val="42"/>
+    <w:abstractNumId w:val="45"/>
   </w:num>
   <w:num w:numId="49" w16cid:durableId="753623419">
-    <w:abstractNumId w:val="46"/>
+    <w:abstractNumId w:val="49"/>
   </w:num>
   <w:num w:numId="50" w16cid:durableId="2119257804">
-    <w:abstractNumId w:val="7"/>
+    <w:abstractNumId w:val="8"/>
   </w:num>
   <w:num w:numId="51" w16cid:durableId="1795440258">
-    <w:abstractNumId w:val="54"/>
+    <w:abstractNumId w:val="57"/>
   </w:num>
   <w:num w:numId="52" w16cid:durableId="1360475358">
-    <w:abstractNumId w:val="16"/>
+    <w:abstractNumId w:val="18"/>
   </w:num>
   <w:num w:numId="53" w16cid:durableId="1540388851">
-    <w:abstractNumId w:val="58"/>
+    <w:abstractNumId w:val="61"/>
   </w:num>
   <w:num w:numId="54" w16cid:durableId="821895666">
-    <w:abstractNumId w:val="3"/>
+    <w:abstractNumId w:val="4"/>
   </w:num>
   <w:num w:numId="55" w16cid:durableId="2128352827">
-    <w:abstractNumId w:val="49"/>
+    <w:abstractNumId w:val="52"/>
   </w:num>
   <w:num w:numId="56" w16cid:durableId="2099598273">
-    <w:abstractNumId w:val="29"/>
+    <w:abstractNumId w:val="31"/>
   </w:num>
   <w:num w:numId="57" w16cid:durableId="1978412364">
     <w:abstractNumId w:val="0"/>
   </w:num>
   <w:num w:numId="58" w16cid:durableId="59331336">
-    <w:abstractNumId w:val="11"/>
+    <w:abstractNumId w:val="12"/>
   </w:num>
   <w:num w:numId="59" w16cid:durableId="76366132">
-    <w:abstractNumId w:val="12"/>
+    <w:abstractNumId w:val="14"/>
   </w:num>
   <w:num w:numId="60" w16cid:durableId="28142870">
+    <w:abstractNumId w:val="15"/>
+  </w:num>
+  <w:num w:numId="61" w16cid:durableId="653527166">
+    <w:abstractNumId w:val="2"/>
+  </w:num>
+  <w:num w:numId="62" w16cid:durableId="1724283783">
+    <w:abstractNumId w:val="40"/>
+  </w:num>
+  <w:num w:numId="63" w16cid:durableId="411053669">
     <w:abstractNumId w:val="13"/>
   </w:num>
 </w:numbering>
@@ -13531,7 +13734,6 @@
   <w:style w:type="character" w:default="1" w:styleId="Fontepargpadro">
     <w:name w:val="Default Paragraph Font"/>
     <w:uiPriority w:val="1"/>
-    <w:semiHidden/>
     <w:unhideWhenUsed/>
   </w:style>
   <w:style w:type="table" w:default="1" w:styleId="Tabelanormal">
